--- a/gestion_escolar/templates/tramites/Plantillas/Word/FILIACIONDESUBICADO.docx
+++ b/gestion_escolar/templates/tramites/Plantillas/Word/FILIACIONDESUBICADO.docx
@@ -1161,7 +1161,7 @@
                 <w:sz w:val="16"/>
                 <w:szCs w:val="16"/>
               </w:rPr>
-              <w:t>Nombre_CT</w:t>
+              <w:t>Nombre_CT_Techo_F</w:t>
             </w:r>
             <w:proofErr w:type="spellEnd"/>
             <w:r>
@@ -1231,14 +1231,16 @@
               </w:rPr>
               <w:t>{{</w:t>
             </w:r>
-            <w:r>
-              <w:rPr>
-                <w:rFonts w:ascii="Arial" w:hAnsi="Arial" w:cs="Arial"/>
-                <w:sz w:val="16"/>
-                <w:szCs w:val="16"/>
-              </w:rPr>
-              <w:t>Turno</w:t>
-            </w:r>
+            <w:proofErr w:type="spellStart"/>
+            <w:r>
+              <w:rPr>
+                <w:rFonts w:ascii="Arial" w:hAnsi="Arial" w:cs="Arial"/>
+                <w:sz w:val="16"/>
+                <w:szCs w:val="16"/>
+              </w:rPr>
+              <w:t>Turno_Techo_F</w:t>
+            </w:r>
+            <w:proofErr w:type="spellEnd"/>
             <w:r>
               <w:rPr>
                 <w:rFonts w:ascii="Arial" w:hAnsi="Arial" w:cs="Arial"/>
@@ -1379,7 +1381,7 @@
                 <w:sz w:val="16"/>
                 <w:szCs w:val="16"/>
               </w:rPr>
-              <w:t>Clave_CT</w:t>
+              <w:t>Clave_CT_Techo_F</w:t>
             </w:r>
             <w:proofErr w:type="spellEnd"/>
             <w:r>
@@ -1388,7 +1390,7 @@
                 <w:sz w:val="16"/>
                 <w:szCs w:val="16"/>
               </w:rPr>
-              <w:t>}}</w:t>
+              <w:t xml:space="preserve">}} </w:t>
             </w:r>
             <w:r>
               <w:rPr>
@@ -1712,7 +1714,7 @@
                 <w:szCs w:val="16"/>
                 <w:lang w:val="es-MX"/>
               </w:rPr>
-              <w:t>Domicilio_CT</w:t>
+              <w:t>Domicilio_CT_Techo_F</w:t>
             </w:r>
             <w:proofErr w:type="spellEnd"/>
             <w:r>
@@ -1795,7 +1797,7 @@
                 <w:sz w:val="16"/>
                 <w:szCs w:val="16"/>
               </w:rPr>
-              <w:t>Poblacion</w:t>
+              <w:t>Poblacion_Techo_F</w:t>
             </w:r>
             <w:proofErr w:type="spellEnd"/>
             <w:r>
@@ -2481,11 +2483,11 @@
         <w:gridCol w:w="801"/>
         <w:gridCol w:w="172"/>
         <w:gridCol w:w="172"/>
-        <w:gridCol w:w="173"/>
-        <w:gridCol w:w="170"/>
-        <w:gridCol w:w="109"/>
-        <w:gridCol w:w="235"/>
-        <w:gridCol w:w="1033"/>
+        <w:gridCol w:w="180"/>
+        <w:gridCol w:w="177"/>
+        <w:gridCol w:w="113"/>
+        <w:gridCol w:w="244"/>
+        <w:gridCol w:w="1073"/>
         <w:gridCol w:w="164"/>
         <w:gridCol w:w="350"/>
         <w:gridCol w:w="751"/>
@@ -4943,7 +4945,7 @@
                 <w:sz w:val="16"/>
                 <w:szCs w:val="16"/>
               </w:rPr>
-              <w:t>Clave_CT</w:t>
+              <w:t>Clave_CT_Techo_F</w:t>
             </w:r>
             <w:proofErr w:type="spellEnd"/>
             <w:r>
@@ -5273,7 +5275,7 @@
                 <w:sz w:val="16"/>
                 <w:szCs w:val="16"/>
               </w:rPr>
-              <w:t>Nombre_CT</w:t>
+              <w:t>Nombre_CT_Techo_F</w:t>
             </w:r>
             <w:proofErr w:type="spellEnd"/>
             <w:r>
@@ -5363,7 +5365,7 @@
                 <w:szCs w:val="16"/>
                 <w:lang w:val="es-MX"/>
               </w:rPr>
-              <w:t>Domicilio_CT</w:t>
+              <w:t>Domicilio_CT_Techo_F</w:t>
             </w:r>
             <w:proofErr w:type="spellEnd"/>
             <w:r>
@@ -5451,7 +5453,7 @@
                 <w:sz w:val="16"/>
                 <w:szCs w:val="16"/>
               </w:rPr>
-              <w:t>Poblacion</w:t>
+              <w:t>Poblacion_Techo_F</w:t>
             </w:r>
             <w:proofErr w:type="spellEnd"/>
             <w:r>
@@ -6027,9 +6029,12 @@
           <w:szCs w:val="18"/>
         </w:rPr>
         <w:sectPr>
-          <w:headerReference w:type="default" r:id="rId7"/>
-          <w:headerReference w:type="first" r:id="rId8"/>
-          <w:footerReference w:type="first" r:id="rId9"/>
+          <w:headerReference w:type="even" r:id="rId7"/>
+          <w:headerReference w:type="default" r:id="rId8"/>
+          <w:footerReference w:type="even" r:id="rId9"/>
+          <w:footerReference w:type="default" r:id="rId10"/>
+          <w:headerReference w:type="first" r:id="rId11"/>
+          <w:footerReference w:type="first" r:id="rId12"/>
           <w:pgSz w:w="12240" w:h="15840"/>
           <w:pgMar w:top="1171" w:right="1701" w:bottom="993" w:left="1701" w:header="708" w:footer="829" w:gutter="0"/>
           <w:cols w:space="708"/>
@@ -6489,7 +6494,6 @@
               </w:rPr>
               <w:t>{{</w:t>
             </w:r>
-            <w:proofErr w:type="spellStart"/>
             <w:r>
               <w:rPr>
                 <w:rFonts w:asciiTheme="majorHAnsi" w:hAnsiTheme="majorHAnsi" w:cstheme="majorHAnsi"/>
@@ -6501,7 +6505,6 @@
               </w:rPr>
               <w:t>Z_Escolar</w:t>
             </w:r>
-            <w:proofErr w:type="spellEnd"/>
             <w:r>
               <w:rPr>
                 <w:rFonts w:asciiTheme="majorHAnsi" w:hAnsiTheme="majorHAnsi" w:cstheme="majorHAnsi"/>
@@ -6922,7 +6925,6 @@
               </w:rPr>
               <w:t>{{</w:t>
             </w:r>
-            <w:proofErr w:type="spellStart"/>
             <w:r>
               <w:rPr>
                 <w:rFonts w:asciiTheme="majorHAnsi" w:hAnsiTheme="majorHAnsi" w:cstheme="majorHAnsi"/>
@@ -6931,7 +6933,6 @@
               </w:rPr>
               <w:t>RFC_Interino</w:t>
             </w:r>
-            <w:proofErr w:type="spellEnd"/>
             <w:r>
               <w:rPr>
                 <w:rFonts w:asciiTheme="majorHAnsi" w:hAnsiTheme="majorHAnsi" w:cstheme="majorHAnsi"/>
@@ -7227,7 +7228,6 @@
               </w:rPr>
               <w:t>{{</w:t>
             </w:r>
-            <w:proofErr w:type="spellStart"/>
             <w:r>
               <w:rPr>
                 <w:rFonts w:asciiTheme="majorHAnsi" w:hAnsiTheme="majorHAnsi" w:cstheme="majorHAnsi"/>
@@ -7239,7 +7239,6 @@
               </w:rPr>
               <w:t>Dom_Particular</w:t>
             </w:r>
-            <w:proofErr w:type="spellEnd"/>
             <w:r>
               <w:rPr>
                 <w:rFonts w:asciiTheme="majorHAnsi" w:hAnsiTheme="majorHAnsi" w:cstheme="majorHAnsi"/>
@@ -7273,7 +7272,6 @@
               </w:rPr>
               <w:t>{{</w:t>
             </w:r>
-            <w:proofErr w:type="spellStart"/>
             <w:r>
               <w:rPr>
                 <w:rFonts w:asciiTheme="majorHAnsi" w:hAnsiTheme="majorHAnsi" w:cstheme="majorHAnsi"/>
@@ -7285,7 +7283,6 @@
               </w:rPr>
               <w:t>Poblacion_Interino</w:t>
             </w:r>
-            <w:proofErr w:type="spellEnd"/>
             <w:r>
               <w:rPr>
                 <w:rFonts w:asciiTheme="majorHAnsi" w:hAnsiTheme="majorHAnsi" w:cstheme="majorHAnsi"/>
@@ -7329,7 +7326,6 @@
               </w:rPr>
               <w:t>{{</w:t>
             </w:r>
-            <w:proofErr w:type="spellStart"/>
             <w:r>
               <w:rPr>
                 <w:rFonts w:asciiTheme="majorHAnsi" w:hAnsiTheme="majorHAnsi" w:cstheme="majorHAnsi"/>
@@ -7340,7 +7336,6 @@
               </w:rPr>
               <w:t>C_P_Interino</w:t>
             </w:r>
-            <w:proofErr w:type="spellEnd"/>
             <w:r>
               <w:rPr>
                 <w:rFonts w:asciiTheme="majorHAnsi" w:hAnsiTheme="majorHAnsi" w:cstheme="majorHAnsi"/>
@@ -8298,7 +8293,6 @@
               </w:rPr>
               <w:t>{{</w:t>
             </w:r>
-            <w:proofErr w:type="spellStart"/>
             <w:r>
               <w:rPr>
                 <w:rFonts w:asciiTheme="majorHAnsi" w:hAnsiTheme="majorHAnsi" w:cstheme="majorHAnsi"/>
@@ -8308,7 +8302,6 @@
               </w:rPr>
               <w:t>Categoria_Titular</w:t>
             </w:r>
-            <w:proofErr w:type="spellEnd"/>
             <w:r>
               <w:rPr>
                 <w:rFonts w:asciiTheme="majorHAnsi" w:hAnsiTheme="majorHAnsi" w:cstheme="majorHAnsi"/>
@@ -8367,7 +8360,7 @@
                 <w:szCs w:val="16"/>
                 <w:lang w:val="es-MX" w:eastAsia="es-MX"/>
               </w:rPr>
-              <w:t>Nom_CTCompleto</w:t>
+              <w:t>Nombre_CT_Techo_F</w:t>
             </w:r>
             <w:proofErr w:type="spellEnd"/>
             <w:r>
@@ -8420,7 +8413,6 @@
               </w:rPr>
               <w:t>{{</w:t>
             </w:r>
-            <w:proofErr w:type="spellStart"/>
             <w:r>
               <w:rPr>
                 <w:rFonts w:asciiTheme="majorHAnsi" w:hAnsiTheme="majorHAnsi" w:cstheme="majorHAnsi"/>
@@ -8432,7 +8424,6 @@
               </w:rPr>
               <w:t>I_Dia</w:t>
             </w:r>
-            <w:proofErr w:type="spellEnd"/>
             <w:r>
               <w:rPr>
                 <w:rFonts w:asciiTheme="majorHAnsi" w:hAnsiTheme="majorHAnsi" w:cstheme="majorHAnsi"/>
@@ -8483,7 +8474,6 @@
               </w:rPr>
               <w:t>{{</w:t>
             </w:r>
-            <w:proofErr w:type="spellStart"/>
             <w:r>
               <w:rPr>
                 <w:rFonts w:asciiTheme="majorHAnsi" w:hAnsiTheme="majorHAnsi" w:cstheme="majorHAnsi"/>
@@ -8495,7 +8485,6 @@
               </w:rPr>
               <w:t>I_Mes</w:t>
             </w:r>
-            <w:proofErr w:type="spellEnd"/>
             <w:r>
               <w:rPr>
                 <w:rFonts w:asciiTheme="majorHAnsi" w:hAnsiTheme="majorHAnsi" w:cstheme="majorHAnsi"/>
@@ -8547,7 +8536,6 @@
               </w:rPr>
               <w:t>{{</w:t>
             </w:r>
-            <w:proofErr w:type="spellStart"/>
             <w:r>
               <w:rPr>
                 <w:rFonts w:asciiTheme="majorHAnsi" w:hAnsiTheme="majorHAnsi" w:cstheme="majorHAnsi"/>
@@ -8559,7 +8547,6 @@
               </w:rPr>
               <w:t>I_Ano</w:t>
             </w:r>
-            <w:proofErr w:type="spellEnd"/>
             <w:r>
               <w:rPr>
                 <w:rFonts w:asciiTheme="majorHAnsi" w:hAnsiTheme="majorHAnsi" w:cstheme="majorHAnsi"/>
@@ -8782,7 +8769,7 @@
                 <w:szCs w:val="16"/>
                 <w:lang w:val="es-MX"/>
               </w:rPr>
-              <w:t>Domicilio_CT</w:t>
+              <w:t>Domicilio_CT_Techo_F</w:t>
             </w:r>
             <w:proofErr w:type="spellEnd"/>
             <w:r>
@@ -8930,7 +8917,6 @@
               </w:rPr>
               <w:t>{{</w:t>
             </w:r>
-            <w:proofErr w:type="spellStart"/>
             <w:r>
               <w:rPr>
                 <w:rFonts w:asciiTheme="majorHAnsi" w:hAnsiTheme="majorHAnsi" w:cstheme="majorHAnsi"/>
@@ -8953,7 +8939,6 @@
               </w:rPr>
               <w:t>_Interino</w:t>
             </w:r>
-            <w:proofErr w:type="spellEnd"/>
             <w:r>
               <w:rPr>
                 <w:rFonts w:asciiTheme="majorHAnsi" w:hAnsiTheme="majorHAnsi" w:cstheme="majorHAnsi"/>
@@ -9001,7 +8986,6 @@
               </w:rPr>
               <w:t>{{</w:t>
             </w:r>
-            <w:proofErr w:type="spellStart"/>
             <w:r>
               <w:rPr>
                 <w:rFonts w:asciiTheme="majorHAnsi" w:hAnsiTheme="majorHAnsi" w:cstheme="majorHAnsi"/>
@@ -9011,7 +8995,6 @@
               </w:rPr>
               <w:t>Presupuestal_Interino</w:t>
             </w:r>
-            <w:proofErr w:type="spellEnd"/>
             <w:r>
               <w:rPr>
                 <w:rFonts w:asciiTheme="majorHAnsi" w:hAnsiTheme="majorHAnsi" w:cstheme="majorHAnsi"/>
@@ -9174,7 +9157,7 @@
                 <w:sz w:val="16"/>
                 <w:szCs w:val="16"/>
               </w:rPr>
-              <w:t>Poblacion</w:t>
+              <w:t>Poblacion_Techo_F</w:t>
             </w:r>
             <w:proofErr w:type="spellEnd"/>
             <w:r>
@@ -9232,7 +9215,6 @@
               </w:rPr>
               <w:t>{{</w:t>
             </w:r>
-            <w:proofErr w:type="spellStart"/>
             <w:r>
               <w:rPr>
                 <w:rFonts w:asciiTheme="majorHAnsi" w:hAnsiTheme="majorHAnsi" w:cstheme="majorHAnsi"/>
@@ -9244,7 +9226,6 @@
               </w:rPr>
               <w:t>F_Dia</w:t>
             </w:r>
-            <w:proofErr w:type="spellEnd"/>
             <w:r>
               <w:rPr>
                 <w:rFonts w:asciiTheme="majorHAnsi" w:hAnsiTheme="majorHAnsi" w:cstheme="majorHAnsi"/>
@@ -9295,7 +9276,6 @@
               </w:rPr>
               <w:t>{{</w:t>
             </w:r>
-            <w:proofErr w:type="spellStart"/>
             <w:r>
               <w:rPr>
                 <w:rFonts w:asciiTheme="majorHAnsi" w:hAnsiTheme="majorHAnsi" w:cstheme="majorHAnsi"/>
@@ -9307,7 +9287,6 @@
               </w:rPr>
               <w:t>F_Mes</w:t>
             </w:r>
-            <w:proofErr w:type="spellEnd"/>
             <w:r>
               <w:rPr>
                 <w:rFonts w:asciiTheme="majorHAnsi" w:hAnsiTheme="majorHAnsi" w:cstheme="majorHAnsi"/>
@@ -9358,7 +9337,6 @@
               </w:rPr>
               <w:t>{{</w:t>
             </w:r>
-            <w:proofErr w:type="spellStart"/>
             <w:r>
               <w:rPr>
                 <w:rFonts w:asciiTheme="majorHAnsi" w:hAnsiTheme="majorHAnsi" w:cstheme="majorHAnsi"/>
@@ -9370,7 +9348,6 @@
               </w:rPr>
               <w:t>F_Ano</w:t>
             </w:r>
-            <w:proofErr w:type="spellEnd"/>
             <w:r>
               <w:rPr>
                 <w:rFonts w:asciiTheme="majorHAnsi" w:hAnsiTheme="majorHAnsi" w:cstheme="majorHAnsi"/>
@@ -9575,17 +9552,17 @@
                 <w:bCs/>
                 <w:sz w:val="16"/>
                 <w:szCs w:val="16"/>
-                <w:lang w:val="es-MX" w:eastAsia="es-MX"/>
-              </w:rPr>
-            </w:pPr>
-            <w:r>
-              <w:rPr>
-                <w:rFonts w:asciiTheme="majorHAnsi" w:hAnsiTheme="majorHAnsi" w:cstheme="majorHAnsi"/>
-                <w:b/>
-                <w:bCs/>
-                <w:sz w:val="16"/>
-                <w:szCs w:val="16"/>
-                <w:lang w:val="es-MX" w:eastAsia="es-MX"/>
+                <w:lang w:val="en-US" w:eastAsia="es-MX"/>
+              </w:rPr>
+            </w:pPr>
+            <w:r>
+              <w:rPr>
+                <w:rFonts w:asciiTheme="majorHAnsi" w:hAnsiTheme="majorHAnsi" w:cstheme="majorHAnsi"/>
+                <w:b/>
+                <w:bCs/>
+                <w:sz w:val="16"/>
+                <w:szCs w:val="16"/>
+                <w:lang w:val="en-US" w:eastAsia="es-MX"/>
               </w:rPr>
               <w:t xml:space="preserve">C.T. </w:t>
             </w:r>
@@ -9594,6 +9571,7 @@
                 <w:rFonts w:asciiTheme="majorHAnsi" w:hAnsiTheme="majorHAnsi" w:cstheme="majorHAnsi"/>
                 <w:sz w:val="16"/>
                 <w:szCs w:val="16"/>
+                <w:lang w:val="en-US"/>
               </w:rPr>
               <w:t>{{</w:t>
             </w:r>
@@ -9603,8 +9581,9 @@
                 <w:rFonts w:asciiTheme="majorHAnsi" w:hAnsiTheme="majorHAnsi" w:cstheme="majorHAnsi"/>
                 <w:sz w:val="16"/>
                 <w:szCs w:val="16"/>
-              </w:rPr>
-              <w:t>Clave_CT</w:t>
+                <w:lang w:val="en-US"/>
+              </w:rPr>
+              <w:t>Clave_CT_Techo_F</w:t>
             </w:r>
             <w:proofErr w:type="spellEnd"/>
             <w:r>
@@ -9612,6 +9591,7 @@
                 <w:rFonts w:asciiTheme="majorHAnsi" w:hAnsiTheme="majorHAnsi" w:cstheme="majorHAnsi"/>
                 <w:sz w:val="16"/>
                 <w:szCs w:val="16"/>
+                <w:lang w:val="en-US"/>
               </w:rPr>
               <w:t>}}</w:t>
             </w:r>
@@ -9640,7 +9620,7 @@
                 <w:bCs/>
                 <w:sz w:val="16"/>
                 <w:szCs w:val="16"/>
-                <w:lang w:val="es-MX" w:eastAsia="es-MX"/>
+                <w:lang w:val="en-US" w:eastAsia="es-MX"/>
               </w:rPr>
             </w:pPr>
           </w:p>
@@ -9668,7 +9648,7 @@
                 <w:bCs/>
                 <w:sz w:val="16"/>
                 <w:szCs w:val="16"/>
-                <w:lang w:val="es-MX" w:eastAsia="es-MX"/>
+                <w:lang w:val="en-US" w:eastAsia="es-MX"/>
               </w:rPr>
             </w:pPr>
           </w:p>
@@ -9697,7 +9677,7 @@
                 <w:bCs/>
                 <w:sz w:val="16"/>
                 <w:szCs w:val="16"/>
-                <w:lang w:val="es-MX" w:eastAsia="es-MX"/>
+                <w:lang w:val="en-US" w:eastAsia="es-MX"/>
               </w:rPr>
             </w:pPr>
           </w:p>
@@ -9726,17 +9706,17 @@
                 <w:bCs/>
                 <w:sz w:val="16"/>
                 <w:szCs w:val="16"/>
-                <w:lang w:val="es-MX" w:eastAsia="es-MX"/>
-              </w:rPr>
-            </w:pPr>
-            <w:r>
-              <w:rPr>
-                <w:rFonts w:asciiTheme="majorHAnsi" w:hAnsiTheme="majorHAnsi" w:cstheme="majorHAnsi"/>
-                <w:b/>
-                <w:bCs/>
-                <w:sz w:val="16"/>
-                <w:szCs w:val="16"/>
-                <w:lang w:val="es-MX" w:eastAsia="es-MX"/>
+                <w:lang w:val="en-US" w:eastAsia="es-MX"/>
+              </w:rPr>
+            </w:pPr>
+            <w:r>
+              <w:rPr>
+                <w:rFonts w:asciiTheme="majorHAnsi" w:hAnsiTheme="majorHAnsi" w:cstheme="majorHAnsi"/>
+                <w:b/>
+                <w:bCs/>
+                <w:sz w:val="16"/>
+                <w:szCs w:val="16"/>
+                <w:lang w:val="en-US" w:eastAsia="es-MX"/>
               </w:rPr>
               <w:t> </w:t>
             </w:r>
@@ -9766,17 +9746,17 @@
                 <w:bCs/>
                 <w:sz w:val="16"/>
                 <w:szCs w:val="16"/>
-                <w:lang w:val="es-MX" w:eastAsia="es-MX"/>
-              </w:rPr>
-            </w:pPr>
-            <w:r>
-              <w:rPr>
-                <w:rFonts w:asciiTheme="majorHAnsi" w:hAnsiTheme="majorHAnsi" w:cstheme="majorHAnsi"/>
-                <w:b/>
-                <w:bCs/>
-                <w:sz w:val="16"/>
-                <w:szCs w:val="16"/>
-                <w:lang w:val="es-MX" w:eastAsia="es-MX"/>
+                <w:lang w:val="en-US" w:eastAsia="es-MX"/>
+              </w:rPr>
+            </w:pPr>
+            <w:r>
+              <w:rPr>
+                <w:rFonts w:asciiTheme="majorHAnsi" w:hAnsiTheme="majorHAnsi" w:cstheme="majorHAnsi"/>
+                <w:b/>
+                <w:bCs/>
+                <w:sz w:val="16"/>
+                <w:szCs w:val="16"/>
+                <w:lang w:val="en-US" w:eastAsia="es-MX"/>
               </w:rPr>
               <w:t> </w:t>
             </w:r>
@@ -9806,17 +9786,17 @@
                 <w:bCs/>
                 <w:sz w:val="16"/>
                 <w:szCs w:val="16"/>
-                <w:lang w:val="es-MX" w:eastAsia="es-MX"/>
-              </w:rPr>
-            </w:pPr>
-            <w:r>
-              <w:rPr>
-                <w:rFonts w:asciiTheme="majorHAnsi" w:hAnsiTheme="majorHAnsi" w:cstheme="majorHAnsi"/>
-                <w:b/>
-                <w:bCs/>
-                <w:sz w:val="16"/>
-                <w:szCs w:val="16"/>
-                <w:lang w:val="es-MX" w:eastAsia="es-MX"/>
+                <w:lang w:val="en-US" w:eastAsia="es-MX"/>
+              </w:rPr>
+            </w:pPr>
+            <w:r>
+              <w:rPr>
+                <w:rFonts w:asciiTheme="majorHAnsi" w:hAnsiTheme="majorHAnsi" w:cstheme="majorHAnsi"/>
+                <w:b/>
+                <w:bCs/>
+                <w:sz w:val="16"/>
+                <w:szCs w:val="16"/>
+                <w:lang w:val="en-US" w:eastAsia="es-MX"/>
               </w:rPr>
               <w:t> </w:t>
             </w:r>
@@ -9853,17 +9833,17 @@
                 <w:bCs/>
                 <w:sz w:val="16"/>
                 <w:szCs w:val="16"/>
-                <w:lang w:val="es-MX" w:eastAsia="es-MX"/>
-              </w:rPr>
-            </w:pPr>
-            <w:r>
-              <w:rPr>
-                <w:rFonts w:asciiTheme="majorHAnsi" w:hAnsiTheme="majorHAnsi" w:cstheme="majorHAnsi"/>
-                <w:b/>
-                <w:bCs/>
-                <w:sz w:val="16"/>
-                <w:szCs w:val="16"/>
-                <w:lang w:val="es-MX" w:eastAsia="es-MX"/>
+                <w:lang w:val="en-US" w:eastAsia="es-MX"/>
+              </w:rPr>
+            </w:pPr>
+            <w:r>
+              <w:rPr>
+                <w:rFonts w:asciiTheme="majorHAnsi" w:hAnsiTheme="majorHAnsi" w:cstheme="majorHAnsi"/>
+                <w:b/>
+                <w:bCs/>
+                <w:sz w:val="16"/>
+                <w:szCs w:val="16"/>
+                <w:lang w:val="en-US" w:eastAsia="es-MX"/>
               </w:rPr>
               <w:t> </w:t>
             </w:r>
@@ -9893,7 +9873,7 @@
                 <w:bCs/>
                 <w:sz w:val="16"/>
                 <w:szCs w:val="16"/>
-                <w:lang w:val="es-MX" w:eastAsia="es-MX"/>
+                <w:lang w:val="en-US" w:eastAsia="es-MX"/>
               </w:rPr>
             </w:pPr>
           </w:p>
@@ -9920,7 +9900,7 @@
                 <w:rFonts w:asciiTheme="majorHAnsi" w:hAnsiTheme="majorHAnsi" w:cstheme="majorHAnsi"/>
                 <w:sz w:val="16"/>
                 <w:szCs w:val="16"/>
-                <w:lang w:val="es-MX" w:eastAsia="es-MX"/>
+                <w:lang w:val="en-US" w:eastAsia="es-MX"/>
               </w:rPr>
             </w:pPr>
           </w:p>
@@ -9946,7 +9926,7 @@
                 <w:rFonts w:asciiTheme="majorHAnsi" w:hAnsiTheme="majorHAnsi" w:cstheme="majorHAnsi"/>
                 <w:sz w:val="16"/>
                 <w:szCs w:val="16"/>
-                <w:lang w:val="es-MX" w:eastAsia="es-MX"/>
+                <w:lang w:val="en-US" w:eastAsia="es-MX"/>
               </w:rPr>
             </w:pPr>
           </w:p>
@@ -9972,7 +9952,7 @@
                 <w:rFonts w:asciiTheme="majorHAnsi" w:hAnsiTheme="majorHAnsi" w:cstheme="majorHAnsi"/>
                 <w:sz w:val="16"/>
                 <w:szCs w:val="16"/>
-                <w:lang w:val="es-MX" w:eastAsia="es-MX"/>
+                <w:lang w:val="en-US" w:eastAsia="es-MX"/>
               </w:rPr>
             </w:pPr>
           </w:p>
@@ -10001,17 +9981,17 @@
                 <w:bCs/>
                 <w:sz w:val="16"/>
                 <w:szCs w:val="16"/>
-                <w:lang w:val="es-MX" w:eastAsia="es-MX"/>
-              </w:rPr>
-            </w:pPr>
-            <w:r>
-              <w:rPr>
-                <w:rFonts w:asciiTheme="majorHAnsi" w:hAnsiTheme="majorHAnsi" w:cstheme="majorHAnsi"/>
-                <w:b/>
-                <w:bCs/>
-                <w:sz w:val="16"/>
-                <w:szCs w:val="16"/>
-                <w:lang w:val="es-MX" w:eastAsia="es-MX"/>
+                <w:lang w:val="en-US" w:eastAsia="es-MX"/>
+              </w:rPr>
+            </w:pPr>
+            <w:r>
+              <w:rPr>
+                <w:rFonts w:asciiTheme="majorHAnsi" w:hAnsiTheme="majorHAnsi" w:cstheme="majorHAnsi"/>
+                <w:b/>
+                <w:bCs/>
+                <w:sz w:val="16"/>
+                <w:szCs w:val="16"/>
+                <w:lang w:val="en-US" w:eastAsia="es-MX"/>
               </w:rPr>
               <w:t> </w:t>
             </w:r>
@@ -10041,7 +10021,7 @@
                 <w:bCs/>
                 <w:sz w:val="16"/>
                 <w:szCs w:val="16"/>
-                <w:lang w:val="es-MX" w:eastAsia="es-MX"/>
+                <w:lang w:val="en-US" w:eastAsia="es-MX"/>
               </w:rPr>
             </w:pPr>
           </w:p>
@@ -10070,17 +10050,17 @@
                 <w:bCs/>
                 <w:sz w:val="16"/>
                 <w:szCs w:val="16"/>
-                <w:lang w:val="es-MX" w:eastAsia="es-MX"/>
-              </w:rPr>
-            </w:pPr>
-            <w:r>
-              <w:rPr>
-                <w:rFonts w:asciiTheme="majorHAnsi" w:hAnsiTheme="majorHAnsi" w:cstheme="majorHAnsi"/>
-                <w:b/>
-                <w:bCs/>
-                <w:sz w:val="16"/>
-                <w:szCs w:val="16"/>
-                <w:lang w:val="es-MX" w:eastAsia="es-MX"/>
+                <w:lang w:val="en-US" w:eastAsia="es-MX"/>
+              </w:rPr>
+            </w:pPr>
+            <w:r>
+              <w:rPr>
+                <w:rFonts w:asciiTheme="majorHAnsi" w:hAnsiTheme="majorHAnsi" w:cstheme="majorHAnsi"/>
+                <w:b/>
+                <w:bCs/>
+                <w:sz w:val="16"/>
+                <w:szCs w:val="16"/>
+                <w:lang w:val="en-US" w:eastAsia="es-MX"/>
               </w:rPr>
               <w:t> </w:t>
             </w:r>
@@ -10110,17 +10090,17 @@
                 <w:bCs/>
                 <w:sz w:val="16"/>
                 <w:szCs w:val="16"/>
-                <w:lang w:val="es-MX" w:eastAsia="es-MX"/>
-              </w:rPr>
-            </w:pPr>
-            <w:r>
-              <w:rPr>
-                <w:rFonts w:asciiTheme="majorHAnsi" w:hAnsiTheme="majorHAnsi" w:cstheme="majorHAnsi"/>
-                <w:b/>
-                <w:bCs/>
-                <w:sz w:val="16"/>
-                <w:szCs w:val="16"/>
-                <w:lang w:val="es-MX" w:eastAsia="es-MX"/>
+                <w:lang w:val="en-US" w:eastAsia="es-MX"/>
+              </w:rPr>
+            </w:pPr>
+            <w:r>
+              <w:rPr>
+                <w:rFonts w:asciiTheme="majorHAnsi" w:hAnsiTheme="majorHAnsi" w:cstheme="majorHAnsi"/>
+                <w:b/>
+                <w:bCs/>
+                <w:sz w:val="16"/>
+                <w:szCs w:val="16"/>
+                <w:lang w:val="en-US" w:eastAsia="es-MX"/>
               </w:rPr>
               <w:t> </w:t>
             </w:r>
@@ -10150,17 +10130,17 @@
                 <w:bCs/>
                 <w:sz w:val="16"/>
                 <w:szCs w:val="16"/>
-                <w:lang w:val="es-MX" w:eastAsia="es-MX"/>
-              </w:rPr>
-            </w:pPr>
-            <w:r>
-              <w:rPr>
-                <w:rFonts w:asciiTheme="majorHAnsi" w:hAnsiTheme="majorHAnsi" w:cstheme="majorHAnsi"/>
-                <w:b/>
-                <w:bCs/>
-                <w:sz w:val="16"/>
-                <w:szCs w:val="16"/>
-                <w:lang w:val="es-MX" w:eastAsia="es-MX"/>
+                <w:lang w:val="en-US" w:eastAsia="es-MX"/>
+              </w:rPr>
+            </w:pPr>
+            <w:r>
+              <w:rPr>
+                <w:rFonts w:asciiTheme="majorHAnsi" w:hAnsiTheme="majorHAnsi" w:cstheme="majorHAnsi"/>
+                <w:b/>
+                <w:bCs/>
+                <w:sz w:val="16"/>
+                <w:szCs w:val="16"/>
+                <w:lang w:val="en-US" w:eastAsia="es-MX"/>
               </w:rPr>
               <w:t> </w:t>
             </w:r>
@@ -10190,17 +10170,17 @@
                 <w:bCs/>
                 <w:sz w:val="16"/>
                 <w:szCs w:val="16"/>
-                <w:lang w:val="es-MX" w:eastAsia="es-MX"/>
-              </w:rPr>
-            </w:pPr>
-            <w:r>
-              <w:rPr>
-                <w:rFonts w:asciiTheme="majorHAnsi" w:hAnsiTheme="majorHAnsi" w:cstheme="majorHAnsi"/>
-                <w:b/>
-                <w:bCs/>
-                <w:sz w:val="16"/>
-                <w:szCs w:val="16"/>
-                <w:lang w:val="es-MX" w:eastAsia="es-MX"/>
+                <w:lang w:val="en-US" w:eastAsia="es-MX"/>
+              </w:rPr>
+            </w:pPr>
+            <w:r>
+              <w:rPr>
+                <w:rFonts w:asciiTheme="majorHAnsi" w:hAnsiTheme="majorHAnsi" w:cstheme="majorHAnsi"/>
+                <w:b/>
+                <w:bCs/>
+                <w:sz w:val="16"/>
+                <w:szCs w:val="16"/>
+                <w:lang w:val="en-US" w:eastAsia="es-MX"/>
               </w:rPr>
               <w:t> </w:t>
             </w:r>
@@ -10237,17 +10217,17 @@
                 <w:bCs/>
                 <w:sz w:val="16"/>
                 <w:szCs w:val="16"/>
-                <w:lang w:val="es-MX" w:eastAsia="es-MX"/>
-              </w:rPr>
-            </w:pPr>
-            <w:r>
-              <w:rPr>
-                <w:rFonts w:asciiTheme="majorHAnsi" w:hAnsiTheme="majorHAnsi" w:cstheme="majorHAnsi"/>
-                <w:b/>
-                <w:bCs/>
-                <w:sz w:val="16"/>
-                <w:szCs w:val="16"/>
-                <w:lang w:val="es-MX" w:eastAsia="es-MX"/>
+                <w:lang w:val="en-US" w:eastAsia="es-MX"/>
+              </w:rPr>
+            </w:pPr>
+            <w:r>
+              <w:rPr>
+                <w:rFonts w:asciiTheme="majorHAnsi" w:hAnsiTheme="majorHAnsi" w:cstheme="majorHAnsi"/>
+                <w:b/>
+                <w:bCs/>
+                <w:sz w:val="16"/>
+                <w:szCs w:val="16"/>
+                <w:lang w:val="en-US" w:eastAsia="es-MX"/>
               </w:rPr>
               <w:t> </w:t>
             </w:r>
@@ -10276,17 +10256,17 @@
                 <w:bCs/>
                 <w:sz w:val="16"/>
                 <w:szCs w:val="16"/>
-                <w:lang w:val="es-MX" w:eastAsia="es-MX"/>
-              </w:rPr>
-            </w:pPr>
-            <w:r>
-              <w:rPr>
-                <w:rFonts w:asciiTheme="majorHAnsi" w:hAnsiTheme="majorHAnsi" w:cstheme="majorHAnsi"/>
-                <w:b/>
-                <w:bCs/>
-                <w:sz w:val="16"/>
-                <w:szCs w:val="16"/>
-                <w:lang w:val="es-MX" w:eastAsia="es-MX"/>
+                <w:lang w:val="en-US" w:eastAsia="es-MX"/>
+              </w:rPr>
+            </w:pPr>
+            <w:r>
+              <w:rPr>
+                <w:rFonts w:asciiTheme="majorHAnsi" w:hAnsiTheme="majorHAnsi" w:cstheme="majorHAnsi"/>
+                <w:b/>
+                <w:bCs/>
+                <w:sz w:val="16"/>
+                <w:szCs w:val="16"/>
+                <w:lang w:val="en-US" w:eastAsia="es-MX"/>
               </w:rPr>
               <w:t> </w:t>
             </w:r>
@@ -10316,17 +10296,17 @@
                 <w:bCs/>
                 <w:sz w:val="16"/>
                 <w:szCs w:val="16"/>
-                <w:lang w:val="es-MX" w:eastAsia="es-MX"/>
-              </w:rPr>
-            </w:pPr>
-            <w:r>
-              <w:rPr>
-                <w:rFonts w:asciiTheme="majorHAnsi" w:hAnsiTheme="majorHAnsi" w:cstheme="majorHAnsi"/>
-                <w:b/>
-                <w:bCs/>
-                <w:sz w:val="16"/>
-                <w:szCs w:val="16"/>
-                <w:lang w:val="es-MX" w:eastAsia="es-MX"/>
+                <w:lang w:val="en-US" w:eastAsia="es-MX"/>
+              </w:rPr>
+            </w:pPr>
+            <w:r>
+              <w:rPr>
+                <w:rFonts w:asciiTheme="majorHAnsi" w:hAnsiTheme="majorHAnsi" w:cstheme="majorHAnsi"/>
+                <w:b/>
+                <w:bCs/>
+                <w:sz w:val="16"/>
+                <w:szCs w:val="16"/>
+                <w:lang w:val="en-US" w:eastAsia="es-MX"/>
               </w:rPr>
               <w:t> </w:t>
             </w:r>
@@ -10356,17 +10336,17 @@
                 <w:bCs/>
                 <w:sz w:val="16"/>
                 <w:szCs w:val="16"/>
-                <w:lang w:val="es-MX" w:eastAsia="es-MX"/>
-              </w:rPr>
-            </w:pPr>
-            <w:r>
-              <w:rPr>
-                <w:rFonts w:asciiTheme="majorHAnsi" w:hAnsiTheme="majorHAnsi" w:cstheme="majorHAnsi"/>
-                <w:b/>
-                <w:bCs/>
-                <w:sz w:val="16"/>
-                <w:szCs w:val="16"/>
-                <w:lang w:val="es-MX" w:eastAsia="es-MX"/>
+                <w:lang w:val="en-US" w:eastAsia="es-MX"/>
+              </w:rPr>
+            </w:pPr>
+            <w:r>
+              <w:rPr>
+                <w:rFonts w:asciiTheme="majorHAnsi" w:hAnsiTheme="majorHAnsi" w:cstheme="majorHAnsi"/>
+                <w:b/>
+                <w:bCs/>
+                <w:sz w:val="16"/>
+                <w:szCs w:val="16"/>
+                <w:lang w:val="en-US" w:eastAsia="es-MX"/>
               </w:rPr>
               <w:t> </w:t>
             </w:r>
@@ -10396,17 +10376,17 @@
                 <w:bCs/>
                 <w:sz w:val="16"/>
                 <w:szCs w:val="16"/>
-                <w:lang w:val="es-MX" w:eastAsia="es-MX"/>
-              </w:rPr>
-            </w:pPr>
-            <w:r>
-              <w:rPr>
-                <w:rFonts w:asciiTheme="majorHAnsi" w:hAnsiTheme="majorHAnsi" w:cstheme="majorHAnsi"/>
-                <w:b/>
-                <w:bCs/>
-                <w:sz w:val="16"/>
-                <w:szCs w:val="16"/>
-                <w:lang w:val="es-MX" w:eastAsia="es-MX"/>
+                <w:lang w:val="en-US" w:eastAsia="es-MX"/>
+              </w:rPr>
+            </w:pPr>
+            <w:r>
+              <w:rPr>
+                <w:rFonts w:asciiTheme="majorHAnsi" w:hAnsiTheme="majorHAnsi" w:cstheme="majorHAnsi"/>
+                <w:b/>
+                <w:bCs/>
+                <w:sz w:val="16"/>
+                <w:szCs w:val="16"/>
+                <w:lang w:val="en-US" w:eastAsia="es-MX"/>
               </w:rPr>
               <w:t> </w:t>
             </w:r>
@@ -10436,17 +10416,17 @@
                 <w:bCs/>
                 <w:sz w:val="16"/>
                 <w:szCs w:val="16"/>
-                <w:lang w:val="es-MX" w:eastAsia="es-MX"/>
-              </w:rPr>
-            </w:pPr>
-            <w:r>
-              <w:rPr>
-                <w:rFonts w:asciiTheme="majorHAnsi" w:hAnsiTheme="majorHAnsi" w:cstheme="majorHAnsi"/>
-                <w:b/>
-                <w:bCs/>
-                <w:sz w:val="16"/>
-                <w:szCs w:val="16"/>
-                <w:lang w:val="es-MX" w:eastAsia="es-MX"/>
+                <w:lang w:val="en-US" w:eastAsia="es-MX"/>
+              </w:rPr>
+            </w:pPr>
+            <w:r>
+              <w:rPr>
+                <w:rFonts w:asciiTheme="majorHAnsi" w:hAnsiTheme="majorHAnsi" w:cstheme="majorHAnsi"/>
+                <w:b/>
+                <w:bCs/>
+                <w:sz w:val="16"/>
+                <w:szCs w:val="16"/>
+                <w:lang w:val="en-US" w:eastAsia="es-MX"/>
               </w:rPr>
               <w:t> </w:t>
             </w:r>
@@ -10476,17 +10456,17 @@
                 <w:bCs/>
                 <w:sz w:val="16"/>
                 <w:szCs w:val="16"/>
-                <w:lang w:val="es-MX" w:eastAsia="es-MX"/>
-              </w:rPr>
-            </w:pPr>
-            <w:r>
-              <w:rPr>
-                <w:rFonts w:asciiTheme="majorHAnsi" w:hAnsiTheme="majorHAnsi" w:cstheme="majorHAnsi"/>
-                <w:b/>
-                <w:bCs/>
-                <w:sz w:val="16"/>
-                <w:szCs w:val="16"/>
-                <w:lang w:val="es-MX" w:eastAsia="es-MX"/>
+                <w:lang w:val="en-US" w:eastAsia="es-MX"/>
+              </w:rPr>
+            </w:pPr>
+            <w:r>
+              <w:rPr>
+                <w:rFonts w:asciiTheme="majorHAnsi" w:hAnsiTheme="majorHAnsi" w:cstheme="majorHAnsi"/>
+                <w:b/>
+                <w:bCs/>
+                <w:sz w:val="16"/>
+                <w:szCs w:val="16"/>
+                <w:lang w:val="en-US" w:eastAsia="es-MX"/>
               </w:rPr>
               <w:t> </w:t>
             </w:r>
@@ -10516,17 +10496,17 @@
                 <w:bCs/>
                 <w:sz w:val="16"/>
                 <w:szCs w:val="16"/>
-                <w:lang w:val="es-MX" w:eastAsia="es-MX"/>
-              </w:rPr>
-            </w:pPr>
-            <w:r>
-              <w:rPr>
-                <w:rFonts w:asciiTheme="majorHAnsi" w:hAnsiTheme="majorHAnsi" w:cstheme="majorHAnsi"/>
-                <w:b/>
-                <w:bCs/>
-                <w:sz w:val="16"/>
-                <w:szCs w:val="16"/>
-                <w:lang w:val="es-MX" w:eastAsia="es-MX"/>
+                <w:lang w:val="en-US" w:eastAsia="es-MX"/>
+              </w:rPr>
+            </w:pPr>
+            <w:r>
+              <w:rPr>
+                <w:rFonts w:asciiTheme="majorHAnsi" w:hAnsiTheme="majorHAnsi" w:cstheme="majorHAnsi"/>
+                <w:b/>
+                <w:bCs/>
+                <w:sz w:val="16"/>
+                <w:szCs w:val="16"/>
+                <w:lang w:val="en-US" w:eastAsia="es-MX"/>
               </w:rPr>
               <w:t> </w:t>
             </w:r>
@@ -10563,17 +10543,17 @@
                 <w:bCs/>
                 <w:sz w:val="16"/>
                 <w:szCs w:val="16"/>
-                <w:lang w:val="es-MX" w:eastAsia="es-MX"/>
-              </w:rPr>
-            </w:pPr>
-            <w:r>
-              <w:rPr>
-                <w:rFonts w:asciiTheme="majorHAnsi" w:hAnsiTheme="majorHAnsi" w:cstheme="majorHAnsi"/>
-                <w:b/>
-                <w:bCs/>
-                <w:sz w:val="16"/>
-                <w:szCs w:val="16"/>
-                <w:lang w:val="es-MX" w:eastAsia="es-MX"/>
+                <w:lang w:val="en-US" w:eastAsia="es-MX"/>
+              </w:rPr>
+            </w:pPr>
+            <w:r>
+              <w:rPr>
+                <w:rFonts w:asciiTheme="majorHAnsi" w:hAnsiTheme="majorHAnsi" w:cstheme="majorHAnsi"/>
+                <w:b/>
+                <w:bCs/>
+                <w:sz w:val="16"/>
+                <w:szCs w:val="16"/>
+                <w:lang w:val="en-US" w:eastAsia="es-MX"/>
               </w:rPr>
               <w:t> </w:t>
             </w:r>
@@ -10603,17 +10583,17 @@
                 <w:bCs/>
                 <w:sz w:val="16"/>
                 <w:szCs w:val="16"/>
-                <w:lang w:val="es-MX" w:eastAsia="es-MX"/>
-              </w:rPr>
-            </w:pPr>
-            <w:r>
-              <w:rPr>
-                <w:rFonts w:asciiTheme="majorHAnsi" w:hAnsiTheme="majorHAnsi" w:cstheme="majorHAnsi"/>
-                <w:b/>
-                <w:bCs/>
-                <w:sz w:val="16"/>
-                <w:szCs w:val="16"/>
-                <w:lang w:val="es-MX" w:eastAsia="es-MX"/>
+                <w:lang w:val="en-US" w:eastAsia="es-MX"/>
+              </w:rPr>
+            </w:pPr>
+            <w:r>
+              <w:rPr>
+                <w:rFonts w:asciiTheme="majorHAnsi" w:hAnsiTheme="majorHAnsi" w:cstheme="majorHAnsi"/>
+                <w:b/>
+                <w:bCs/>
+                <w:sz w:val="16"/>
+                <w:szCs w:val="16"/>
+                <w:lang w:val="en-US" w:eastAsia="es-MX"/>
               </w:rPr>
               <w:t> </w:t>
             </w:r>
@@ -10643,17 +10623,17 @@
                 <w:bCs/>
                 <w:sz w:val="16"/>
                 <w:szCs w:val="16"/>
-                <w:lang w:val="es-MX" w:eastAsia="es-MX"/>
-              </w:rPr>
-            </w:pPr>
-            <w:r>
-              <w:rPr>
-                <w:rFonts w:asciiTheme="majorHAnsi" w:hAnsiTheme="majorHAnsi" w:cstheme="majorHAnsi"/>
-                <w:b/>
-                <w:bCs/>
-                <w:sz w:val="16"/>
-                <w:szCs w:val="16"/>
-                <w:lang w:val="es-MX" w:eastAsia="es-MX"/>
+                <w:lang w:val="en-US" w:eastAsia="es-MX"/>
+              </w:rPr>
+            </w:pPr>
+            <w:r>
+              <w:rPr>
+                <w:rFonts w:asciiTheme="majorHAnsi" w:hAnsiTheme="majorHAnsi" w:cstheme="majorHAnsi"/>
+                <w:b/>
+                <w:bCs/>
+                <w:sz w:val="16"/>
+                <w:szCs w:val="16"/>
+                <w:lang w:val="en-US" w:eastAsia="es-MX"/>
               </w:rPr>
               <w:t> </w:t>
             </w:r>
@@ -10683,17 +10663,17 @@
                 <w:bCs/>
                 <w:sz w:val="16"/>
                 <w:szCs w:val="16"/>
-                <w:lang w:val="es-MX" w:eastAsia="es-MX"/>
-              </w:rPr>
-            </w:pPr>
-            <w:r>
-              <w:rPr>
-                <w:rFonts w:asciiTheme="majorHAnsi" w:hAnsiTheme="majorHAnsi" w:cstheme="majorHAnsi"/>
-                <w:b/>
-                <w:bCs/>
-                <w:sz w:val="16"/>
-                <w:szCs w:val="16"/>
-                <w:lang w:val="es-MX" w:eastAsia="es-MX"/>
+                <w:lang w:val="en-US" w:eastAsia="es-MX"/>
+              </w:rPr>
+            </w:pPr>
+            <w:r>
+              <w:rPr>
+                <w:rFonts w:asciiTheme="majorHAnsi" w:hAnsiTheme="majorHAnsi" w:cstheme="majorHAnsi"/>
+                <w:b/>
+                <w:bCs/>
+                <w:sz w:val="16"/>
+                <w:szCs w:val="16"/>
+                <w:lang w:val="en-US" w:eastAsia="es-MX"/>
               </w:rPr>
               <w:t> </w:t>
             </w:r>
@@ -10723,17 +10703,17 @@
                 <w:bCs/>
                 <w:sz w:val="16"/>
                 <w:szCs w:val="16"/>
-                <w:lang w:val="es-MX" w:eastAsia="es-MX"/>
-              </w:rPr>
-            </w:pPr>
-            <w:r>
-              <w:rPr>
-                <w:rFonts w:asciiTheme="majorHAnsi" w:hAnsiTheme="majorHAnsi" w:cstheme="majorHAnsi"/>
-                <w:b/>
-                <w:bCs/>
-                <w:sz w:val="16"/>
-                <w:szCs w:val="16"/>
-                <w:lang w:val="es-MX" w:eastAsia="es-MX"/>
+                <w:lang w:val="en-US" w:eastAsia="es-MX"/>
+              </w:rPr>
+            </w:pPr>
+            <w:r>
+              <w:rPr>
+                <w:rFonts w:asciiTheme="majorHAnsi" w:hAnsiTheme="majorHAnsi" w:cstheme="majorHAnsi"/>
+                <w:b/>
+                <w:bCs/>
+                <w:sz w:val="16"/>
+                <w:szCs w:val="16"/>
+                <w:lang w:val="en-US" w:eastAsia="es-MX"/>
               </w:rPr>
               <w:t> </w:t>
             </w:r>
@@ -10763,17 +10743,17 @@
                 <w:bCs/>
                 <w:sz w:val="16"/>
                 <w:szCs w:val="16"/>
-                <w:lang w:val="es-MX" w:eastAsia="es-MX"/>
-              </w:rPr>
-            </w:pPr>
-            <w:r>
-              <w:rPr>
-                <w:rFonts w:asciiTheme="majorHAnsi" w:hAnsiTheme="majorHAnsi" w:cstheme="majorHAnsi"/>
-                <w:b/>
-                <w:bCs/>
-                <w:sz w:val="16"/>
-                <w:szCs w:val="16"/>
-                <w:lang w:val="es-MX" w:eastAsia="es-MX"/>
+                <w:lang w:val="en-US" w:eastAsia="es-MX"/>
+              </w:rPr>
+            </w:pPr>
+            <w:r>
+              <w:rPr>
+                <w:rFonts w:asciiTheme="majorHAnsi" w:hAnsiTheme="majorHAnsi" w:cstheme="majorHAnsi"/>
+                <w:b/>
+                <w:bCs/>
+                <w:sz w:val="16"/>
+                <w:szCs w:val="16"/>
+                <w:lang w:val="en-US" w:eastAsia="es-MX"/>
               </w:rPr>
               <w:t> </w:t>
             </w:r>
@@ -10803,17 +10783,17 @@
                 <w:bCs/>
                 <w:sz w:val="16"/>
                 <w:szCs w:val="16"/>
-                <w:lang w:val="es-MX" w:eastAsia="es-MX"/>
-              </w:rPr>
-            </w:pPr>
-            <w:r>
-              <w:rPr>
-                <w:rFonts w:asciiTheme="majorHAnsi" w:hAnsiTheme="majorHAnsi" w:cstheme="majorHAnsi"/>
-                <w:b/>
-                <w:bCs/>
-                <w:sz w:val="16"/>
-                <w:szCs w:val="16"/>
-                <w:lang w:val="es-MX" w:eastAsia="es-MX"/>
+                <w:lang w:val="en-US" w:eastAsia="es-MX"/>
+              </w:rPr>
+            </w:pPr>
+            <w:r>
+              <w:rPr>
+                <w:rFonts w:asciiTheme="majorHAnsi" w:hAnsiTheme="majorHAnsi" w:cstheme="majorHAnsi"/>
+                <w:b/>
+                <w:bCs/>
+                <w:sz w:val="16"/>
+                <w:szCs w:val="16"/>
+                <w:lang w:val="en-US" w:eastAsia="es-MX"/>
               </w:rPr>
               <w:t> </w:t>
             </w:r>
@@ -10843,17 +10823,17 @@
                 <w:bCs/>
                 <w:sz w:val="16"/>
                 <w:szCs w:val="16"/>
-                <w:lang w:val="es-MX" w:eastAsia="es-MX"/>
-              </w:rPr>
-            </w:pPr>
-            <w:r>
-              <w:rPr>
-                <w:rFonts w:asciiTheme="majorHAnsi" w:hAnsiTheme="majorHAnsi" w:cstheme="majorHAnsi"/>
-                <w:b/>
-                <w:bCs/>
-                <w:sz w:val="16"/>
-                <w:szCs w:val="16"/>
-                <w:lang w:val="es-MX" w:eastAsia="es-MX"/>
+                <w:lang w:val="en-US" w:eastAsia="es-MX"/>
+              </w:rPr>
+            </w:pPr>
+            <w:r>
+              <w:rPr>
+                <w:rFonts w:asciiTheme="majorHAnsi" w:hAnsiTheme="majorHAnsi" w:cstheme="majorHAnsi"/>
+                <w:b/>
+                <w:bCs/>
+                <w:sz w:val="16"/>
+                <w:szCs w:val="16"/>
+                <w:lang w:val="en-US" w:eastAsia="es-MX"/>
               </w:rPr>
               <w:t> </w:t>
             </w:r>
@@ -10890,17 +10870,17 @@
                 <w:bCs/>
                 <w:sz w:val="16"/>
                 <w:szCs w:val="16"/>
-                <w:lang w:val="es-MX" w:eastAsia="es-MX"/>
-              </w:rPr>
-            </w:pPr>
-            <w:r>
-              <w:rPr>
-                <w:rFonts w:asciiTheme="majorHAnsi" w:hAnsiTheme="majorHAnsi" w:cstheme="majorHAnsi"/>
-                <w:b/>
-                <w:bCs/>
-                <w:sz w:val="16"/>
-                <w:szCs w:val="16"/>
-                <w:lang w:val="es-MX" w:eastAsia="es-MX"/>
+                <w:lang w:val="en-US" w:eastAsia="es-MX"/>
+              </w:rPr>
+            </w:pPr>
+            <w:r>
+              <w:rPr>
+                <w:rFonts w:asciiTheme="majorHAnsi" w:hAnsiTheme="majorHAnsi" w:cstheme="majorHAnsi"/>
+                <w:b/>
+                <w:bCs/>
+                <w:sz w:val="16"/>
+                <w:szCs w:val="16"/>
+                <w:lang w:val="en-US" w:eastAsia="es-MX"/>
               </w:rPr>
               <w:t> </w:t>
             </w:r>
@@ -10930,17 +10910,17 @@
                 <w:bCs/>
                 <w:sz w:val="16"/>
                 <w:szCs w:val="16"/>
-                <w:lang w:val="es-MX" w:eastAsia="es-MX"/>
-              </w:rPr>
-            </w:pPr>
-            <w:r>
-              <w:rPr>
-                <w:rFonts w:asciiTheme="majorHAnsi" w:hAnsiTheme="majorHAnsi" w:cstheme="majorHAnsi"/>
-                <w:b/>
-                <w:bCs/>
-                <w:sz w:val="16"/>
-                <w:szCs w:val="16"/>
-                <w:lang w:val="es-MX" w:eastAsia="es-MX"/>
+                <w:lang w:val="en-US" w:eastAsia="es-MX"/>
+              </w:rPr>
+            </w:pPr>
+            <w:r>
+              <w:rPr>
+                <w:rFonts w:asciiTheme="majorHAnsi" w:hAnsiTheme="majorHAnsi" w:cstheme="majorHAnsi"/>
+                <w:b/>
+                <w:bCs/>
+                <w:sz w:val="16"/>
+                <w:szCs w:val="16"/>
+                <w:lang w:val="en-US" w:eastAsia="es-MX"/>
               </w:rPr>
               <w:t> </w:t>
             </w:r>
@@ -10970,17 +10950,17 @@
                 <w:bCs/>
                 <w:sz w:val="16"/>
                 <w:szCs w:val="16"/>
-                <w:lang w:val="es-MX" w:eastAsia="es-MX"/>
-              </w:rPr>
-            </w:pPr>
-            <w:r>
-              <w:rPr>
-                <w:rFonts w:asciiTheme="majorHAnsi" w:hAnsiTheme="majorHAnsi" w:cstheme="majorHAnsi"/>
-                <w:b/>
-                <w:bCs/>
-                <w:sz w:val="16"/>
-                <w:szCs w:val="16"/>
-                <w:lang w:val="es-MX" w:eastAsia="es-MX"/>
+                <w:lang w:val="en-US" w:eastAsia="es-MX"/>
+              </w:rPr>
+            </w:pPr>
+            <w:r>
+              <w:rPr>
+                <w:rFonts w:asciiTheme="majorHAnsi" w:hAnsiTheme="majorHAnsi" w:cstheme="majorHAnsi"/>
+                <w:b/>
+                <w:bCs/>
+                <w:sz w:val="16"/>
+                <w:szCs w:val="16"/>
+                <w:lang w:val="en-US" w:eastAsia="es-MX"/>
               </w:rPr>
               <w:t> </w:t>
             </w:r>
@@ -11010,7 +10990,7 @@
                 <w:bCs/>
                 <w:sz w:val="16"/>
                 <w:szCs w:val="16"/>
-                <w:lang w:val="es-MX" w:eastAsia="es-MX"/>
+                <w:lang w:val="en-US" w:eastAsia="es-MX"/>
               </w:rPr>
             </w:pPr>
           </w:p>
@@ -11039,17 +11019,17 @@
                 <w:bCs/>
                 <w:sz w:val="16"/>
                 <w:szCs w:val="16"/>
-                <w:lang w:val="es-MX" w:eastAsia="es-MX"/>
-              </w:rPr>
-            </w:pPr>
-            <w:r>
-              <w:rPr>
-                <w:rFonts w:asciiTheme="majorHAnsi" w:hAnsiTheme="majorHAnsi" w:cstheme="majorHAnsi"/>
-                <w:b/>
-                <w:bCs/>
-                <w:sz w:val="16"/>
-                <w:szCs w:val="16"/>
-                <w:lang w:val="es-MX" w:eastAsia="es-MX"/>
+                <w:lang w:val="en-US" w:eastAsia="es-MX"/>
+              </w:rPr>
+            </w:pPr>
+            <w:r>
+              <w:rPr>
+                <w:rFonts w:asciiTheme="majorHAnsi" w:hAnsiTheme="majorHAnsi" w:cstheme="majorHAnsi"/>
+                <w:b/>
+                <w:bCs/>
+                <w:sz w:val="16"/>
+                <w:szCs w:val="16"/>
+                <w:lang w:val="en-US" w:eastAsia="es-MX"/>
               </w:rPr>
               <w:t> </w:t>
             </w:r>
@@ -11079,17 +11059,17 @@
                 <w:bCs/>
                 <w:sz w:val="16"/>
                 <w:szCs w:val="16"/>
-                <w:lang w:val="es-MX" w:eastAsia="es-MX"/>
-              </w:rPr>
-            </w:pPr>
-            <w:r>
-              <w:rPr>
-                <w:rFonts w:asciiTheme="majorHAnsi" w:hAnsiTheme="majorHAnsi" w:cstheme="majorHAnsi"/>
-                <w:b/>
-                <w:bCs/>
-                <w:sz w:val="16"/>
-                <w:szCs w:val="16"/>
-                <w:lang w:val="es-MX" w:eastAsia="es-MX"/>
+                <w:lang w:val="en-US" w:eastAsia="es-MX"/>
+              </w:rPr>
+            </w:pPr>
+            <w:r>
+              <w:rPr>
+                <w:rFonts w:asciiTheme="majorHAnsi" w:hAnsiTheme="majorHAnsi" w:cstheme="majorHAnsi"/>
+                <w:b/>
+                <w:bCs/>
+                <w:sz w:val="16"/>
+                <w:szCs w:val="16"/>
+                <w:lang w:val="en-US" w:eastAsia="es-MX"/>
               </w:rPr>
               <w:t> </w:t>
             </w:r>
@@ -11119,17 +11099,17 @@
                 <w:bCs/>
                 <w:sz w:val="16"/>
                 <w:szCs w:val="16"/>
-                <w:lang w:val="es-MX" w:eastAsia="es-MX"/>
-              </w:rPr>
-            </w:pPr>
-            <w:r>
-              <w:rPr>
-                <w:rFonts w:asciiTheme="majorHAnsi" w:hAnsiTheme="majorHAnsi" w:cstheme="majorHAnsi"/>
-                <w:b/>
-                <w:bCs/>
-                <w:sz w:val="16"/>
-                <w:szCs w:val="16"/>
-                <w:lang w:val="es-MX" w:eastAsia="es-MX"/>
+                <w:lang w:val="en-US" w:eastAsia="es-MX"/>
+              </w:rPr>
+            </w:pPr>
+            <w:r>
+              <w:rPr>
+                <w:rFonts w:asciiTheme="majorHAnsi" w:hAnsiTheme="majorHAnsi" w:cstheme="majorHAnsi"/>
+                <w:b/>
+                <w:bCs/>
+                <w:sz w:val="16"/>
+                <w:szCs w:val="16"/>
+                <w:lang w:val="en-US" w:eastAsia="es-MX"/>
               </w:rPr>
               <w:t> </w:t>
             </w:r>
@@ -11159,17 +11139,17 @@
                 <w:bCs/>
                 <w:sz w:val="16"/>
                 <w:szCs w:val="16"/>
-                <w:lang w:val="es-MX" w:eastAsia="es-MX"/>
-              </w:rPr>
-            </w:pPr>
-            <w:r>
-              <w:rPr>
-                <w:rFonts w:asciiTheme="majorHAnsi" w:hAnsiTheme="majorHAnsi" w:cstheme="majorHAnsi"/>
-                <w:b/>
-                <w:bCs/>
-                <w:sz w:val="16"/>
-                <w:szCs w:val="16"/>
-                <w:lang w:val="es-MX" w:eastAsia="es-MX"/>
+                <w:lang w:val="en-US" w:eastAsia="es-MX"/>
+              </w:rPr>
+            </w:pPr>
+            <w:r>
+              <w:rPr>
+                <w:rFonts w:asciiTheme="majorHAnsi" w:hAnsiTheme="majorHAnsi" w:cstheme="majorHAnsi"/>
+                <w:b/>
+                <w:bCs/>
+                <w:sz w:val="16"/>
+                <w:szCs w:val="16"/>
+                <w:lang w:val="en-US" w:eastAsia="es-MX"/>
               </w:rPr>
               <w:t> </w:t>
             </w:r>
@@ -11206,17 +11186,17 @@
                 <w:bCs/>
                 <w:sz w:val="16"/>
                 <w:szCs w:val="16"/>
-                <w:lang w:val="es-MX" w:eastAsia="es-MX"/>
-              </w:rPr>
-            </w:pPr>
-            <w:r>
-              <w:rPr>
-                <w:rFonts w:asciiTheme="majorHAnsi" w:hAnsiTheme="majorHAnsi" w:cstheme="majorHAnsi"/>
-                <w:b/>
-                <w:bCs/>
-                <w:sz w:val="16"/>
-                <w:szCs w:val="16"/>
-                <w:lang w:val="es-MX" w:eastAsia="es-MX"/>
+                <w:lang w:val="en-US" w:eastAsia="es-MX"/>
+              </w:rPr>
+            </w:pPr>
+            <w:r>
+              <w:rPr>
+                <w:rFonts w:asciiTheme="majorHAnsi" w:hAnsiTheme="majorHAnsi" w:cstheme="majorHAnsi"/>
+                <w:b/>
+                <w:bCs/>
+                <w:sz w:val="16"/>
+                <w:szCs w:val="16"/>
+                <w:lang w:val="en-US" w:eastAsia="es-MX"/>
               </w:rPr>
               <w:t> </w:t>
             </w:r>
@@ -11246,17 +11226,17 @@
                 <w:bCs/>
                 <w:sz w:val="16"/>
                 <w:szCs w:val="16"/>
-                <w:lang w:val="es-MX" w:eastAsia="es-MX"/>
-              </w:rPr>
-            </w:pPr>
-            <w:r>
-              <w:rPr>
-                <w:rFonts w:asciiTheme="majorHAnsi" w:hAnsiTheme="majorHAnsi" w:cstheme="majorHAnsi"/>
-                <w:b/>
-                <w:bCs/>
-                <w:sz w:val="16"/>
-                <w:szCs w:val="16"/>
-                <w:lang w:val="es-MX" w:eastAsia="es-MX"/>
+                <w:lang w:val="en-US" w:eastAsia="es-MX"/>
+              </w:rPr>
+            </w:pPr>
+            <w:r>
+              <w:rPr>
+                <w:rFonts w:asciiTheme="majorHAnsi" w:hAnsiTheme="majorHAnsi" w:cstheme="majorHAnsi"/>
+                <w:b/>
+                <w:bCs/>
+                <w:sz w:val="16"/>
+                <w:szCs w:val="16"/>
+                <w:lang w:val="en-US" w:eastAsia="es-MX"/>
               </w:rPr>
               <w:t> </w:t>
             </w:r>
@@ -11286,17 +11266,17 @@
                 <w:bCs/>
                 <w:sz w:val="16"/>
                 <w:szCs w:val="16"/>
-                <w:lang w:val="es-MX" w:eastAsia="es-MX"/>
-              </w:rPr>
-            </w:pPr>
-            <w:r>
-              <w:rPr>
-                <w:rFonts w:asciiTheme="majorHAnsi" w:hAnsiTheme="majorHAnsi" w:cstheme="majorHAnsi"/>
-                <w:b/>
-                <w:bCs/>
-                <w:sz w:val="16"/>
-                <w:szCs w:val="16"/>
-                <w:lang w:val="es-MX" w:eastAsia="es-MX"/>
+                <w:lang w:val="en-US" w:eastAsia="es-MX"/>
+              </w:rPr>
+            </w:pPr>
+            <w:r>
+              <w:rPr>
+                <w:rFonts w:asciiTheme="majorHAnsi" w:hAnsiTheme="majorHAnsi" w:cstheme="majorHAnsi"/>
+                <w:b/>
+                <w:bCs/>
+                <w:sz w:val="16"/>
+                <w:szCs w:val="16"/>
+                <w:lang w:val="en-US" w:eastAsia="es-MX"/>
               </w:rPr>
               <w:t> </w:t>
             </w:r>
@@ -11326,17 +11306,17 @@
                 <w:bCs/>
                 <w:sz w:val="16"/>
                 <w:szCs w:val="16"/>
-                <w:lang w:val="es-MX" w:eastAsia="es-MX"/>
-              </w:rPr>
-            </w:pPr>
-            <w:r>
-              <w:rPr>
-                <w:rFonts w:asciiTheme="majorHAnsi" w:hAnsiTheme="majorHAnsi" w:cstheme="majorHAnsi"/>
-                <w:b/>
-                <w:bCs/>
-                <w:sz w:val="16"/>
-                <w:szCs w:val="16"/>
-                <w:lang w:val="es-MX" w:eastAsia="es-MX"/>
+                <w:lang w:val="en-US" w:eastAsia="es-MX"/>
+              </w:rPr>
+            </w:pPr>
+            <w:r>
+              <w:rPr>
+                <w:rFonts w:asciiTheme="majorHAnsi" w:hAnsiTheme="majorHAnsi" w:cstheme="majorHAnsi"/>
+                <w:b/>
+                <w:bCs/>
+                <w:sz w:val="16"/>
+                <w:szCs w:val="16"/>
+                <w:lang w:val="en-US" w:eastAsia="es-MX"/>
               </w:rPr>
               <w:t> </w:t>
             </w:r>
@@ -11366,17 +11346,17 @@
                 <w:bCs/>
                 <w:sz w:val="16"/>
                 <w:szCs w:val="16"/>
-                <w:lang w:val="es-MX" w:eastAsia="es-MX"/>
-              </w:rPr>
-            </w:pPr>
-            <w:r>
-              <w:rPr>
-                <w:rFonts w:asciiTheme="majorHAnsi" w:hAnsiTheme="majorHAnsi" w:cstheme="majorHAnsi"/>
-                <w:b/>
-                <w:bCs/>
-                <w:sz w:val="16"/>
-                <w:szCs w:val="16"/>
-                <w:lang w:val="es-MX" w:eastAsia="es-MX"/>
+                <w:lang w:val="en-US" w:eastAsia="es-MX"/>
+              </w:rPr>
+            </w:pPr>
+            <w:r>
+              <w:rPr>
+                <w:rFonts w:asciiTheme="majorHAnsi" w:hAnsiTheme="majorHAnsi" w:cstheme="majorHAnsi"/>
+                <w:b/>
+                <w:bCs/>
+                <w:sz w:val="16"/>
+                <w:szCs w:val="16"/>
+                <w:lang w:val="en-US" w:eastAsia="es-MX"/>
               </w:rPr>
               <w:t> </w:t>
             </w:r>
@@ -11406,17 +11386,17 @@
                 <w:bCs/>
                 <w:sz w:val="16"/>
                 <w:szCs w:val="16"/>
-                <w:lang w:val="es-MX" w:eastAsia="es-MX"/>
-              </w:rPr>
-            </w:pPr>
-            <w:r>
-              <w:rPr>
-                <w:rFonts w:asciiTheme="majorHAnsi" w:hAnsiTheme="majorHAnsi" w:cstheme="majorHAnsi"/>
-                <w:b/>
-                <w:bCs/>
-                <w:sz w:val="16"/>
-                <w:szCs w:val="16"/>
-                <w:lang w:val="es-MX" w:eastAsia="es-MX"/>
+                <w:lang w:val="en-US" w:eastAsia="es-MX"/>
+              </w:rPr>
+            </w:pPr>
+            <w:r>
+              <w:rPr>
+                <w:rFonts w:asciiTheme="majorHAnsi" w:hAnsiTheme="majorHAnsi" w:cstheme="majorHAnsi"/>
+                <w:b/>
+                <w:bCs/>
+                <w:sz w:val="16"/>
+                <w:szCs w:val="16"/>
+                <w:lang w:val="en-US" w:eastAsia="es-MX"/>
               </w:rPr>
               <w:t> </w:t>
             </w:r>
@@ -11446,17 +11426,17 @@
                 <w:bCs/>
                 <w:sz w:val="16"/>
                 <w:szCs w:val="16"/>
-                <w:lang w:val="es-MX" w:eastAsia="es-MX"/>
-              </w:rPr>
-            </w:pPr>
-            <w:r>
-              <w:rPr>
-                <w:rFonts w:asciiTheme="majorHAnsi" w:hAnsiTheme="majorHAnsi" w:cstheme="majorHAnsi"/>
-                <w:b/>
-                <w:bCs/>
-                <w:sz w:val="16"/>
-                <w:szCs w:val="16"/>
-                <w:lang w:val="es-MX" w:eastAsia="es-MX"/>
+                <w:lang w:val="en-US" w:eastAsia="es-MX"/>
+              </w:rPr>
+            </w:pPr>
+            <w:r>
+              <w:rPr>
+                <w:rFonts w:asciiTheme="majorHAnsi" w:hAnsiTheme="majorHAnsi" w:cstheme="majorHAnsi"/>
+                <w:b/>
+                <w:bCs/>
+                <w:sz w:val="16"/>
+                <w:szCs w:val="16"/>
+                <w:lang w:val="en-US" w:eastAsia="es-MX"/>
               </w:rPr>
               <w:t> </w:t>
             </w:r>
@@ -11486,17 +11466,17 @@
                 <w:bCs/>
                 <w:sz w:val="16"/>
                 <w:szCs w:val="16"/>
-                <w:lang w:val="es-MX" w:eastAsia="es-MX"/>
-              </w:rPr>
-            </w:pPr>
-            <w:r>
-              <w:rPr>
-                <w:rFonts w:asciiTheme="majorHAnsi" w:hAnsiTheme="majorHAnsi" w:cstheme="majorHAnsi"/>
-                <w:b/>
-                <w:bCs/>
-                <w:sz w:val="16"/>
-                <w:szCs w:val="16"/>
-                <w:lang w:val="es-MX" w:eastAsia="es-MX"/>
+                <w:lang w:val="en-US" w:eastAsia="es-MX"/>
+              </w:rPr>
+            </w:pPr>
+            <w:r>
+              <w:rPr>
+                <w:rFonts w:asciiTheme="majorHAnsi" w:hAnsiTheme="majorHAnsi" w:cstheme="majorHAnsi"/>
+                <w:b/>
+                <w:bCs/>
+                <w:sz w:val="16"/>
+                <w:szCs w:val="16"/>
+                <w:lang w:val="en-US" w:eastAsia="es-MX"/>
               </w:rPr>
               <w:t> </w:t>
             </w:r>
@@ -11571,7 +11551,6 @@
               </w:rPr>
               <w:t>{{</w:t>
             </w:r>
-            <w:proofErr w:type="spellStart"/>
             <w:r>
               <w:rPr>
                 <w:rFonts w:asciiTheme="majorHAnsi" w:hAnsiTheme="majorHAnsi" w:cstheme="majorHAnsi"/>
@@ -11581,7 +11560,6 @@
               </w:rPr>
               <w:t>F_Hoy</w:t>
             </w:r>
-            <w:proofErr w:type="spellEnd"/>
             <w:r>
               <w:rPr>
                 <w:rFonts w:asciiTheme="majorHAnsi" w:hAnsiTheme="majorHAnsi" w:cstheme="majorHAnsi"/>
@@ -11717,29 +11695,16 @@
               </w:rPr>
               <w:t xml:space="preserve"> </w:t>
             </w:r>
-            <w:proofErr w:type="spellStart"/>
-            <w:r>
-              <w:rPr>
-                <w:rFonts w:asciiTheme="majorHAnsi" w:hAnsiTheme="majorHAnsi" w:cstheme="majorHAnsi"/>
-                <w:b/>
-                <w:bCs/>
-                <w:sz w:val="16"/>
-                <w:szCs w:val="16"/>
-                <w:lang w:val="es-MX" w:eastAsia="es-MX"/>
-              </w:rPr>
-              <w:t>Vo</w:t>
-            </w:r>
-            <w:proofErr w:type="spellEnd"/>
-            <w:r>
-              <w:rPr>
-                <w:rFonts w:asciiTheme="majorHAnsi" w:hAnsiTheme="majorHAnsi" w:cstheme="majorHAnsi"/>
-                <w:b/>
-                <w:bCs/>
-                <w:sz w:val="16"/>
-                <w:szCs w:val="16"/>
-                <w:lang w:val="es-MX" w:eastAsia="es-MX"/>
-              </w:rPr>
-              <w:t>. Bo.</w:t>
+            <w:r>
+              <w:rPr>
+                <w:rFonts w:asciiTheme="majorHAnsi" w:hAnsiTheme="majorHAnsi" w:cstheme="majorHAnsi"/>
+                <w:b/>
+                <w:bCs/>
+                <w:sz w:val="16"/>
+                <w:szCs w:val="16"/>
+                <w:lang w:val="es-MX" w:eastAsia="es-MX"/>
+              </w:rPr>
+              <w:t>Vo. Bo.</w:t>
             </w:r>
           </w:p>
         </w:tc>
@@ -12408,7 +12373,6 @@
               </w:rPr>
               <w:t>{{</w:t>
             </w:r>
-            <w:proofErr w:type="spellStart"/>
             <w:r>
               <w:rPr>
                 <w:rFonts w:asciiTheme="majorHAnsi" w:hAnsiTheme="majorHAnsi" w:cstheme="majorHAnsi"/>
@@ -12420,7 +12384,6 @@
               </w:rPr>
               <w:t>Nombre_Interino</w:t>
             </w:r>
-            <w:proofErr w:type="spellEnd"/>
             <w:r>
               <w:rPr>
                 <w:rFonts w:asciiTheme="majorHAnsi" w:hAnsiTheme="majorHAnsi" w:cstheme="majorHAnsi"/>
@@ -12895,7 +12858,7 @@
                     </wp:anchor>
                   </w:drawing>
                 </mc:Choice>
-                <mc:Fallback xmlns:cx1="http://schemas.microsoft.com/office/drawing/2015/9/8/chartex" xmlns:cx2="http://schemas.microsoft.com/office/drawing/2015/10/21/chartex" xmlns:cx3="http://schemas.microsoft.com/office/drawing/2016/5/9/chartex" xmlns:cx4="http://schemas.microsoft.com/office/drawing/2016/5/10/chartex" xmlns:cx5="http://schemas.microsoft.com/office/drawing/2016/5/11/chartex" xmlns:cx6="http://schemas.microsoft.com/office/drawing/2016/5/12/chartex" xmlns:cx7="http://schemas.microsoft.com/office/drawing/2016/5/13/chartex" xmlns:cx8="http://schemas.microsoft.com/office/drawing/2016/5/14/chartex" xmlns:aink="http://schemas.microsoft.com/office/drawing/2016/ink" xmlns:am3d="http://schemas.microsoft.com/office/drawing/2017/model3d" xmlns:oel="http://schemas.microsoft.com/office/2019/extlst" xmlns:w16cex="http://schemas.microsoft.com/office/word/2018/wordml/cex" xmlns:w16cid="http://schemas.microsoft.com/office/word/2016/wordml/cid" xmlns:w16="http://schemas.microsoft.com/office/word/2018/wordml" xmlns:w16du="http://schemas.microsoft.com/office/word/2023/wordml/word16du" xmlns:w16sdtdh="http://schemas.microsoft.com/office/word/2020/wordml/sdtdatahash">
+                <mc:Fallback xmlns:w16sdtdh="http://schemas.microsoft.com/office/word/2020/wordml/sdtdatahash" xmlns:w16du="http://schemas.microsoft.com/office/word/2023/wordml/word16du" xmlns:w16="http://schemas.microsoft.com/office/word/2018/wordml" xmlns:w16cid="http://schemas.microsoft.com/office/word/2016/wordml/cid" xmlns:w16cex="http://schemas.microsoft.com/office/word/2018/wordml/cex" xmlns:oel="http://schemas.microsoft.com/office/2019/extlst" xmlns:am3d="http://schemas.microsoft.com/office/drawing/2017/model3d" xmlns:aink="http://schemas.microsoft.com/office/drawing/2016/ink" xmlns:cx8="http://schemas.microsoft.com/office/drawing/2016/5/14/chartex" xmlns:cx7="http://schemas.microsoft.com/office/drawing/2016/5/13/chartex" xmlns:cx6="http://schemas.microsoft.com/office/drawing/2016/5/12/chartex" xmlns:cx5="http://schemas.microsoft.com/office/drawing/2016/5/11/chartex" xmlns:cx4="http://schemas.microsoft.com/office/drawing/2016/5/10/chartex" xmlns:cx3="http://schemas.microsoft.com/office/drawing/2016/5/9/chartex" xmlns:cx2="http://schemas.microsoft.com/office/drawing/2015/10/21/chartex" xmlns:cx1="http://schemas.microsoft.com/office/drawing/2015/9/8/chartex">
                   <w:pict>
                     <v:line w14:anchorId="1DE5A985" id="Conector recto 11" o:spid="_x0000_s1026" style="position:absolute;z-index:251684864;visibility:visible;mso-wrap-style:square;mso-width-percent:0;mso-height-percent:0;mso-wrap-distance-left:9pt;mso-wrap-distance-top:0;mso-wrap-distance-right:9pt;mso-wrap-distance-bottom:0;mso-position-horizontal:absolute;mso-position-horizontal-relative:text;mso-position-vertical:absolute;mso-position-vertical-relative:text;mso-width-percent:0;mso-height-percent:0;mso-width-relative:margin;mso-height-relative:margin" from="38.1pt,-.15pt" to="212.1pt,-.15pt" o:gfxdata="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" strokecolor="black [3200]" strokeweight=".5pt">
                       <v:stroke joinstyle="miter"/>
@@ -13503,7 +13466,7 @@
                     </wp:anchor>
                   </w:drawing>
                 </mc:Choice>
-                <mc:Fallback xmlns:cx1="http://schemas.microsoft.com/office/drawing/2015/9/8/chartex" xmlns:cx2="http://schemas.microsoft.com/office/drawing/2015/10/21/chartex" xmlns:cx3="http://schemas.microsoft.com/office/drawing/2016/5/9/chartex" xmlns:cx4="http://schemas.microsoft.com/office/drawing/2016/5/10/chartex" xmlns:cx5="http://schemas.microsoft.com/office/drawing/2016/5/11/chartex" xmlns:cx6="http://schemas.microsoft.com/office/drawing/2016/5/12/chartex" xmlns:cx7="http://schemas.microsoft.com/office/drawing/2016/5/13/chartex" xmlns:cx8="http://schemas.microsoft.com/office/drawing/2016/5/14/chartex" xmlns:aink="http://schemas.microsoft.com/office/drawing/2016/ink" xmlns:am3d="http://schemas.microsoft.com/office/drawing/2017/model3d" xmlns:oel="http://schemas.microsoft.com/office/2019/extlst" xmlns:w16cex="http://schemas.microsoft.com/office/word/2018/wordml/cex" xmlns:w16cid="http://schemas.microsoft.com/office/word/2016/wordml/cid" xmlns:w16="http://schemas.microsoft.com/office/word/2018/wordml" xmlns:w16du="http://schemas.microsoft.com/office/word/2023/wordml/word16du" xmlns:w16sdtdh="http://schemas.microsoft.com/office/word/2020/wordml/sdtdatahash">
+                <mc:Fallback xmlns:w16sdtdh="http://schemas.microsoft.com/office/word/2020/wordml/sdtdatahash" xmlns:w16du="http://schemas.microsoft.com/office/word/2023/wordml/word16du" xmlns:w16="http://schemas.microsoft.com/office/word/2018/wordml" xmlns:w16cid="http://schemas.microsoft.com/office/word/2016/wordml/cid" xmlns:w16cex="http://schemas.microsoft.com/office/word/2018/wordml/cex" xmlns:oel="http://schemas.microsoft.com/office/2019/extlst" xmlns:am3d="http://schemas.microsoft.com/office/drawing/2017/model3d" xmlns:aink="http://schemas.microsoft.com/office/drawing/2016/ink" xmlns:cx8="http://schemas.microsoft.com/office/drawing/2016/5/14/chartex" xmlns:cx7="http://schemas.microsoft.com/office/drawing/2016/5/13/chartex" xmlns:cx6="http://schemas.microsoft.com/office/drawing/2016/5/12/chartex" xmlns:cx5="http://schemas.microsoft.com/office/drawing/2016/5/11/chartex" xmlns:cx4="http://schemas.microsoft.com/office/drawing/2016/5/10/chartex" xmlns:cx3="http://schemas.microsoft.com/office/drawing/2016/5/9/chartex" xmlns:cx2="http://schemas.microsoft.com/office/drawing/2015/10/21/chartex" xmlns:cx1="http://schemas.microsoft.com/office/drawing/2015/9/8/chartex">
                   <w:pict>
                     <v:line w14:anchorId="026C9BFB" id="Conector recto 7" o:spid="_x0000_s1026" style="position:absolute;z-index:251682816;visibility:visible;mso-wrap-style:square;mso-width-percent:0;mso-height-percent:0;mso-wrap-distance-left:9pt;mso-wrap-distance-top:0;mso-wrap-distance-right:9pt;mso-wrap-distance-bottom:0;mso-position-horizontal:absolute;mso-position-horizontal-relative:text;mso-position-vertical:absolute;mso-position-vertical-relative:text;mso-width-percent:0;mso-height-percent:0;mso-width-relative:margin;mso-height-relative:margin" from="39.1pt,-1.4pt" to="189.1pt,-1.4pt" o:gfxdata="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" strokecolor="black [3200]" strokeweight=".5pt">
                       <v:stroke joinstyle="miter"/>
@@ -14529,7 +14492,7 @@
                     </wp:anchor>
                   </w:drawing>
                 </mc:Choice>
-                <mc:Fallback xmlns:cx1="http://schemas.microsoft.com/office/drawing/2015/9/8/chartex" xmlns:cx2="http://schemas.microsoft.com/office/drawing/2015/10/21/chartex" xmlns:cx3="http://schemas.microsoft.com/office/drawing/2016/5/9/chartex" xmlns:cx4="http://schemas.microsoft.com/office/drawing/2016/5/10/chartex" xmlns:cx5="http://schemas.microsoft.com/office/drawing/2016/5/11/chartex" xmlns:cx6="http://schemas.microsoft.com/office/drawing/2016/5/12/chartex" xmlns:cx7="http://schemas.microsoft.com/office/drawing/2016/5/13/chartex" xmlns:cx8="http://schemas.microsoft.com/office/drawing/2016/5/14/chartex" xmlns:aink="http://schemas.microsoft.com/office/drawing/2016/ink" xmlns:am3d="http://schemas.microsoft.com/office/drawing/2017/model3d" xmlns:oel="http://schemas.microsoft.com/office/2019/extlst" xmlns:w16cex="http://schemas.microsoft.com/office/word/2018/wordml/cex" xmlns:w16cid="http://schemas.microsoft.com/office/word/2016/wordml/cid" xmlns:w16="http://schemas.microsoft.com/office/word/2018/wordml" xmlns:w16du="http://schemas.microsoft.com/office/word/2023/wordml/word16du" xmlns:w16sdtdh="http://schemas.microsoft.com/office/word/2020/wordml/sdtdatahash">
+                <mc:Fallback xmlns:w16sdtdh="http://schemas.microsoft.com/office/word/2020/wordml/sdtdatahash" xmlns:w16du="http://schemas.microsoft.com/office/word/2023/wordml/word16du" xmlns:w16="http://schemas.microsoft.com/office/word/2018/wordml" xmlns:w16cid="http://schemas.microsoft.com/office/word/2016/wordml/cid" xmlns:w16cex="http://schemas.microsoft.com/office/word/2018/wordml/cex" xmlns:oel="http://schemas.microsoft.com/office/2019/extlst" xmlns:am3d="http://schemas.microsoft.com/office/drawing/2017/model3d" xmlns:aink="http://schemas.microsoft.com/office/drawing/2016/ink" xmlns:cx8="http://schemas.microsoft.com/office/drawing/2016/5/14/chartex" xmlns:cx7="http://schemas.microsoft.com/office/drawing/2016/5/13/chartex" xmlns:cx6="http://schemas.microsoft.com/office/drawing/2016/5/12/chartex" xmlns:cx5="http://schemas.microsoft.com/office/drawing/2016/5/11/chartex" xmlns:cx4="http://schemas.microsoft.com/office/drawing/2016/5/10/chartex" xmlns:cx3="http://schemas.microsoft.com/office/drawing/2016/5/9/chartex" xmlns:cx2="http://schemas.microsoft.com/office/drawing/2015/10/21/chartex" xmlns:cx1="http://schemas.microsoft.com/office/drawing/2015/9/8/chartex">
                   <w:pict>
                     <v:line w14:anchorId="6A3487D4" id="Conector recto 5" o:spid="_x0000_s1026" style="position:absolute;flip:y;z-index:251681792;visibility:visible;mso-wrap-style:square;mso-width-percent:0;mso-height-percent:0;mso-wrap-distance-left:9pt;mso-wrap-distance-top:0;mso-wrap-distance-right:9pt;mso-wrap-distance-bottom:0;mso-position-horizontal:absolute;mso-position-horizontal-relative:text;mso-position-vertical:absolute;mso-position-vertical-relative:text;mso-width-percent:0;mso-height-percent:0;mso-width-relative:margin;mso-height-relative:margin" from="32.95pt,-.25pt" to="224.95pt,-.25pt" o:gfxdata="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" strokecolor="black [3213]" strokeweight=".5pt">
                       <v:stroke joinstyle="miter"/>
@@ -15689,8 +15652,8 @@
           <w:szCs w:val="16"/>
         </w:rPr>
         <w:sectPr>
-          <w:headerReference w:type="default" r:id="rId10"/>
-          <w:footerReference w:type="default" r:id="rId11"/>
+          <w:headerReference w:type="default" r:id="rId13"/>
+          <w:footerReference w:type="default" r:id="rId14"/>
           <w:pgSz w:w="20160" w:h="12240" w:orient="landscape" w:code="5"/>
           <w:pgMar w:top="1701" w:right="1171" w:bottom="1701" w:left="993" w:header="708" w:footer="585" w:gutter="0"/>
           <w:cols w:space="708"/>
@@ -15971,31 +15934,7 @@
                 <w:sz w:val="16"/>
                 <w:szCs w:val="16"/>
               </w:rPr>
-              <w:t xml:space="preserve">CATEGORIA HORAS </w:t>
-            </w:r>
-            <w:proofErr w:type="spellStart"/>
-            <w:r>
-              <w:rPr>
-                <w:rFonts w:ascii="Calibri" w:hAnsi="Calibri" w:cs="Calibri"/>
-                <w:b/>
-                <w:bCs/>
-                <w:color w:val="000000"/>
-                <w:sz w:val="16"/>
-                <w:szCs w:val="16"/>
-              </w:rPr>
-              <w:t>ó</w:t>
-            </w:r>
-            <w:proofErr w:type="spellEnd"/>
-            <w:r>
-              <w:rPr>
-                <w:rFonts w:ascii="Calibri" w:hAnsi="Calibri" w:cs="Calibri"/>
-                <w:b/>
-                <w:bCs/>
-                <w:color w:val="000000"/>
-                <w:sz w:val="16"/>
-                <w:szCs w:val="16"/>
-              </w:rPr>
-              <w:t xml:space="preserve"> PLAZA</w:t>
+              <w:t>CATEGORIA HORAS ó PLAZA</w:t>
             </w:r>
           </w:p>
         </w:tc>
@@ -16191,7 +16130,6 @@
               </w:rPr>
               <w:t>{{</w:t>
             </w:r>
-            <w:proofErr w:type="spellStart"/>
             <w:r>
               <w:rPr>
                 <w:rFonts w:ascii="Arial" w:hAnsi="Arial" w:cs="Arial"/>
@@ -16201,7 +16139,6 @@
               </w:rPr>
               <w:t>Nombre_Titular</w:t>
             </w:r>
-            <w:proofErr w:type="spellEnd"/>
             <w:r>
               <w:rPr>
                 <w:rFonts w:ascii="Arial" w:hAnsi="Arial" w:cs="Arial"/>
@@ -16245,7 +16182,6 @@
               </w:rPr>
               <w:t>{{</w:t>
             </w:r>
-            <w:proofErr w:type="spellStart"/>
             <w:r>
               <w:rPr>
                 <w:rFonts w:ascii="Arial" w:hAnsi="Arial" w:cs="Arial"/>
@@ -16254,7 +16190,6 @@
               </w:rPr>
               <w:t>T_Movimiento</w:t>
             </w:r>
-            <w:proofErr w:type="spellEnd"/>
             <w:r>
               <w:rPr>
                 <w:rFonts w:ascii="Arial" w:hAnsi="Arial" w:cs="Arial"/>
@@ -16304,7 +16239,7 @@
                 <w:sz w:val="16"/>
                 <w:szCs w:val="16"/>
               </w:rPr>
-              <w:t>Clave_CT</w:t>
+              <w:t>Clave_CT_Techo_F</w:t>
             </w:r>
             <w:proofErr w:type="spellEnd"/>
             <w:r>
@@ -16349,7 +16284,6 @@
               </w:rPr>
               <w:t>{{</w:t>
             </w:r>
-            <w:proofErr w:type="spellStart"/>
             <w:r>
               <w:rPr>
                 <w:rFonts w:ascii="Arial" w:hAnsi="Arial" w:cs="Arial"/>
@@ -16359,7 +16293,6 @@
               </w:rPr>
               <w:t>Funcion_Interino</w:t>
             </w:r>
-            <w:proofErr w:type="spellEnd"/>
             <w:r>
               <w:rPr>
                 <w:rFonts w:ascii="Arial" w:hAnsi="Arial" w:cs="Arial"/>
@@ -16404,7 +16337,6 @@
               </w:rPr>
               <w:t>{{</w:t>
             </w:r>
-            <w:proofErr w:type="spellStart"/>
             <w:r>
               <w:rPr>
                 <w:rFonts w:ascii="Arial" w:hAnsi="Arial" w:cs="Arial"/>
@@ -16414,7 +16346,6 @@
               </w:rPr>
               <w:t>Categoria_Titular</w:t>
             </w:r>
-            <w:proofErr w:type="spellEnd"/>
             <w:r>
               <w:rPr>
                 <w:rFonts w:ascii="Arial" w:hAnsi="Arial" w:cs="Arial"/>
@@ -16455,7 +16386,6 @@
               </w:rPr>
               <w:t>{{</w:t>
             </w:r>
-            <w:proofErr w:type="spellStart"/>
             <w:r>
               <w:rPr>
                 <w:rFonts w:ascii="Arial" w:hAnsi="Arial" w:cs="Arial"/>
@@ -16465,7 +16395,6 @@
               </w:rPr>
               <w:t>Presupuestal_Titular</w:t>
             </w:r>
-            <w:proofErr w:type="spellEnd"/>
             <w:r>
               <w:rPr>
                 <w:rFonts w:ascii="Arial" w:hAnsi="Arial" w:cs="Arial"/>
@@ -18662,31 +18591,7 @@
                 <w:sz w:val="16"/>
                 <w:szCs w:val="16"/>
               </w:rPr>
-              <w:t xml:space="preserve">CATEGORIA HORAS. </w:t>
-            </w:r>
-            <w:proofErr w:type="spellStart"/>
-            <w:r>
-              <w:rPr>
-                <w:rFonts w:asciiTheme="minorHAnsi" w:hAnsiTheme="minorHAnsi" w:cstheme="minorHAnsi"/>
-                <w:b/>
-                <w:bCs/>
-                <w:color w:val="000000"/>
-                <w:sz w:val="16"/>
-                <w:szCs w:val="16"/>
-              </w:rPr>
-              <w:t>ó</w:t>
-            </w:r>
-            <w:proofErr w:type="spellEnd"/>
-            <w:r>
-              <w:rPr>
-                <w:rFonts w:asciiTheme="minorHAnsi" w:hAnsiTheme="minorHAnsi" w:cstheme="minorHAnsi"/>
-                <w:b/>
-                <w:bCs/>
-                <w:color w:val="000000"/>
-                <w:sz w:val="16"/>
-                <w:szCs w:val="16"/>
-              </w:rPr>
-              <w:t xml:space="preserve"> PLAZA</w:t>
+              <w:t>CATEGORIA HORAS. ó PLAZA</w:t>
             </w:r>
           </w:p>
         </w:tc>
@@ -18897,7 +18802,6 @@
               </w:rPr>
               <w:t>{{</w:t>
             </w:r>
-            <w:proofErr w:type="spellStart"/>
             <w:r>
               <w:rPr>
                 <w:rFonts w:ascii="Arial" w:hAnsi="Arial" w:cs="Arial"/>
@@ -18906,7 +18810,6 @@
               </w:rPr>
               <w:t>Nombre_Interino</w:t>
             </w:r>
-            <w:proofErr w:type="spellEnd"/>
             <w:r>
               <w:rPr>
                 <w:rFonts w:ascii="Arial" w:hAnsi="Arial" w:cs="Arial"/>
@@ -18948,7 +18851,6 @@
               </w:rPr>
               <w:t>{{</w:t>
             </w:r>
-            <w:proofErr w:type="spellStart"/>
             <w:r>
               <w:rPr>
                 <w:rFonts w:ascii="Arial" w:hAnsi="Arial" w:cs="Arial"/>
@@ -18957,7 +18859,6 @@
               </w:rPr>
               <w:t>Resultado_Alta</w:t>
             </w:r>
-            <w:proofErr w:type="spellEnd"/>
             <w:r>
               <w:rPr>
                 <w:rFonts w:ascii="Arial" w:hAnsi="Arial" w:cs="Arial"/>
@@ -19017,7 +18918,7 @@
                 <w:sz w:val="16"/>
                 <w:szCs w:val="16"/>
               </w:rPr>
-              <w:t>Clave_CT</w:t>
+              <w:t>Clave_CT_Techo_F</w:t>
             </w:r>
             <w:proofErr w:type="spellEnd"/>
             <w:r>
@@ -19062,7 +18963,6 @@
               </w:rPr>
               <w:t>{{</w:t>
             </w:r>
-            <w:proofErr w:type="spellStart"/>
             <w:r>
               <w:rPr>
                 <w:rFonts w:ascii="Arial" w:hAnsi="Arial" w:cs="Arial"/>
@@ -19072,7 +18972,6 @@
               </w:rPr>
               <w:t>Funcion_Interino</w:t>
             </w:r>
-            <w:proofErr w:type="spellEnd"/>
             <w:r>
               <w:rPr>
                 <w:rFonts w:ascii="Arial" w:hAnsi="Arial" w:cs="Arial"/>
@@ -19117,7 +19016,6 @@
               </w:rPr>
               <w:t>{{</w:t>
             </w:r>
-            <w:proofErr w:type="spellStart"/>
             <w:r>
               <w:rPr>
                 <w:rFonts w:ascii="Arial" w:hAnsi="Arial" w:cs="Arial"/>
@@ -19127,7 +19025,6 @@
               </w:rPr>
               <w:t>Categoria_Titular</w:t>
             </w:r>
-            <w:proofErr w:type="spellEnd"/>
             <w:r>
               <w:rPr>
                 <w:rFonts w:ascii="Arial" w:hAnsi="Arial" w:cs="Arial"/>
@@ -19168,7 +19065,6 @@
               </w:rPr>
               <w:t>{{</w:t>
             </w:r>
-            <w:proofErr w:type="spellStart"/>
             <w:r>
               <w:rPr>
                 <w:rFonts w:ascii="Arial" w:hAnsi="Arial" w:cs="Arial"/>
@@ -19178,7 +19074,6 @@
               </w:rPr>
               <w:t>Presupuestal_Interino</w:t>
             </w:r>
-            <w:proofErr w:type="spellEnd"/>
             <w:r>
               <w:rPr>
                 <w:rFonts w:ascii="Arial" w:hAnsi="Arial" w:cs="Arial"/>
@@ -19378,7 +19273,6 @@
               </w:rPr>
               <w:t>{{</w:t>
             </w:r>
-            <w:proofErr w:type="spellStart"/>
             <w:r>
               <w:rPr>
                 <w:rFonts w:ascii="Arial" w:hAnsi="Arial" w:cs="Arial"/>
@@ -19388,7 +19282,6 @@
               </w:rPr>
               <w:t>No_Prel</w:t>
             </w:r>
-            <w:proofErr w:type="spellEnd"/>
             <w:r>
               <w:rPr>
                 <w:rFonts w:ascii="Arial" w:hAnsi="Arial" w:cs="Arial"/>
@@ -19441,7 +19334,6 @@
               </w:rPr>
               <w:t>{{</w:t>
             </w:r>
-            <w:proofErr w:type="spellStart"/>
             <w:r>
               <w:rPr>
                 <w:rFonts w:ascii="Arial" w:hAnsi="Arial" w:cs="Arial"/>
@@ -19451,7 +19343,6 @@
               </w:rPr>
               <w:t>Folio_Prel</w:t>
             </w:r>
-            <w:proofErr w:type="spellEnd"/>
             <w:r>
               <w:rPr>
                 <w:rFonts w:ascii="Arial" w:hAnsi="Arial" w:cs="Arial"/>
@@ -19490,7 +19381,6 @@
               </w:rPr>
               <w:t>{{</w:t>
             </w:r>
-            <w:proofErr w:type="spellStart"/>
             <w:r>
               <w:rPr>
                 <w:rFonts w:ascii="Arial" w:hAnsi="Arial" w:cs="Arial"/>
@@ -19500,7 +19390,6 @@
               </w:rPr>
               <w:t>Tipo_Val</w:t>
             </w:r>
-            <w:proofErr w:type="spellEnd"/>
             <w:r>
               <w:rPr>
                 <w:rFonts w:ascii="Arial" w:hAnsi="Arial" w:cs="Arial"/>
@@ -21352,16 +21241,107 @@
               </w:rPr>
               <w:fldChar w:fldCharType="end"/>
             </w:r>
-          </w:p>
-          <w:p>
-            <w:pPr>
+            <w:r>
               <w:rPr>
                 <w:rFonts w:ascii="Calibri" w:hAnsi="Calibri" w:cs="Calibri"/>
                 <w:color w:val="000000"/>
                 <w:sz w:val="16"/>
                 <w:szCs w:val="16"/>
               </w:rPr>
-            </w:pPr>
+              <w:t xml:space="preserve"> SE DESEMPEÑARA EN </w:t>
+            </w:r>
+            <w:r>
+              <w:rPr>
+                <w:rFonts w:ascii="Calibri" w:hAnsi="Calibri" w:cs="Calibri"/>
+                <w:color w:val="000000"/>
+                <w:sz w:val="16"/>
+                <w:szCs w:val="16"/>
+              </w:rPr>
+              <w:t>{{</w:t>
+            </w:r>
+            <w:proofErr w:type="spellStart"/>
+            <w:r>
+              <w:rPr>
+                <w:rFonts w:ascii="Calibri" w:hAnsi="Calibri" w:cs="Calibri"/>
+                <w:color w:val="000000"/>
+                <w:sz w:val="16"/>
+                <w:szCs w:val="16"/>
+              </w:rPr>
+              <w:t>Clave_CT</w:t>
+            </w:r>
+            <w:proofErr w:type="spellEnd"/>
+            <w:r>
+              <w:rPr>
+                <w:rFonts w:ascii="Calibri" w:hAnsi="Calibri" w:cs="Calibri"/>
+                <w:color w:val="000000"/>
+                <w:sz w:val="16"/>
+                <w:szCs w:val="16"/>
+              </w:rPr>
+              <w:t>}}</w:t>
+            </w:r>
+            <w:r>
+              <w:rPr>
+                <w:rFonts w:ascii="Calibri" w:hAnsi="Calibri" w:cs="Calibri"/>
+                <w:color w:val="000000"/>
+                <w:sz w:val="16"/>
+                <w:szCs w:val="16"/>
+              </w:rPr>
+              <w:t xml:space="preserve">  Y PARA EFECTOS DE PAGO EN LA C.T. </w:t>
+            </w:r>
+            <w:r>
+              <w:rPr>
+                <w:rFonts w:ascii="Arial" w:hAnsi="Arial" w:cs="Arial"/>
+                <w:sz w:val="20"/>
+                <w:szCs w:val="20"/>
+              </w:rPr>
+              <w:t xml:space="preserve"> </w:t>
+            </w:r>
+            <w:r>
+              <w:rPr>
+                <w:rFonts w:ascii="Arial" w:hAnsi="Arial" w:cs="Arial"/>
+                <w:sz w:val="20"/>
+                <w:szCs w:val="20"/>
+              </w:rPr>
+              <w:t>{{</w:t>
+            </w:r>
+            <w:proofErr w:type="spellStart"/>
+            <w:r>
+              <w:rPr>
+                <w:rFonts w:ascii="Arial" w:hAnsi="Arial" w:cs="Arial"/>
+                <w:sz w:val="20"/>
+                <w:szCs w:val="20"/>
+              </w:rPr>
+              <w:t>Clave_CT_Techo_F</w:t>
+            </w:r>
+            <w:proofErr w:type="spellEnd"/>
+            <w:r>
+              <w:rPr>
+                <w:rFonts w:ascii="Arial" w:hAnsi="Arial" w:cs="Arial"/>
+                <w:sz w:val="20"/>
+                <w:szCs w:val="20"/>
+              </w:rPr>
+              <w:t>}}</w:t>
+            </w:r>
+            <w:r>
+              <w:rPr>
+                <w:rFonts w:ascii="Arial" w:hAnsi="Arial" w:cs="Arial"/>
+                <w:sz w:val="20"/>
+                <w:szCs w:val="20"/>
+              </w:rPr>
+              <w:t>.</w:t>
+            </w:r>
+          </w:p>
+          <w:p>
+            <w:pPr>
+              <w:rPr>
+                <w:rFonts w:ascii="Calibri" w:hAnsi="Calibri" w:cs="Calibri"/>
+                <w:color w:val="000000"/>
+                <w:sz w:val="16"/>
+                <w:szCs w:val="16"/>
+              </w:rPr>
+            </w:pPr>
+            <w:bookmarkStart w:id="6" w:name="_GoBack"/>
+            <w:bookmarkEnd w:id="6"/>
           </w:p>
         </w:tc>
       </w:tr>
@@ -21546,23 +21526,7 @@
           <w:sz w:val="20"/>
           <w:szCs w:val="20"/>
         </w:rPr>
-        <w:t xml:space="preserve">Victoria de Durango, </w:t>
-      </w:r>
-      <w:proofErr w:type="spellStart"/>
-      <w:r>
-        <w:rPr>
-          <w:sz w:val="20"/>
-          <w:szCs w:val="20"/>
-        </w:rPr>
-        <w:t>Dgo</w:t>
-      </w:r>
-      <w:proofErr w:type="spellEnd"/>
-      <w:r>
-        <w:rPr>
-          <w:sz w:val="20"/>
-          <w:szCs w:val="20"/>
-        </w:rPr>
-        <w:t xml:space="preserve">., a </w:t>
+        <w:t xml:space="preserve">Victoria de Durango, Dgo., a </w:t>
       </w:r>
       <w:r>
         <w:rPr>
@@ -21571,7 +21535,6 @@
         </w:rPr>
         <w:t>{{</w:t>
       </w:r>
-      <w:proofErr w:type="spellStart"/>
       <w:r>
         <w:rPr>
           <w:sz w:val="20"/>
@@ -21579,7 +21542,6 @@
         </w:rPr>
         <w:t>F_Hoy</w:t>
       </w:r>
-      <w:proofErr w:type="spellEnd"/>
       <w:r>
         <w:rPr>
           <w:sz w:val="20"/>
@@ -21859,7 +21821,7 @@
               </wp:anchor>
             </w:drawing>
           </mc:Choice>
-          <mc:Fallback xmlns:cx1="http://schemas.microsoft.com/office/drawing/2015/9/8/chartex" xmlns:cx2="http://schemas.microsoft.com/office/drawing/2015/10/21/chartex" xmlns:cx3="http://schemas.microsoft.com/office/drawing/2016/5/9/chartex" xmlns:cx4="http://schemas.microsoft.com/office/drawing/2016/5/10/chartex" xmlns:cx5="http://schemas.microsoft.com/office/drawing/2016/5/11/chartex" xmlns:cx6="http://schemas.microsoft.com/office/drawing/2016/5/12/chartex" xmlns:cx7="http://schemas.microsoft.com/office/drawing/2016/5/13/chartex" xmlns:cx8="http://schemas.microsoft.com/office/drawing/2016/5/14/chartex" xmlns:aink="http://schemas.microsoft.com/office/drawing/2016/ink" xmlns:am3d="http://schemas.microsoft.com/office/drawing/2017/model3d" xmlns:oel="http://schemas.microsoft.com/office/2019/extlst" xmlns:w16cex="http://schemas.microsoft.com/office/word/2018/wordml/cex" xmlns:w16cid="http://schemas.microsoft.com/office/word/2016/wordml/cid" xmlns:w16="http://schemas.microsoft.com/office/word/2018/wordml" xmlns:w16du="http://schemas.microsoft.com/office/word/2023/wordml/word16du" xmlns:w16sdtdh="http://schemas.microsoft.com/office/word/2020/wordml/sdtdatahash">
+          <mc:Fallback xmlns:w16sdtdh="http://schemas.microsoft.com/office/word/2020/wordml/sdtdatahash" xmlns:w16du="http://schemas.microsoft.com/office/word/2023/wordml/word16du" xmlns:w16="http://schemas.microsoft.com/office/word/2018/wordml" xmlns:w16cid="http://schemas.microsoft.com/office/word/2016/wordml/cid" xmlns:w16cex="http://schemas.microsoft.com/office/word/2018/wordml/cex" xmlns:oel="http://schemas.microsoft.com/office/2019/extlst" xmlns:am3d="http://schemas.microsoft.com/office/drawing/2017/model3d" xmlns:aink="http://schemas.microsoft.com/office/drawing/2016/ink" xmlns:cx8="http://schemas.microsoft.com/office/drawing/2016/5/14/chartex" xmlns:cx7="http://schemas.microsoft.com/office/drawing/2016/5/13/chartex" xmlns:cx6="http://schemas.microsoft.com/office/drawing/2016/5/12/chartex" xmlns:cx5="http://schemas.microsoft.com/office/drawing/2016/5/11/chartex" xmlns:cx4="http://schemas.microsoft.com/office/drawing/2016/5/10/chartex" xmlns:cx3="http://schemas.microsoft.com/office/drawing/2016/5/9/chartex" xmlns:cx2="http://schemas.microsoft.com/office/drawing/2015/10/21/chartex" xmlns:cx1="http://schemas.microsoft.com/office/drawing/2015/9/8/chartex">
             <w:pict>
               <v:line w14:anchorId="735A7923" id="Conector recto 66" o:spid="_x0000_s1026" style="position:absolute;flip:y;z-index:251675648;visibility:visible;mso-wrap-style:square;mso-width-percent:0;mso-height-percent:0;mso-wrap-distance-left:9pt;mso-wrap-distance-top:0;mso-wrap-distance-right:9pt;mso-wrap-distance-bottom:0;mso-position-horizontal:absolute;mso-position-horizontal-relative:text;mso-position-vertical:absolute;mso-position-vertical-relative:text;mso-width-percent:0;mso-height-percent:0;mso-width-relative:margin;mso-height-relative:margin" from="-2.65pt,32.25pt" to="260.6pt,32.25pt" o:gfxdata="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" strokecolor="black [3200]" strokeweight=".5pt">
                 <v:stroke joinstyle="miter"/>
@@ -21981,7 +21943,7 @@
               </wp:anchor>
             </w:drawing>
           </mc:Choice>
-          <mc:Fallback xmlns:cx1="http://schemas.microsoft.com/office/drawing/2015/9/8/chartex" xmlns:cx2="http://schemas.microsoft.com/office/drawing/2015/10/21/chartex" xmlns:cx3="http://schemas.microsoft.com/office/drawing/2016/5/9/chartex" xmlns:cx4="http://schemas.microsoft.com/office/drawing/2016/5/10/chartex" xmlns:cx5="http://schemas.microsoft.com/office/drawing/2016/5/11/chartex" xmlns:cx6="http://schemas.microsoft.com/office/drawing/2016/5/12/chartex" xmlns:cx7="http://schemas.microsoft.com/office/drawing/2016/5/13/chartex" xmlns:cx8="http://schemas.microsoft.com/office/drawing/2016/5/14/chartex" xmlns:aink="http://schemas.microsoft.com/office/drawing/2016/ink" xmlns:am3d="http://schemas.microsoft.com/office/drawing/2017/model3d" xmlns:oel="http://schemas.microsoft.com/office/2019/extlst" xmlns:w16cex="http://schemas.microsoft.com/office/word/2018/wordml/cex" xmlns:w16cid="http://schemas.microsoft.com/office/word/2016/wordml/cid" xmlns:w16="http://schemas.microsoft.com/office/word/2018/wordml" xmlns:w16du="http://schemas.microsoft.com/office/word/2023/wordml/word16du" xmlns:w16sdtdh="http://schemas.microsoft.com/office/word/2020/wordml/sdtdatahash">
+          <mc:Fallback xmlns:w16sdtdh="http://schemas.microsoft.com/office/word/2020/wordml/sdtdatahash" xmlns:w16du="http://schemas.microsoft.com/office/word/2023/wordml/word16du" xmlns:w16="http://schemas.microsoft.com/office/word/2018/wordml" xmlns:w16cid="http://schemas.microsoft.com/office/word/2016/wordml/cid" xmlns:w16cex="http://schemas.microsoft.com/office/word/2018/wordml/cex" xmlns:oel="http://schemas.microsoft.com/office/2019/extlst" xmlns:am3d="http://schemas.microsoft.com/office/drawing/2017/model3d" xmlns:aink="http://schemas.microsoft.com/office/drawing/2016/ink" xmlns:cx8="http://schemas.microsoft.com/office/drawing/2016/5/14/chartex" xmlns:cx7="http://schemas.microsoft.com/office/drawing/2016/5/13/chartex" xmlns:cx6="http://schemas.microsoft.com/office/drawing/2016/5/12/chartex" xmlns:cx5="http://schemas.microsoft.com/office/drawing/2016/5/11/chartex" xmlns:cx4="http://schemas.microsoft.com/office/drawing/2016/5/10/chartex" xmlns:cx3="http://schemas.microsoft.com/office/drawing/2016/5/9/chartex" xmlns:cx2="http://schemas.microsoft.com/office/drawing/2015/10/21/chartex" xmlns:cx1="http://schemas.microsoft.com/office/drawing/2015/9/8/chartex">
             <w:pict>
               <v:line w14:anchorId="50565A40" id="Conector recto 67" o:spid="_x0000_s1026" style="position:absolute;z-index:251677696;visibility:visible;mso-wrap-style:square;mso-width-percent:0;mso-height-percent:0;mso-wrap-distance-left:9pt;mso-wrap-distance-top:0;mso-wrap-distance-right:9pt;mso-wrap-distance-bottom:0;mso-position-horizontal:absolute;mso-position-horizontal-relative:text;mso-position-vertical:absolute;mso-position-vertical-relative:text;mso-width-percent:0;mso-height-percent:0;mso-width-relative:margin;mso-height-relative:margin" from="446.6pt,11.55pt" to="660.35pt,12.3pt" o:gfxdata="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" strokecolor="black [3200]" strokeweight=".5pt">
                 <v:stroke joinstyle="miter"/>
@@ -22194,8 +22156,8 @@
         </w:rPr>
         <w:t>OFICIO DEE</w:t>
       </w:r>
-      <w:bookmarkStart w:id="6" w:name="FOLIO"/>
-      <w:bookmarkEnd w:id="6"/>
+      <w:bookmarkStart w:id="7" w:name="FOLIO"/>
+      <w:bookmarkEnd w:id="7"/>
       <w:r>
         <w:rPr>
           <w:rFonts w:ascii="Arial" w:hAnsi="Arial" w:cs="Arial"/>
@@ -22458,46 +22420,14 @@
           <w:sz w:val="20"/>
           <w:szCs w:val="20"/>
         </w:rPr>
-        <w:t xml:space="preserve">Victoria de Durango, </w:t>
-      </w:r>
-      <w:proofErr w:type="spellStart"/>
-      <w:r>
-        <w:rPr>
-          <w:sz w:val="20"/>
-          <w:szCs w:val="20"/>
-        </w:rPr>
-        <w:t>Dgo</w:t>
-      </w:r>
-      <w:proofErr w:type="spellEnd"/>
-      <w:r>
-        <w:rPr>
-          <w:sz w:val="20"/>
-          <w:szCs w:val="20"/>
-        </w:rPr>
-        <w:t xml:space="preserve">., a </w:t>
+        <w:t xml:space="preserve">Victoria de Durango, Dgo., a </w:t>
       </w:r>
       <w:r>
         <w:rPr>
           <w:sz w:val="20"/>
           <w:szCs w:val="20"/>
         </w:rPr>
-        <w:t>{{</w:t>
-      </w:r>
-      <w:proofErr w:type="spellStart"/>
-      <w:r>
-        <w:rPr>
-          <w:sz w:val="20"/>
-          <w:szCs w:val="20"/>
-        </w:rPr>
-        <w:t>F_Hoy</w:t>
-      </w:r>
-      <w:proofErr w:type="spellEnd"/>
-      <w:r>
-        <w:rPr>
-          <w:sz w:val="20"/>
-          <w:szCs w:val="20"/>
-        </w:rPr>
-        <w:t>}}</w:t>
+        <w:t>{{F_Hoy}}</w:t>
       </w:r>
     </w:p>
     <w:p>
@@ -22540,27 +22470,7 @@
           <w:sz w:val="20"/>
           <w:szCs w:val="20"/>
         </w:rPr>
-        <w:t>{{</w:t>
-      </w:r>
-      <w:proofErr w:type="spellStart"/>
-      <w:r>
-        <w:rPr>
-          <w:rFonts w:ascii="Arial" w:hAnsi="Arial" w:cs="Arial"/>
-          <w:b/>
-          <w:sz w:val="20"/>
-          <w:szCs w:val="20"/>
-        </w:rPr>
-        <w:t>Nombre_Interino</w:t>
-      </w:r>
-      <w:proofErr w:type="spellEnd"/>
-      <w:r>
-        <w:rPr>
-          <w:rFonts w:ascii="Arial" w:hAnsi="Arial" w:cs="Arial"/>
-          <w:b/>
-          <w:sz w:val="20"/>
-          <w:szCs w:val="20"/>
-        </w:rPr>
-        <w:t>}}</w:t>
+        <w:t>{{Nombre_Interino}}</w:t>
       </w:r>
     </w:p>
     <w:p>
@@ -22594,27 +22504,7 @@
           <w:sz w:val="20"/>
           <w:szCs w:val="20"/>
         </w:rPr>
-        <w:t xml:space="preserve"> {{</w:t>
-      </w:r>
-      <w:proofErr w:type="spellStart"/>
-      <w:r>
-        <w:rPr>
-          <w:rFonts w:ascii="Arial" w:hAnsi="Arial" w:cs="Arial"/>
-          <w:b/>
-          <w:sz w:val="20"/>
-          <w:szCs w:val="20"/>
-        </w:rPr>
-        <w:t>RFC_Interino</w:t>
-      </w:r>
-      <w:proofErr w:type="spellEnd"/>
-      <w:r>
-        <w:rPr>
-          <w:rFonts w:ascii="Arial" w:hAnsi="Arial" w:cs="Arial"/>
-          <w:b/>
-          <w:sz w:val="20"/>
-          <w:szCs w:val="20"/>
-        </w:rPr>
-        <w:t>}}</w:t>
+        <w:t xml:space="preserve"> {{RFC_Interino}}</w:t>
       </w:r>
       <w:r>
         <w:rPr>
@@ -22676,27 +22566,7 @@
           <w:sz w:val="20"/>
           <w:szCs w:val="20"/>
         </w:rPr>
-        <w:t>{{</w:t>
-      </w:r>
-      <w:proofErr w:type="spellStart"/>
-      <w:r>
-        <w:rPr>
-          <w:rFonts w:ascii="Arial" w:hAnsi="Arial" w:cs="Arial"/>
-          <w:b/>
-          <w:sz w:val="20"/>
-          <w:szCs w:val="20"/>
-        </w:rPr>
-        <w:t>Presupuestal_Interino</w:t>
-      </w:r>
-      <w:proofErr w:type="spellEnd"/>
-      <w:r>
-        <w:rPr>
-          <w:rFonts w:ascii="Arial" w:hAnsi="Arial" w:cs="Arial"/>
-          <w:b/>
-          <w:sz w:val="20"/>
-          <w:szCs w:val="20"/>
-        </w:rPr>
-        <w:t>}}</w:t>
+        <w:t>{{Presupuestal_Interino}}</w:t>
       </w:r>
       <w:r>
         <w:rPr>
@@ -22778,7 +22648,15 @@
           <w:sz w:val="20"/>
           <w:szCs w:val="20"/>
         </w:rPr>
-        <w:t>Con la categoría de {{</w:t>
+        <w:t xml:space="preserve">Con la categoría de {{Categoria_Titular}}, le notifico que a partir de esta fecha deberá presentarse en el </w:t>
+      </w:r>
+      <w:r>
+        <w:rPr>
+          <w:rFonts w:ascii="Arial" w:hAnsi="Arial" w:cs="Arial"/>
+          <w:sz w:val="20"/>
+          <w:szCs w:val="20"/>
+        </w:rPr>
+        <w:t>{{</w:t>
       </w:r>
       <w:proofErr w:type="spellStart"/>
       <w:r>
@@ -22787,7 +22665,7 @@
           <w:sz w:val="20"/>
           <w:szCs w:val="20"/>
         </w:rPr>
-        <w:t>Categoria_Titular</w:t>
+        <w:t>Nom_CT</w:t>
       </w:r>
       <w:proofErr w:type="spellEnd"/>
       <w:r>
@@ -22796,7 +22674,15 @@
           <w:sz w:val="20"/>
           <w:szCs w:val="20"/>
         </w:rPr>
-        <w:t>}}, le notifico que a partir de esta fecha deberá presentarse en el {{</w:t>
+        <w:t xml:space="preserve">}} con clave de centro de trabajo </w:t>
+      </w:r>
+      <w:r>
+        <w:rPr>
+          <w:rFonts w:ascii="Arial" w:hAnsi="Arial" w:cs="Arial"/>
+          <w:sz w:val="20"/>
+          <w:szCs w:val="20"/>
+        </w:rPr>
+        <w:t>{{</w:t>
       </w:r>
       <w:proofErr w:type="spellStart"/>
       <w:r>
@@ -22805,7 +22691,7 @@
           <w:sz w:val="20"/>
           <w:szCs w:val="20"/>
         </w:rPr>
-        <w:t>Nom_CT_Techo_F_Completo</w:t>
+        <w:t>Clave_CT</w:t>
       </w:r>
       <w:proofErr w:type="spellEnd"/>
       <w:r>
@@ -22814,36 +22700,16 @@
           <w:sz w:val="20"/>
           <w:szCs w:val="20"/>
         </w:rPr>
-        <w:t>}} con clave de centro de trabajo {{</w:t>
+        <w:t>}}</w:t>
       </w:r>
-      <w:proofErr w:type="spellStart"/>
       <w:r>
         <w:rPr>
           <w:rFonts w:ascii="Arial" w:hAnsi="Arial" w:cs="Arial"/>
           <w:sz w:val="20"/>
           <w:szCs w:val="20"/>
         </w:rPr>
-        <w:t>Clave_CT_Techo_F</w:t>
+        <w:t>, turno {{Turno</w:t>
       </w:r>
-      <w:proofErr w:type="spellEnd"/>
-      <w:r>
-        <w:rPr>
-          <w:rFonts w:ascii="Arial" w:hAnsi="Arial" w:cs="Arial"/>
-          <w:sz w:val="20"/>
-          <w:szCs w:val="20"/>
-        </w:rPr>
-        <w:t>}}, turno {{</w:t>
-      </w:r>
-      <w:proofErr w:type="spellStart"/>
-      <w:r>
-        <w:rPr>
-          <w:rFonts w:ascii="Arial" w:hAnsi="Arial" w:cs="Arial"/>
-          <w:sz w:val="20"/>
-          <w:szCs w:val="20"/>
-        </w:rPr>
-        <w:t>Turno_Techo_F</w:t>
-      </w:r>
-      <w:proofErr w:type="spellEnd"/>
       <w:r>
         <w:rPr>
           <w:rFonts w:ascii="Arial" w:hAnsi="Arial" w:cs="Arial"/>
@@ -22859,7 +22725,7 @@
           <w:sz w:val="20"/>
           <w:szCs w:val="20"/>
         </w:rPr>
-        <w:t>Domicilio_CT_Techo_F</w:t>
+        <w:t>Domicilio_CT</w:t>
       </w:r>
       <w:proofErr w:type="spellEnd"/>
       <w:r>
@@ -22877,7 +22743,7 @@
           <w:sz w:val="20"/>
           <w:szCs w:val="20"/>
         </w:rPr>
-        <w:t>Poblacion_Techo_F</w:t>
+        <w:t>Poblacion</w:t>
       </w:r>
       <w:proofErr w:type="spellEnd"/>
       <w:r>
@@ -22886,25 +22752,7 @@
           <w:sz w:val="20"/>
           <w:szCs w:val="20"/>
         </w:rPr>
-        <w:t>}}, DGO., donde desempeñará las funciones de {{</w:t>
-      </w:r>
-      <w:proofErr w:type="spellStart"/>
-      <w:r>
-        <w:rPr>
-          <w:rFonts w:ascii="Arial" w:hAnsi="Arial" w:cs="Arial"/>
-          <w:sz w:val="20"/>
-          <w:szCs w:val="20"/>
-        </w:rPr>
-        <w:t>Funcion_Interino</w:t>
-      </w:r>
-      <w:proofErr w:type="spellEnd"/>
-      <w:r>
-        <w:rPr>
-          <w:rFonts w:ascii="Arial" w:hAnsi="Arial" w:cs="Arial"/>
-          <w:sz w:val="20"/>
-          <w:szCs w:val="20"/>
-        </w:rPr>
-        <w:t>}}. Y para efectos de pago {{</w:t>
+        <w:t>}}, DGO., donde desempeñará las funciones de {{Funcion_Interino}}. Y para efectos de pago {{</w:t>
       </w:r>
       <w:proofErr w:type="spellStart"/>
       <w:r>
@@ -22914,6 +22762,14 @@
           <w:szCs w:val="20"/>
         </w:rPr>
         <w:t>Clave_CT</w:t>
+      </w:r>
+      <w:r>
+        <w:rPr>
+          <w:rFonts w:ascii="Arial" w:hAnsi="Arial" w:cs="Arial"/>
+          <w:sz w:val="20"/>
+          <w:szCs w:val="20"/>
+        </w:rPr>
+        <w:t>_Techo_F</w:t>
       </w:r>
       <w:proofErr w:type="spellEnd"/>
       <w:r>
@@ -22951,25 +22807,7 @@
           <w:sz w:val="20"/>
           <w:szCs w:val="20"/>
         </w:rPr>
-        <w:t xml:space="preserve">Exhortándole para que en esta responsabilidad se desempeñe con entusiasmo y dedicación   y al tomar posesión del cargo, deberá notificarlo por escrito a estas oficinas no excediendo de 72 </w:t>
-      </w:r>
-      <w:proofErr w:type="spellStart"/>
-      <w:r>
-        <w:rPr>
-          <w:rFonts w:ascii="Arial" w:hAnsi="Arial" w:cs="Arial"/>
-          <w:sz w:val="20"/>
-          <w:szCs w:val="20"/>
-        </w:rPr>
-        <w:t>Hrs</w:t>
-      </w:r>
-      <w:proofErr w:type="spellEnd"/>
-      <w:r>
-        <w:rPr>
-          <w:rFonts w:ascii="Arial" w:hAnsi="Arial" w:cs="Arial"/>
-          <w:sz w:val="20"/>
-          <w:szCs w:val="20"/>
-        </w:rPr>
-        <w:t>., con el visto bueno de la autoridad inmediata superior.</w:t>
+        <w:t>Exhortándole para que en esta responsabilidad se desempeñe con entusiasmo y dedicación   y al tomar posesión del cargo, deberá notificarlo por escrito a estas oficinas no excediendo de 72 Hrs., con el visto bueno de la autoridad inmediata superior.</w:t>
       </w:r>
     </w:p>
     <w:p>
@@ -23016,7 +22854,6 @@
         </w:rPr>
         <w:t>{{</w:t>
       </w:r>
-      <w:proofErr w:type="spellStart"/>
       <w:r>
         <w:rPr>
           <w:rFonts w:ascii="Arial" w:hAnsi="Arial" w:cs="Arial"/>
@@ -23025,7 +22862,6 @@
         </w:rPr>
         <w:t>T_Movimiento</w:t>
       </w:r>
-      <w:proofErr w:type="spellEnd"/>
       <w:r>
         <w:rPr>
           <w:rFonts w:ascii="Arial" w:hAnsi="Arial" w:cs="Arial"/>
@@ -23066,7 +22902,6 @@
         </w:rPr>
         <w:t xml:space="preserve"> {{</w:t>
       </w:r>
-      <w:proofErr w:type="spellStart"/>
       <w:r>
         <w:rPr>
           <w:rFonts w:ascii="Arial" w:hAnsi="Arial" w:cs="Arial"/>
@@ -23075,7 +22910,6 @@
         </w:rPr>
         <w:t>Nombre_Titular</w:t>
       </w:r>
-      <w:proofErr w:type="spellEnd"/>
       <w:r>
         <w:rPr>
           <w:rFonts w:ascii="Arial" w:hAnsi="Arial" w:cs="Arial"/>
@@ -23194,16 +23028,7 @@
           <w:sz w:val="20"/>
           <w:szCs w:val="20"/>
         </w:rPr>
-        <w:t xml:space="preserve">A T E N T A M E N T </w:t>
-      </w:r>
-      <w:proofErr w:type="gramStart"/>
-      <w:r>
-        <w:rPr>
-          <w:rFonts w:ascii="Arial" w:hAnsi="Arial" w:cs="Arial"/>
-          <w:sz w:val="20"/>
-          <w:szCs w:val="20"/>
-        </w:rPr>
-        <w:t xml:space="preserve">E  </w:t>
+        <w:t xml:space="preserve">A T E N T A M E N T E  </w:t>
       </w:r>
       <w:r>
         <w:rPr>
@@ -23213,7 +23038,6 @@
         </w:rPr>
         <w:t>,</w:t>
       </w:r>
-      <w:proofErr w:type="gramEnd"/>
       <w:r>
         <w:rPr>
           <w:rFonts w:ascii="Arial" w:hAnsi="Arial" w:cs="Arial"/>
@@ -23270,17 +23094,8 @@
           <w:sz w:val="20"/>
           <w:szCs w:val="20"/>
         </w:rPr>
-        <w:t>}} con clave de centro de trabajo {{</w:t>
+        <w:t>}} con clave de centro de trabajo {{Clave_CT</w:t>
       </w:r>
-      <w:proofErr w:type="spellStart"/>
-      <w:r>
-        <w:rPr>
-          <w:sz w:val="20"/>
-          <w:szCs w:val="20"/>
-        </w:rPr>
-        <w:t>Clave_CT</w:t>
-      </w:r>
-      <w:proofErr w:type="spellEnd"/>
       <w:proofErr w:type="gramStart"/>
       <w:r>
         <w:rPr>
@@ -23295,23 +23110,7 @@
           <w:sz w:val="20"/>
           <w:szCs w:val="20"/>
         </w:rPr>
-        <w:t xml:space="preserve"> Y para efectos de pago {{</w:t>
-      </w:r>
-      <w:proofErr w:type="spellStart"/>
-      <w:r>
-        <w:rPr>
-          <w:sz w:val="20"/>
-          <w:szCs w:val="20"/>
-        </w:rPr>
-        <w:t>Clave_CT_Techo_F</w:t>
-      </w:r>
-      <w:proofErr w:type="spellEnd"/>
-      <w:r>
-        <w:rPr>
-          <w:sz w:val="20"/>
-          <w:szCs w:val="20"/>
-        </w:rPr>
-        <w:t>}}.</w:t>
+        <w:t xml:space="preserve"> Y para efectos de pago {{Clave_CT_Techo_F}}.</w:t>
       </w:r>
     </w:p>
     <w:p>
@@ -23417,24 +23216,13 @@
           <w:szCs w:val="16"/>
         </w:rPr>
       </w:pPr>
-      <w:proofErr w:type="spellStart"/>
-      <w:proofErr w:type="gramStart"/>
       <w:r>
         <w:rPr>
           <w:sz w:val="16"/>
           <w:szCs w:val="16"/>
         </w:rPr>
-        <w:t>c.c.p.:C</w:t>
+        <w:t>c.c.p.:C.</w:t>
       </w:r>
-      <w:proofErr w:type="spellEnd"/>
-      <w:r>
-        <w:rPr>
-          <w:sz w:val="16"/>
-          <w:szCs w:val="16"/>
-        </w:rPr>
-        <w:t>.</w:t>
-      </w:r>
-      <w:proofErr w:type="gramEnd"/>
       <w:r>
         <w:rPr>
           <w:sz w:val="16"/>
@@ -23483,7 +23271,6 @@
         <w:rPr>
           <w:sz w:val="16"/>
           <w:szCs w:val="16"/>
-          <w:lang w:val="en-US"/>
         </w:rPr>
         <w:t>c.c.p</w:t>
       </w:r>
@@ -23492,7 +23279,6 @@
         <w:rPr>
           <w:sz w:val="16"/>
           <w:szCs w:val="16"/>
-          <w:lang w:val="en-US"/>
         </w:rPr>
         <w:t>. C.{{</w:t>
       </w:r>
@@ -23501,9 +23287,8 @@
         <w:rPr>
           <w:sz w:val="16"/>
           <w:szCs w:val="16"/>
-          <w:lang w:val="en-US"/>
         </w:rPr>
-        <w:t>P_Sup_Techo_F</w:t>
+        <w:t>P_Sup</w:t>
       </w:r>
       <w:proofErr w:type="spellEnd"/>
       <w:proofErr w:type="gramStart"/>
@@ -23511,7 +23296,6 @@
         <w:rPr>
           <w:sz w:val="16"/>
           <w:szCs w:val="16"/>
-          <w:lang w:val="en-US"/>
         </w:rPr>
         <w:t>}}  {</w:t>
       </w:r>
@@ -23520,33 +23304,13 @@
         <w:rPr>
           <w:sz w:val="16"/>
           <w:szCs w:val="16"/>
-          <w:lang w:val="en-US"/>
         </w:rPr>
-        <w:t>{</w:t>
-      </w:r>
-      <w:proofErr w:type="spellStart"/>
-      <w:r>
-        <w:rPr>
-          <w:sz w:val="16"/>
-          <w:szCs w:val="16"/>
-          <w:lang w:val="en-US"/>
-        </w:rPr>
-        <w:t>Supervisor_Te</w:t>
+        <w:t>{Supervisor</w:t>
       </w:r>
       <w:r>
         <w:rPr>
           <w:sz w:val="16"/>
           <w:szCs w:val="16"/>
-          <w:lang w:val="en-US"/>
-        </w:rPr>
-        <w:t>cho_F</w:t>
-      </w:r>
-      <w:proofErr w:type="spellEnd"/>
-      <w:r>
-        <w:rPr>
-          <w:sz w:val="16"/>
-          <w:szCs w:val="16"/>
-          <w:lang w:val="en-US"/>
         </w:rPr>
         <w:t xml:space="preserve">}}.- </w:t>
       </w:r>
@@ -23572,14 +23336,7 @@
           <w:sz w:val="16"/>
           <w:szCs w:val="16"/>
         </w:rPr>
-        <w:t>c.c.p.:</w:t>
-      </w:r>
-      <w:r>
-        <w:rPr>
-          <w:sz w:val="16"/>
-          <w:szCs w:val="16"/>
-        </w:rPr>
-        <w:t>C</w:t>
+        <w:t>c.c.p.:C</w:t>
       </w:r>
       <w:proofErr w:type="spellEnd"/>
       <w:r>
@@ -23594,7 +23351,6 @@
         <w:rPr>
           <w:sz w:val="16"/>
           <w:szCs w:val="16"/>
-          <w:lang w:val="es-MX"/>
         </w:rPr>
         <w:t xml:space="preserve"> .{{</w:t>
       </w:r>
@@ -23603,16 +23359,14 @@
         <w:rPr>
           <w:sz w:val="16"/>
           <w:szCs w:val="16"/>
-          <w:lang w:val="es-MX"/>
         </w:rPr>
-        <w:t>P_Dir_Techo_F</w:t>
+        <w:t>P_Dir</w:t>
       </w:r>
       <w:proofErr w:type="spellEnd"/>
       <w:r>
         <w:rPr>
           <w:sz w:val="16"/>
           <w:szCs w:val="16"/>
-          <w:lang w:val="es-MX"/>
         </w:rPr>
         <w:t>}}</w:t>
       </w:r>
@@ -23624,44 +23378,14 @@
           <w:sz w:val="16"/>
           <w:szCs w:val="16"/>
         </w:rPr>
-        <w:t>{{</w:t>
-      </w:r>
-      <w:proofErr w:type="spellStart"/>
-      <w:r>
-        <w:rPr>
-          <w:sz w:val="16"/>
-          <w:szCs w:val="16"/>
-        </w:rPr>
-        <w:t>Director</w:t>
+        <w:t xml:space="preserve">{{Director}}.- </w:t>
       </w:r>
       <w:r>
         <w:rPr>
           <w:sz w:val="16"/>
           <w:szCs w:val="16"/>
         </w:rPr>
-        <w:t>_Techo_F</w:t>
-      </w:r>
-      <w:proofErr w:type="spellEnd"/>
-      <w:r>
-        <w:rPr>
-          <w:sz w:val="16"/>
-          <w:szCs w:val="16"/>
-        </w:rPr>
-        <w:t>}}</w:t>
-      </w:r>
-      <w:r>
-        <w:rPr>
-          <w:sz w:val="16"/>
-          <w:szCs w:val="16"/>
-        </w:rPr>
-        <w:t>.</w:t>
-      </w:r>
-      <w:r>
-        <w:rPr>
-          <w:sz w:val="16"/>
-          <w:szCs w:val="16"/>
-        </w:rPr>
-        <w:t>- Director(a) del C.T.</w:t>
+        <w:t>Director(a) del C.T.</w:t>
       </w:r>
     </w:p>
     <w:p>
@@ -23672,21 +23396,12 @@
           <w:szCs w:val="16"/>
         </w:rPr>
       </w:pPr>
-      <w:proofErr w:type="spellStart"/>
       <w:r>
         <w:rPr>
           <w:sz w:val="16"/>
           <w:szCs w:val="16"/>
         </w:rPr>
-        <w:t>c.c.p</w:t>
-      </w:r>
-      <w:proofErr w:type="spellEnd"/>
-      <w:r>
-        <w:rPr>
-          <w:sz w:val="16"/>
-          <w:szCs w:val="16"/>
-        </w:rPr>
-        <w:t>.   MINUTARIO.</w:t>
+        <w:t>c.c.p.   MINUTARIO.</w:t>
       </w:r>
     </w:p>
     <w:p>
@@ -23719,26 +23434,8 @@
           <w:sz w:val="16"/>
           <w:szCs w:val="16"/>
         </w:rPr>
-        <w:t>{{</w:t>
+        <w:t>{{quienlohizo}}</w:t>
       </w:r>
-      <w:proofErr w:type="spellStart"/>
-      <w:r>
-        <w:rPr>
-          <w:sz w:val="16"/>
-          <w:szCs w:val="16"/>
-        </w:rPr>
-        <w:t>quienlohizo</w:t>
-      </w:r>
-      <w:proofErr w:type="spellEnd"/>
-      <w:r>
-        <w:rPr>
-          <w:sz w:val="16"/>
-          <w:szCs w:val="16"/>
-        </w:rPr>
-        <w:t>}}</w:t>
-      </w:r>
-      <w:bookmarkStart w:id="7" w:name="_GoBack"/>
-      <w:bookmarkEnd w:id="7"/>
     </w:p>
     <w:p>
       <w:pPr>
@@ -23762,9 +23459,9 @@
     <w:p>
       <w:pPr>
         <w:sectPr>
-          <w:headerReference w:type="default" r:id="rId12"/>
-          <w:footerReference w:type="default" r:id="rId13"/>
-          <w:headerReference w:type="first" r:id="rId14"/>
+          <w:headerReference w:type="default" r:id="rId15"/>
+          <w:footerReference w:type="default" r:id="rId16"/>
+          <w:headerReference w:type="first" r:id="rId17"/>
           <w:pgSz w:w="12240" w:h="15840"/>
           <w:pgMar w:top="1418" w:right="1701" w:bottom="1418" w:left="1701" w:header="709" w:footer="709" w:gutter="0"/>
           <w:cols w:space="708"/>
@@ -24033,7 +23730,6 @@
               </w:rPr>
               <w:t>{{</w:t>
             </w:r>
-            <w:proofErr w:type="spellStart"/>
             <w:r>
               <w:rPr>
                 <w:rFonts w:ascii="Arial" w:hAnsi="Arial" w:cs="Arial"/>
@@ -24042,7 +23738,6 @@
               </w:rPr>
               <w:t>Nombre_Interino</w:t>
             </w:r>
-            <w:proofErr w:type="spellEnd"/>
             <w:r>
               <w:rPr>
                 <w:rFonts w:ascii="Arial" w:hAnsi="Arial" w:cs="Arial"/>
@@ -24084,7 +23779,6 @@
               </w:rPr>
               <w:t>{{</w:t>
             </w:r>
-            <w:proofErr w:type="spellStart"/>
             <w:r>
               <w:rPr>
                 <w:rFonts w:ascii="Arial" w:hAnsi="Arial" w:cs="Arial"/>
@@ -24094,7 +23788,6 @@
               </w:rPr>
               <w:t>Nombre_Titular</w:t>
             </w:r>
-            <w:proofErr w:type="spellEnd"/>
             <w:r>
               <w:rPr>
                 <w:rFonts w:ascii="Arial" w:hAnsi="Arial" w:cs="Arial"/>
@@ -24135,7 +23828,6 @@
               </w:rPr>
               <w:t>{{</w:t>
             </w:r>
-            <w:proofErr w:type="spellStart"/>
             <w:r>
               <w:rPr>
                 <w:rFonts w:ascii="Arial" w:hAnsi="Arial" w:cs="Arial"/>
@@ -24144,7 +23836,6 @@
               </w:rPr>
               <w:t>T_Movimiento</w:t>
             </w:r>
-            <w:proofErr w:type="spellEnd"/>
             <w:r>
               <w:rPr>
                 <w:rFonts w:ascii="Arial" w:hAnsi="Arial" w:cs="Arial"/>
@@ -24965,7 +24656,7 @@
               </wp:anchor>
             </w:drawing>
           </mc:Choice>
-          <mc:Fallback xmlns:cx1="http://schemas.microsoft.com/office/drawing/2015/9/8/chartex" xmlns:cx2="http://schemas.microsoft.com/office/drawing/2015/10/21/chartex" xmlns:cx3="http://schemas.microsoft.com/office/drawing/2016/5/9/chartex" xmlns:cx4="http://schemas.microsoft.com/office/drawing/2016/5/10/chartex" xmlns:cx5="http://schemas.microsoft.com/office/drawing/2016/5/11/chartex" xmlns:cx6="http://schemas.microsoft.com/office/drawing/2016/5/12/chartex" xmlns:cx7="http://schemas.microsoft.com/office/drawing/2016/5/13/chartex" xmlns:cx8="http://schemas.microsoft.com/office/drawing/2016/5/14/chartex" xmlns:aink="http://schemas.microsoft.com/office/drawing/2016/ink" xmlns:am3d="http://schemas.microsoft.com/office/drawing/2017/model3d" xmlns:oel="http://schemas.microsoft.com/office/2019/extlst" xmlns:w16cex="http://schemas.microsoft.com/office/word/2018/wordml/cex" xmlns:w16cid="http://schemas.microsoft.com/office/word/2016/wordml/cid" xmlns:w16="http://schemas.microsoft.com/office/word/2018/wordml" xmlns:w16du="http://schemas.microsoft.com/office/word/2023/wordml/word16du" xmlns:w16sdtdh="http://schemas.microsoft.com/office/word/2020/wordml/sdtdatahash">
+          <mc:Fallback xmlns:w16sdtdh="http://schemas.microsoft.com/office/word/2020/wordml/sdtdatahash" xmlns:w16du="http://schemas.microsoft.com/office/word/2023/wordml/word16du" xmlns:w16="http://schemas.microsoft.com/office/word/2018/wordml" xmlns:w16cid="http://schemas.microsoft.com/office/word/2016/wordml/cid" xmlns:w16cex="http://schemas.microsoft.com/office/word/2018/wordml/cex" xmlns:oel="http://schemas.microsoft.com/office/2019/extlst" xmlns:am3d="http://schemas.microsoft.com/office/drawing/2017/model3d" xmlns:aink="http://schemas.microsoft.com/office/drawing/2016/ink" xmlns:cx8="http://schemas.microsoft.com/office/drawing/2016/5/14/chartex" xmlns:cx7="http://schemas.microsoft.com/office/drawing/2016/5/13/chartex" xmlns:cx6="http://schemas.microsoft.com/office/drawing/2016/5/12/chartex" xmlns:cx5="http://schemas.microsoft.com/office/drawing/2016/5/11/chartex" xmlns:cx4="http://schemas.microsoft.com/office/drawing/2016/5/10/chartex" xmlns:cx3="http://schemas.microsoft.com/office/drawing/2016/5/9/chartex" xmlns:cx2="http://schemas.microsoft.com/office/drawing/2015/10/21/chartex" xmlns:cx1="http://schemas.microsoft.com/office/drawing/2015/9/8/chartex">
             <w:pict>
               <v:line w14:anchorId="3DB20B95" id="Conector recto 9" o:spid="_x0000_s1026" style="position:absolute;flip:y;z-index:251678720;visibility:visible;mso-wrap-style:square;mso-wrap-distance-left:9pt;mso-wrap-distance-top:0;mso-wrap-distance-right:9pt;mso-wrap-distance-bottom:0;mso-position-horizontal:absolute;mso-position-horizontal-relative:text;mso-position-vertical:absolute;mso-position-vertical-relative:text" from="504.35pt,11.2pt" to="618.35pt,11.95pt" o:gfxdata="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" strokecolor="black [3200]" strokeweight=".5pt">
                 <v:stroke joinstyle="miter"/>
@@ -25062,7 +24753,6 @@
         </w:rPr>
         <w:t>{{</w:t>
       </w:r>
-      <w:proofErr w:type="spellStart"/>
       <w:r>
         <w:rPr>
           <w:rFonts w:ascii="Tahoma" w:hAnsi="Tahoma" w:cs="Tahoma"/>
@@ -25073,7 +24763,6 @@
         </w:rPr>
         <w:t>F_Hoy</w:t>
       </w:r>
-      <w:proofErr w:type="spellEnd"/>
       <w:r>
         <w:rPr>
           <w:rFonts w:ascii="Tahoma" w:hAnsi="Tahoma" w:cs="Tahoma"/>
@@ -25114,7 +24803,7 @@
       </w:pPr>
     </w:p>
     <w:sectPr>
-      <w:headerReference w:type="first" r:id="rId15"/>
+      <w:headerReference w:type="first" r:id="rId18"/>
       <w:pgSz w:w="15840" w:h="12240" w:orient="landscape" w:code="1"/>
       <w:pgMar w:top="1701" w:right="1418" w:bottom="1418" w:left="1418" w:header="709" w:footer="709" w:gutter="0"/>
       <w:cols w:space="708"/>
@@ -25151,6 +24840,11 @@
       <w:pStyle w:val="Piedepgina"/>
     </w:pPr>
   </w:p>
+</w:ftr>
+</file>
+
+<file path=word/footer2.xml><?xml version="1.0" encoding="utf-8"?>
+<w:ftr xmlns:wpc="http://schemas.microsoft.com/office/word/2010/wordprocessingCanvas" xmlns:cx="http://schemas.microsoft.com/office/drawing/2014/chartex" xmlns:mc="http://schemas.openxmlformats.org/markup-compatibility/2006" xmlns:o="urn:schemas-microsoft-com:office:office" xmlns:r="http://schemas.openxmlformats.org/officeDocument/2006/relationships" xmlns:m="http://schemas.openxmlformats.org/officeDocument/2006/math" xmlns:v="urn:schemas-microsoft-com:vml" xmlns:wp14="http://schemas.microsoft.com/office/word/2010/wordprocessingDrawing" xmlns:wp="http://schemas.openxmlformats.org/drawingml/2006/wordprocessingDrawing" xmlns:w10="urn:schemas-microsoft-com:office:word" xmlns:w="http://schemas.openxmlformats.org/wordprocessingml/2006/main" xmlns:w14="http://schemas.microsoft.com/office/word/2010/wordml" xmlns:w15="http://schemas.microsoft.com/office/word/2012/wordml" xmlns:w16se="http://schemas.microsoft.com/office/word/2015/wordml/symex" xmlns:wpg="http://schemas.microsoft.com/office/word/2010/wordprocessingGroup" xmlns:wpi="http://schemas.microsoft.com/office/word/2010/wordprocessingInk" xmlns:wne="http://schemas.microsoft.com/office/word/2006/wordml" xmlns:wps="http://schemas.microsoft.com/office/word/2010/wordprocessingShape" mc:Ignorable="w14 w15 w16se wp14">
   <w:p>
     <w:pPr>
       <w:pStyle w:val="Piedepgina"/>
@@ -25159,7 +24853,22 @@
 </w:ftr>
 </file>
 
-<file path=word/footer2.xml><?xml version="1.0" encoding="utf-8"?>
+<file path=word/footer3.xml><?xml version="1.0" encoding="utf-8"?>
+<w:ftr xmlns:wpc="http://schemas.microsoft.com/office/word/2010/wordprocessingCanvas" xmlns:cx="http://schemas.microsoft.com/office/drawing/2014/chartex" xmlns:mc="http://schemas.openxmlformats.org/markup-compatibility/2006" xmlns:o="urn:schemas-microsoft-com:office:office" xmlns:r="http://schemas.openxmlformats.org/officeDocument/2006/relationships" xmlns:m="http://schemas.openxmlformats.org/officeDocument/2006/math" xmlns:v="urn:schemas-microsoft-com:vml" xmlns:wp14="http://schemas.microsoft.com/office/word/2010/wordprocessingDrawing" xmlns:wp="http://schemas.openxmlformats.org/drawingml/2006/wordprocessingDrawing" xmlns:w10="urn:schemas-microsoft-com:office:word" xmlns:w="http://schemas.openxmlformats.org/wordprocessingml/2006/main" xmlns:w14="http://schemas.microsoft.com/office/word/2010/wordml" xmlns:w15="http://schemas.microsoft.com/office/word/2012/wordml" xmlns:w16se="http://schemas.microsoft.com/office/word/2015/wordml/symex" xmlns:wpg="http://schemas.microsoft.com/office/word/2010/wordprocessingGroup" xmlns:wpi="http://schemas.microsoft.com/office/word/2010/wordprocessingInk" xmlns:wne="http://schemas.microsoft.com/office/word/2006/wordml" xmlns:wps="http://schemas.microsoft.com/office/word/2010/wordprocessingShape" mc:Ignorable="w14 w15 w16se wp14">
+  <w:p>
+    <w:pPr>
+      <w:pStyle w:val="Piedepgina"/>
+    </w:pPr>
+  </w:p>
+  <w:p>
+    <w:pPr>
+      <w:pStyle w:val="Piedepgina"/>
+    </w:pPr>
+  </w:p>
+</w:ftr>
+</file>
+
+<file path=word/footer4.xml><?xml version="1.0" encoding="utf-8"?>
 <w:ftr xmlns:wpc="http://schemas.microsoft.com/office/word/2010/wordprocessingCanvas" xmlns:cx="http://schemas.microsoft.com/office/drawing/2014/chartex" xmlns:mc="http://schemas.openxmlformats.org/markup-compatibility/2006" xmlns:o="urn:schemas-microsoft-com:office:office" xmlns:r="http://schemas.openxmlformats.org/officeDocument/2006/relationships" xmlns:m="http://schemas.openxmlformats.org/officeDocument/2006/math" xmlns:v="urn:schemas-microsoft-com:vml" xmlns:wp14="http://schemas.microsoft.com/office/word/2010/wordprocessingDrawing" xmlns:wp="http://schemas.openxmlformats.org/drawingml/2006/wordprocessingDrawing" xmlns:w10="urn:schemas-microsoft-com:office:word" xmlns:w="http://schemas.openxmlformats.org/wordprocessingml/2006/main" xmlns:w14="http://schemas.microsoft.com/office/word/2010/wordml" xmlns:w15="http://schemas.microsoft.com/office/word/2012/wordml" xmlns:w16se="http://schemas.microsoft.com/office/word/2015/wordml/symex" xmlns:wpg="http://schemas.microsoft.com/office/word/2010/wordprocessingGroup" xmlns:wpi="http://schemas.microsoft.com/office/word/2010/wordprocessingInk" xmlns:wne="http://schemas.microsoft.com/office/word/2006/wordml" xmlns:wps="http://schemas.microsoft.com/office/word/2010/wordprocessingShape" mc:Ignorable="w14 w15 w16se wp14">
   <w:tbl>
     <w:tblPr>
@@ -25291,29 +25000,7 @@
               <w:szCs w:val="16"/>
               <w:lang w:val="es-MX" w:eastAsia="es-MX"/>
             </w:rPr>
-            <w:t>{{</w:t>
-          </w:r>
-          <w:r>
-            <w:rPr>
-              <w:rFonts w:ascii="Arial" w:hAnsi="Arial" w:cs="Arial"/>
-              <w:b/>
-              <w:bCs/>
-              <w:sz w:val="16"/>
-              <w:szCs w:val="16"/>
-              <w:lang w:val="es-MX" w:eastAsia="es-MX"/>
-            </w:rPr>
-            <w:t>Efecto_3</w:t>
-          </w:r>
-          <w:r>
-            <w:rPr>
-              <w:rFonts w:ascii="Arial" w:hAnsi="Arial" w:cs="Arial"/>
-              <w:b/>
-              <w:bCs/>
-              <w:sz w:val="16"/>
-              <w:szCs w:val="16"/>
-              <w:lang w:val="es-MX" w:eastAsia="es-MX"/>
-            </w:rPr>
-            <w:t>}}</w:t>
+            <w:t>{{Efecto_3}}</w:t>
           </w:r>
         </w:p>
       </w:tc>
@@ -25387,29 +25074,7 @@
               <w:szCs w:val="16"/>
               <w:lang w:val="es-MX" w:eastAsia="es-MX"/>
             </w:rPr>
-            <w:t>{{</w:t>
-          </w:r>
-          <w:r>
-            <w:rPr>
-              <w:rFonts w:ascii="Arial" w:hAnsi="Arial" w:cs="Arial"/>
-              <w:b/>
-              <w:bCs/>
-              <w:sz w:val="16"/>
-              <w:szCs w:val="16"/>
-              <w:lang w:val="es-MX" w:eastAsia="es-MX"/>
-            </w:rPr>
-            <w:t>Efecto_4</w:t>
-          </w:r>
-          <w:r>
-            <w:rPr>
-              <w:rFonts w:ascii="Arial" w:hAnsi="Arial" w:cs="Arial"/>
-              <w:b/>
-              <w:bCs/>
-              <w:sz w:val="16"/>
-              <w:szCs w:val="16"/>
-              <w:lang w:val="es-MX" w:eastAsia="es-MX"/>
-            </w:rPr>
-            <w:t>}}</w:t>
+            <w:t>{{Efecto_4}}</w:t>
           </w:r>
         </w:p>
       </w:tc>
@@ -25462,7 +25127,7 @@
 </w:ftr>
 </file>
 
-<file path=word/footer3.xml><?xml version="1.0" encoding="utf-8"?>
+<file path=word/footer5.xml><?xml version="1.0" encoding="utf-8"?>
 <w:ftr xmlns:wpc="http://schemas.microsoft.com/office/word/2010/wordprocessingCanvas" xmlns:cx="http://schemas.microsoft.com/office/drawing/2014/chartex" xmlns:mc="http://schemas.openxmlformats.org/markup-compatibility/2006" xmlns:o="urn:schemas-microsoft-com:office:office" xmlns:r="http://schemas.openxmlformats.org/officeDocument/2006/relationships" xmlns:m="http://schemas.openxmlformats.org/officeDocument/2006/math" xmlns:v="urn:schemas-microsoft-com:vml" xmlns:wp14="http://schemas.microsoft.com/office/word/2010/wordprocessingDrawing" xmlns:wp="http://schemas.openxmlformats.org/drawingml/2006/wordprocessingDrawing" xmlns:w10="urn:schemas-microsoft-com:office:word" xmlns:w="http://schemas.openxmlformats.org/wordprocessingml/2006/main" xmlns:w14="http://schemas.microsoft.com/office/word/2010/wordml" xmlns:w15="http://schemas.microsoft.com/office/word/2012/wordml" xmlns:w16se="http://schemas.microsoft.com/office/word/2015/wordml/symex" xmlns:wpg="http://schemas.microsoft.com/office/word/2010/wordprocessingGroup" xmlns:wpi="http://schemas.microsoft.com/office/word/2010/wordprocessingInk" xmlns:wne="http://schemas.microsoft.com/office/word/2006/wordml" xmlns:wps="http://schemas.microsoft.com/office/word/2010/wordprocessingShape" mc:Ignorable="w14 w15 w16se wp14">
   <w:p>
     <w:pPr>
@@ -25492,6 +25157,16 @@
 </file>
 
 <file path=word/header1.xml><?xml version="1.0" encoding="utf-8"?>
+<w:hdr xmlns:wpc="http://schemas.microsoft.com/office/word/2010/wordprocessingCanvas" xmlns:cx="http://schemas.microsoft.com/office/drawing/2014/chartex" xmlns:mc="http://schemas.openxmlformats.org/markup-compatibility/2006" xmlns:o="urn:schemas-microsoft-com:office:office" xmlns:r="http://schemas.openxmlformats.org/officeDocument/2006/relationships" xmlns:m="http://schemas.openxmlformats.org/officeDocument/2006/math" xmlns:v="urn:schemas-microsoft-com:vml" xmlns:wp14="http://schemas.microsoft.com/office/word/2010/wordprocessingDrawing" xmlns:wp="http://schemas.openxmlformats.org/drawingml/2006/wordprocessingDrawing" xmlns:w10="urn:schemas-microsoft-com:office:word" xmlns:w="http://schemas.openxmlformats.org/wordprocessingml/2006/main" xmlns:w14="http://schemas.microsoft.com/office/word/2010/wordml" xmlns:w15="http://schemas.microsoft.com/office/word/2012/wordml" xmlns:w16se="http://schemas.microsoft.com/office/word/2015/wordml/symex" xmlns:wpg="http://schemas.microsoft.com/office/word/2010/wordprocessingGroup" xmlns:wpi="http://schemas.microsoft.com/office/word/2010/wordprocessingInk" xmlns:wne="http://schemas.microsoft.com/office/word/2006/wordml" xmlns:wps="http://schemas.microsoft.com/office/word/2010/wordprocessingShape" mc:Ignorable="w14 w15 w16se wp14">
+  <w:p>
+    <w:pPr>
+      <w:pStyle w:val="Encabezado"/>
+    </w:pPr>
+  </w:p>
+</w:hdr>
+</file>
+
+<file path=word/header2.xml><?xml version="1.0" encoding="utf-8"?>
 <w:hdr xmlns:wpc="http://schemas.microsoft.com/office/word/2010/wordprocessingCanvas" xmlns:cx="http://schemas.microsoft.com/office/drawing/2014/chartex" xmlns:mc="http://schemas.openxmlformats.org/markup-compatibility/2006" xmlns:o="urn:schemas-microsoft-com:office:office" xmlns:r="http://schemas.openxmlformats.org/officeDocument/2006/relationships" xmlns:m="http://schemas.openxmlformats.org/officeDocument/2006/math" xmlns:v="urn:schemas-microsoft-com:vml" xmlns:wp14="http://schemas.microsoft.com/office/word/2010/wordprocessingDrawing" xmlns:wp="http://schemas.openxmlformats.org/drawingml/2006/wordprocessingDrawing" xmlns:w10="urn:schemas-microsoft-com:office:word" xmlns:w="http://schemas.openxmlformats.org/wordprocessingml/2006/main" xmlns:w14="http://schemas.microsoft.com/office/word/2010/wordml" xmlns:w15="http://schemas.microsoft.com/office/word/2012/wordml" xmlns:w16se="http://schemas.microsoft.com/office/word/2015/wordml/symex" xmlns:wpg="http://schemas.microsoft.com/office/word/2010/wordprocessingGroup" xmlns:wpi="http://schemas.microsoft.com/office/word/2010/wordprocessingInk" xmlns:wne="http://schemas.microsoft.com/office/word/2006/wordml" xmlns:wps="http://schemas.microsoft.com/office/word/2010/wordprocessingShape" mc:Ignorable="w14 w15 w16se wp14">
   <w:tbl>
     <w:tblPr>
@@ -25559,7 +25234,7 @@
               <v:shape id="_x0000_i1025" type="#_x0000_t75" style="width:82.5pt;height:56.25pt">
                 <v:imagedata r:id="rId1" o:title=""/>
               </v:shape>
-              <o:OLEObject Type="Embed" ProgID="PBrush" ShapeID="_x0000_i1025" DrawAspect="Content" ObjectID="_1823253321" r:id="rId2"/>
+              <o:OLEObject Type="Embed" ProgID="PBrush" ShapeID="_x0000_i1025" DrawAspect="Content" ObjectID="_1834813710" r:id="rId2"/>
             </w:object>
           </w:r>
         </w:p>
@@ -25631,7 +25306,7 @@
 </w:hdr>
 </file>
 
-<file path=word/header2.xml><?xml version="1.0" encoding="utf-8"?>
+<file path=word/header3.xml><?xml version="1.0" encoding="utf-8"?>
 <w:hdr xmlns:wpc="http://schemas.microsoft.com/office/word/2010/wordprocessingCanvas" xmlns:cx="http://schemas.microsoft.com/office/drawing/2014/chartex" xmlns:mc="http://schemas.openxmlformats.org/markup-compatibility/2006" xmlns:o="urn:schemas-microsoft-com:office:office" xmlns:r="http://schemas.openxmlformats.org/officeDocument/2006/relationships" xmlns:m="http://schemas.openxmlformats.org/officeDocument/2006/math" xmlns:v="urn:schemas-microsoft-com:vml" xmlns:wp14="http://schemas.microsoft.com/office/word/2010/wordprocessingDrawing" xmlns:wp="http://schemas.openxmlformats.org/drawingml/2006/wordprocessingDrawing" xmlns:w10="urn:schemas-microsoft-com:office:word" xmlns:w="http://schemas.openxmlformats.org/wordprocessingml/2006/main" xmlns:w14="http://schemas.microsoft.com/office/word/2010/wordml" xmlns:w15="http://schemas.microsoft.com/office/word/2012/wordml" xmlns:w16se="http://schemas.microsoft.com/office/word/2015/wordml/symex" xmlns:wpg="http://schemas.microsoft.com/office/word/2010/wordprocessingGroup" xmlns:wpi="http://schemas.microsoft.com/office/word/2010/wordprocessingInk" xmlns:wne="http://schemas.microsoft.com/office/word/2006/wordml" xmlns:wps="http://schemas.microsoft.com/office/word/2010/wordprocessingShape" mc:Ignorable="w14 w15 w16se wp14">
   <w:p>
     <w:pPr>
@@ -25737,7 +25412,7 @@
 </w:hdr>
 </file>
 
-<file path=word/header3.xml><?xml version="1.0" encoding="utf-8"?>
+<file path=word/header4.xml><?xml version="1.0" encoding="utf-8"?>
 <w:hdr xmlns:wpc="http://schemas.microsoft.com/office/word/2010/wordprocessingCanvas" xmlns:cx="http://schemas.microsoft.com/office/drawing/2014/chartex" xmlns:mc="http://schemas.openxmlformats.org/markup-compatibility/2006" xmlns:o="urn:schemas-microsoft-com:office:office" xmlns:r="http://schemas.openxmlformats.org/officeDocument/2006/relationships" xmlns:m="http://schemas.openxmlformats.org/officeDocument/2006/math" xmlns:v="urn:schemas-microsoft-com:vml" xmlns:wp14="http://schemas.microsoft.com/office/word/2010/wordprocessingDrawing" xmlns:wp="http://schemas.openxmlformats.org/drawingml/2006/wordprocessingDrawing" xmlns:w10="urn:schemas-microsoft-com:office:word" xmlns:w="http://schemas.openxmlformats.org/wordprocessingml/2006/main" xmlns:w14="http://schemas.microsoft.com/office/word/2010/wordml" xmlns:w15="http://schemas.microsoft.com/office/word/2012/wordml" xmlns:w16se="http://schemas.microsoft.com/office/word/2015/wordml/symex" xmlns:wpg="http://schemas.microsoft.com/office/word/2010/wordprocessingGroup" xmlns:wpi="http://schemas.microsoft.com/office/word/2010/wordprocessingInk" xmlns:wne="http://schemas.microsoft.com/office/word/2006/wordml" xmlns:wps="http://schemas.microsoft.com/office/word/2010/wordprocessingShape" mc:Ignorable="w14 w15 w16se wp14">
   <w:tbl>
     <w:tblPr>
@@ -26258,7 +25933,7 @@
 </w:hdr>
 </file>
 
-<file path=word/header4.xml><?xml version="1.0" encoding="utf-8"?>
+<file path=word/header5.xml><?xml version="1.0" encoding="utf-8"?>
 <w:hdr xmlns:wpc="http://schemas.microsoft.com/office/word/2010/wordprocessingCanvas" xmlns:cx="http://schemas.microsoft.com/office/drawing/2014/chartex" xmlns:mc="http://schemas.openxmlformats.org/markup-compatibility/2006" xmlns:o="urn:schemas-microsoft-com:office:office" xmlns:r="http://schemas.openxmlformats.org/officeDocument/2006/relationships" xmlns:m="http://schemas.openxmlformats.org/officeDocument/2006/math" xmlns:v="urn:schemas-microsoft-com:vml" xmlns:wp14="http://schemas.microsoft.com/office/word/2010/wordprocessingDrawing" xmlns:wp="http://schemas.openxmlformats.org/drawingml/2006/wordprocessingDrawing" xmlns:w10="urn:schemas-microsoft-com:office:word" xmlns:w="http://schemas.openxmlformats.org/wordprocessingml/2006/main" xmlns:w14="http://schemas.microsoft.com/office/word/2010/wordml" xmlns:w15="http://schemas.microsoft.com/office/word/2012/wordml" xmlns:w16se="http://schemas.microsoft.com/office/word/2015/wordml/symex" xmlns:wpg="http://schemas.microsoft.com/office/word/2010/wordprocessingGroup" xmlns:wpi="http://schemas.microsoft.com/office/word/2010/wordprocessingInk" xmlns:wne="http://schemas.microsoft.com/office/word/2006/wordml" xmlns:wps="http://schemas.microsoft.com/office/word/2010/wordprocessingShape" mc:Ignorable="w14 w15 w16se wp14">
   <w:p>
     <w:pPr>
@@ -26268,7 +25943,7 @@
 </w:hdr>
 </file>
 
-<file path=word/header5.xml><?xml version="1.0" encoding="utf-8"?>
+<file path=word/header6.xml><?xml version="1.0" encoding="utf-8"?>
 <w:hdr xmlns:wpc="http://schemas.microsoft.com/office/word/2010/wordprocessingCanvas" xmlns:cx="http://schemas.microsoft.com/office/drawing/2014/chartex" xmlns:mc="http://schemas.openxmlformats.org/markup-compatibility/2006" xmlns:o="urn:schemas-microsoft-com:office:office" xmlns:r="http://schemas.openxmlformats.org/officeDocument/2006/relationships" xmlns:m="http://schemas.openxmlformats.org/officeDocument/2006/math" xmlns:v="urn:schemas-microsoft-com:vml" xmlns:wp14="http://schemas.microsoft.com/office/word/2010/wordprocessingDrawing" xmlns:wp="http://schemas.openxmlformats.org/drawingml/2006/wordprocessingDrawing" xmlns:w10="urn:schemas-microsoft-com:office:word" xmlns:w="http://schemas.openxmlformats.org/wordprocessingml/2006/main" xmlns:w14="http://schemas.microsoft.com/office/word/2010/wordml" xmlns:w15="http://schemas.microsoft.com/office/word/2012/wordml" xmlns:w16se="http://schemas.microsoft.com/office/word/2015/wordml/symex" xmlns:wpg="http://schemas.microsoft.com/office/word/2010/wordprocessingGroup" xmlns:wpi="http://schemas.microsoft.com/office/word/2010/wordprocessingInk" xmlns:wne="http://schemas.microsoft.com/office/word/2006/wordml" xmlns:wps="http://schemas.microsoft.com/office/word/2010/wordprocessingShape" mc:Ignorable="w14 w15 w16se wp14">
   <w:p>
     <w:pPr>
@@ -26277,21 +25952,23 @@
     <w:r>
       <w:rPr>
         <w:noProof/>
+        <w:sz w:val="16"/>
+        <w:szCs w:val="16"/>
         <w:lang w:val="en-US" w:eastAsia="en-US"/>
       </w:rPr>
       <w:drawing>
-        <wp:anchor distT="0" distB="0" distL="114300" distR="114300" simplePos="0" relativeHeight="251666432" behindDoc="1" locked="0" layoutInCell="1" allowOverlap="1" wp14:anchorId="5F70A688" wp14:editId="2C543393">
+        <wp:anchor distT="0" distB="0" distL="114300" distR="114300" simplePos="0" relativeHeight="251666432" behindDoc="1" locked="0" layoutInCell="1" allowOverlap="1" wp14:anchorId="700464EE" wp14:editId="5CADA5E2">
           <wp:simplePos x="0" y="0"/>
-          <wp:positionH relativeFrom="column">
-            <wp:posOffset>-781050</wp:posOffset>
+          <wp:positionH relativeFrom="margin">
+            <wp:align>center</wp:align>
           </wp:positionH>
           <wp:positionV relativeFrom="paragraph">
-            <wp:posOffset>-238760</wp:posOffset>
+            <wp:posOffset>-57785</wp:posOffset>
           </wp:positionV>
-          <wp:extent cx="7353300" cy="9703727"/>
-          <wp:effectExtent l="0" t="0" r="0" b="0"/>
+          <wp:extent cx="7340279" cy="9498842"/>
+          <wp:effectExtent l="0" t="0" r="0" b="7620"/>
           <wp:wrapNone/>
-          <wp:docPr id="29" name="Imagen 29"/>
+          <wp:docPr id="1196353157" name="Imagen 2"/>
           <wp:cNvGraphicFramePr>
             <a:graphicFrameLocks xmlns:a="http://schemas.openxmlformats.org/drawingml/2006/main" noChangeAspect="1"/>
           </wp:cNvGraphicFramePr>
@@ -26299,11 +25976,11 @@
             <a:graphicData uri="http://schemas.openxmlformats.org/drawingml/2006/picture">
               <pic:pic xmlns:pic="http://schemas.openxmlformats.org/drawingml/2006/picture">
                 <pic:nvPicPr>
-                  <pic:cNvPr id="29" name="membretada oficial SEED 2025 (EDUC ESPECIAL).jpg"/>
+                  <pic:cNvPr id="1196353157" name="Imagen 1196353157"/>
                   <pic:cNvPicPr/>
                 </pic:nvPicPr>
                 <pic:blipFill>
-                  <a:blip r:embed="rId1" cstate="print">
+                  <a:blip r:embed="rId1">
                     <a:extLst>
                       <a:ext uri="{28A0092B-C50C-407E-A947-70E740481C1C}">
                         <a14:useLocalDpi xmlns:a14="http://schemas.microsoft.com/office/drawing/2010/main" val="0"/>
@@ -26317,7 +25994,7 @@
                 <pic:spPr>
                   <a:xfrm>
                     <a:off x="0" y="0"/>
-                    <a:ext cx="7353300" cy="9703727"/>
+                    <a:ext cx="7340279" cy="9498842"/>
                   </a:xfrm>
                   <a:prstGeom prst="rect">
                     <a:avLst/>
@@ -26339,7 +26016,7 @@
 </w:hdr>
 </file>
 
-<file path=word/header6.xml><?xml version="1.0" encoding="utf-8"?>
+<file path=word/header7.xml><?xml version="1.0" encoding="utf-8"?>
 <w:hdr xmlns:wpc="http://schemas.microsoft.com/office/word/2010/wordprocessingCanvas" xmlns:cx="http://schemas.microsoft.com/office/drawing/2014/chartex" xmlns:mc="http://schemas.openxmlformats.org/markup-compatibility/2006" xmlns:o="urn:schemas-microsoft-com:office:office" xmlns:r="http://schemas.openxmlformats.org/officeDocument/2006/relationships" xmlns:m="http://schemas.openxmlformats.org/officeDocument/2006/math" xmlns:v="urn:schemas-microsoft-com:vml" xmlns:wp14="http://schemas.microsoft.com/office/word/2010/wordprocessingDrawing" xmlns:wp="http://schemas.openxmlformats.org/drawingml/2006/wordprocessingDrawing" xmlns:w10="urn:schemas-microsoft-com:office:word" xmlns:w="http://schemas.openxmlformats.org/wordprocessingml/2006/main" xmlns:w14="http://schemas.microsoft.com/office/word/2010/wordml" xmlns:w15="http://schemas.microsoft.com/office/word/2012/wordml" xmlns:w16se="http://schemas.microsoft.com/office/word/2015/wordml/symex" xmlns:wpg="http://schemas.microsoft.com/office/word/2010/wordprocessingGroup" xmlns:wpi="http://schemas.microsoft.com/office/word/2010/wordprocessingInk" xmlns:wne="http://schemas.microsoft.com/office/word/2006/wordml" xmlns:wps="http://schemas.microsoft.com/office/word/2010/wordprocessingShape" mc:Ignorable="w14 w15 w16se wp14">
   <w:p>
     <w:pPr>
@@ -26378,7 +26055,7 @@
         <v:shape id="_x0000_s2050" type="#_x0000_t75" style="position:absolute;margin-left:-10.15pt;margin-top:-19.7pt;width:89.25pt;height:63.75pt;z-index:251664384;mso-wrap-style:tight">
           <v:imagedata r:id="rId1" o:title=""/>
         </v:shape>
-        <o:OLEObject Type="Embed" ProgID="PBrush" ShapeID="_x0000_s2050" DrawAspect="Content" ObjectID="_1823253322" r:id="rId2"/>
+        <o:OLEObject Type="Embed" ProgID="PBrush" ShapeID="_x0000_s2050" DrawAspect="Content" ObjectID="_1834813711" r:id="rId2"/>
       </w:object>
     </w:r>
   </w:p>
@@ -27764,7 +27441,7 @@
 </file>
 
 <file path=customXml/itemProps1.xml><?xml version="1.0" encoding="utf-8"?>
-<ds:datastoreItem xmlns:ds="http://schemas.openxmlformats.org/officeDocument/2006/customXml" ds:itemID="{FD9F1E52-2F66-4439-9509-28DCECE11745}">
+<ds:datastoreItem xmlns:ds="http://schemas.openxmlformats.org/officeDocument/2006/customXml" ds:itemID="{77EB586F-0F48-4D55-934E-267F395BC3B2}">
   <ds:schemaRefs>
     <ds:schemaRef ds:uri="http://schemas.openxmlformats.org/officeDocument/2006/bibliography"/>
   </ds:schemaRefs>

--- a/gestion_escolar/templates/tramites/Plantillas/Word/FILIACIONDESUBICADO.docx
+++ b/gestion_escolar/templates/tramites/Plantillas/Word/FILIACIONDESUBICADO.docx
@@ -821,6 +821,32 @@
               </w:rPr>
               <w:t xml:space="preserve"> </w:t>
             </w:r>
+            <w:r>
+              <w:rPr>
+                <w:rFonts w:ascii="Arial" w:hAnsi="Arial" w:cs="Arial"/>
+                <w:sz w:val="16"/>
+                <w:szCs w:val="16"/>
+              </w:rPr>
+              <w:t>{{</w:t>
+            </w:r>
+            <w:proofErr w:type="spellStart"/>
+            <w:r>
+              <w:rPr>
+                <w:rFonts w:ascii="Arial" w:hAnsi="Arial" w:cs="Arial"/>
+                <w:sz w:val="16"/>
+                <w:szCs w:val="16"/>
+              </w:rPr>
+              <w:t>Horas_Categoria</w:t>
+            </w:r>
+            <w:proofErr w:type="spellEnd"/>
+            <w:r>
+              <w:rPr>
+                <w:rFonts w:ascii="Arial" w:hAnsi="Arial" w:cs="Arial"/>
+                <w:sz w:val="16"/>
+                <w:szCs w:val="16"/>
+              </w:rPr>
+              <w:t>}}</w:t>
+            </w:r>
           </w:p>
         </w:tc>
       </w:tr>
@@ -927,7 +953,7 @@
                 <w:sz w:val="16"/>
                 <w:szCs w:val="16"/>
               </w:rPr>
-              <w:t>Asignatura:</w:t>
+              <w:t>Función:</w:t>
             </w:r>
           </w:p>
         </w:tc>
@@ -958,7 +984,25 @@
                 <w:sz w:val="16"/>
                 <w:szCs w:val="16"/>
               </w:rPr>
-              <w:t xml:space="preserve"> </w:t>
+              <w:t>{{</w:t>
+            </w:r>
+            <w:proofErr w:type="spellStart"/>
+            <w:r>
+              <w:rPr>
+                <w:rFonts w:ascii="Arial" w:hAnsi="Arial" w:cs="Arial"/>
+                <w:sz w:val="16"/>
+                <w:szCs w:val="16"/>
+              </w:rPr>
+              <w:t>Funcion_Titular</w:t>
+            </w:r>
+            <w:proofErr w:type="spellEnd"/>
+            <w:r>
+              <w:rPr>
+                <w:rFonts w:ascii="Arial" w:hAnsi="Arial" w:cs="Arial"/>
+                <w:sz w:val="16"/>
+                <w:szCs w:val="16"/>
+              </w:rPr>
+              <w:t>}}</w:t>
             </w:r>
           </w:p>
         </w:tc>
@@ -6494,6 +6538,7 @@
               </w:rPr>
               <w:t>{{</w:t>
             </w:r>
+            <w:proofErr w:type="spellStart"/>
             <w:r>
               <w:rPr>
                 <w:rFonts w:asciiTheme="majorHAnsi" w:hAnsiTheme="majorHAnsi" w:cstheme="majorHAnsi"/>
@@ -6505,6 +6550,7 @@
               </w:rPr>
               <w:t>Z_Escolar</w:t>
             </w:r>
+            <w:proofErr w:type="spellEnd"/>
             <w:r>
               <w:rPr>
                 <w:rFonts w:asciiTheme="majorHAnsi" w:hAnsiTheme="majorHAnsi" w:cstheme="majorHAnsi"/>
@@ -6925,6 +6971,7 @@
               </w:rPr>
               <w:t>{{</w:t>
             </w:r>
+            <w:proofErr w:type="spellStart"/>
             <w:r>
               <w:rPr>
                 <w:rFonts w:asciiTheme="majorHAnsi" w:hAnsiTheme="majorHAnsi" w:cstheme="majorHAnsi"/>
@@ -6933,6 +6980,7 @@
               </w:rPr>
               <w:t>RFC_Interino</w:t>
             </w:r>
+            <w:proofErr w:type="spellEnd"/>
             <w:r>
               <w:rPr>
                 <w:rFonts w:asciiTheme="majorHAnsi" w:hAnsiTheme="majorHAnsi" w:cstheme="majorHAnsi"/>
@@ -7228,6 +7276,7 @@
               </w:rPr>
               <w:t>{{</w:t>
             </w:r>
+            <w:proofErr w:type="spellStart"/>
             <w:r>
               <w:rPr>
                 <w:rFonts w:asciiTheme="majorHAnsi" w:hAnsiTheme="majorHAnsi" w:cstheme="majorHAnsi"/>
@@ -7239,6 +7288,7 @@
               </w:rPr>
               <w:t>Dom_Particular</w:t>
             </w:r>
+            <w:proofErr w:type="spellEnd"/>
             <w:r>
               <w:rPr>
                 <w:rFonts w:asciiTheme="majorHAnsi" w:hAnsiTheme="majorHAnsi" w:cstheme="majorHAnsi"/>
@@ -7272,6 +7322,7 @@
               </w:rPr>
               <w:t>{{</w:t>
             </w:r>
+            <w:proofErr w:type="spellStart"/>
             <w:r>
               <w:rPr>
                 <w:rFonts w:asciiTheme="majorHAnsi" w:hAnsiTheme="majorHAnsi" w:cstheme="majorHAnsi"/>
@@ -7283,6 +7334,7 @@
               </w:rPr>
               <w:t>Poblacion_Interino</w:t>
             </w:r>
+            <w:proofErr w:type="spellEnd"/>
             <w:r>
               <w:rPr>
                 <w:rFonts w:asciiTheme="majorHAnsi" w:hAnsiTheme="majorHAnsi" w:cstheme="majorHAnsi"/>
@@ -7326,6 +7378,7 @@
               </w:rPr>
               <w:t>{{</w:t>
             </w:r>
+            <w:proofErr w:type="spellStart"/>
             <w:r>
               <w:rPr>
                 <w:rFonts w:asciiTheme="majorHAnsi" w:hAnsiTheme="majorHAnsi" w:cstheme="majorHAnsi"/>
@@ -7336,6 +7389,7 @@
               </w:rPr>
               <w:t>C_P_Interino</w:t>
             </w:r>
+            <w:proofErr w:type="spellEnd"/>
             <w:r>
               <w:rPr>
                 <w:rFonts w:asciiTheme="majorHAnsi" w:hAnsiTheme="majorHAnsi" w:cstheme="majorHAnsi"/>
@@ -8293,6 +8347,7 @@
               </w:rPr>
               <w:t>{{</w:t>
             </w:r>
+            <w:proofErr w:type="spellStart"/>
             <w:r>
               <w:rPr>
                 <w:rFonts w:asciiTheme="majorHAnsi" w:hAnsiTheme="majorHAnsi" w:cstheme="majorHAnsi"/>
@@ -8302,6 +8357,7 @@
               </w:rPr>
               <w:t>Categoria_Titular</w:t>
             </w:r>
+            <w:proofErr w:type="spellEnd"/>
             <w:r>
               <w:rPr>
                 <w:rFonts w:asciiTheme="majorHAnsi" w:hAnsiTheme="majorHAnsi" w:cstheme="majorHAnsi"/>
@@ -8413,6 +8469,7 @@
               </w:rPr>
               <w:t>{{</w:t>
             </w:r>
+            <w:proofErr w:type="spellStart"/>
             <w:r>
               <w:rPr>
                 <w:rFonts w:asciiTheme="majorHAnsi" w:hAnsiTheme="majorHAnsi" w:cstheme="majorHAnsi"/>
@@ -8424,6 +8481,7 @@
               </w:rPr>
               <w:t>I_Dia</w:t>
             </w:r>
+            <w:proofErr w:type="spellEnd"/>
             <w:r>
               <w:rPr>
                 <w:rFonts w:asciiTheme="majorHAnsi" w:hAnsiTheme="majorHAnsi" w:cstheme="majorHAnsi"/>
@@ -8474,6 +8532,7 @@
               </w:rPr>
               <w:t>{{</w:t>
             </w:r>
+            <w:proofErr w:type="spellStart"/>
             <w:r>
               <w:rPr>
                 <w:rFonts w:asciiTheme="majorHAnsi" w:hAnsiTheme="majorHAnsi" w:cstheme="majorHAnsi"/>
@@ -8485,6 +8544,7 @@
               </w:rPr>
               <w:t>I_Mes</w:t>
             </w:r>
+            <w:proofErr w:type="spellEnd"/>
             <w:r>
               <w:rPr>
                 <w:rFonts w:asciiTheme="majorHAnsi" w:hAnsiTheme="majorHAnsi" w:cstheme="majorHAnsi"/>
@@ -8536,6 +8596,7 @@
               </w:rPr>
               <w:t>{{</w:t>
             </w:r>
+            <w:proofErr w:type="spellStart"/>
             <w:r>
               <w:rPr>
                 <w:rFonts w:asciiTheme="majorHAnsi" w:hAnsiTheme="majorHAnsi" w:cstheme="majorHAnsi"/>
@@ -8547,6 +8608,7 @@
               </w:rPr>
               <w:t>I_Ano</w:t>
             </w:r>
+            <w:proofErr w:type="spellEnd"/>
             <w:r>
               <w:rPr>
                 <w:rFonts w:asciiTheme="majorHAnsi" w:hAnsiTheme="majorHAnsi" w:cstheme="majorHAnsi"/>
@@ -8917,6 +8979,7 @@
               </w:rPr>
               <w:t>{{</w:t>
             </w:r>
+            <w:proofErr w:type="spellStart"/>
             <w:r>
               <w:rPr>
                 <w:rFonts w:asciiTheme="majorHAnsi" w:hAnsiTheme="majorHAnsi" w:cstheme="majorHAnsi"/>
@@ -8939,6 +9002,7 @@
               </w:rPr>
               <w:t>_Interino</w:t>
             </w:r>
+            <w:proofErr w:type="spellEnd"/>
             <w:r>
               <w:rPr>
                 <w:rFonts w:asciiTheme="majorHAnsi" w:hAnsiTheme="majorHAnsi" w:cstheme="majorHAnsi"/>
@@ -8986,6 +9050,7 @@
               </w:rPr>
               <w:t>{{</w:t>
             </w:r>
+            <w:proofErr w:type="spellStart"/>
             <w:r>
               <w:rPr>
                 <w:rFonts w:asciiTheme="majorHAnsi" w:hAnsiTheme="majorHAnsi" w:cstheme="majorHAnsi"/>
@@ -8995,6 +9060,7 @@
               </w:rPr>
               <w:t>Presupuestal_Interino</w:t>
             </w:r>
+            <w:proofErr w:type="spellEnd"/>
             <w:r>
               <w:rPr>
                 <w:rFonts w:asciiTheme="majorHAnsi" w:hAnsiTheme="majorHAnsi" w:cstheme="majorHAnsi"/>
@@ -9215,6 +9281,7 @@
               </w:rPr>
               <w:t>{{</w:t>
             </w:r>
+            <w:proofErr w:type="spellStart"/>
             <w:r>
               <w:rPr>
                 <w:rFonts w:asciiTheme="majorHAnsi" w:hAnsiTheme="majorHAnsi" w:cstheme="majorHAnsi"/>
@@ -9226,6 +9293,7 @@
               </w:rPr>
               <w:t>F_Dia</w:t>
             </w:r>
+            <w:proofErr w:type="spellEnd"/>
             <w:r>
               <w:rPr>
                 <w:rFonts w:asciiTheme="majorHAnsi" w:hAnsiTheme="majorHAnsi" w:cstheme="majorHAnsi"/>
@@ -9276,6 +9344,7 @@
               </w:rPr>
               <w:t>{{</w:t>
             </w:r>
+            <w:proofErr w:type="spellStart"/>
             <w:r>
               <w:rPr>
                 <w:rFonts w:asciiTheme="majorHAnsi" w:hAnsiTheme="majorHAnsi" w:cstheme="majorHAnsi"/>
@@ -9287,6 +9356,7 @@
               </w:rPr>
               <w:t>F_Mes</w:t>
             </w:r>
+            <w:proofErr w:type="spellEnd"/>
             <w:r>
               <w:rPr>
                 <w:rFonts w:asciiTheme="majorHAnsi" w:hAnsiTheme="majorHAnsi" w:cstheme="majorHAnsi"/>
@@ -9337,6 +9407,7 @@
               </w:rPr>
               <w:t>{{</w:t>
             </w:r>
+            <w:proofErr w:type="spellStart"/>
             <w:r>
               <w:rPr>
                 <w:rFonts w:asciiTheme="majorHAnsi" w:hAnsiTheme="majorHAnsi" w:cstheme="majorHAnsi"/>
@@ -9348,6 +9419,7 @@
               </w:rPr>
               <w:t>F_Ano</w:t>
             </w:r>
+            <w:proofErr w:type="spellEnd"/>
             <w:r>
               <w:rPr>
                 <w:rFonts w:asciiTheme="majorHAnsi" w:hAnsiTheme="majorHAnsi" w:cstheme="majorHAnsi"/>
@@ -11551,6 +11623,7 @@
               </w:rPr>
               <w:t>{{</w:t>
             </w:r>
+            <w:proofErr w:type="spellStart"/>
             <w:r>
               <w:rPr>
                 <w:rFonts w:asciiTheme="majorHAnsi" w:hAnsiTheme="majorHAnsi" w:cstheme="majorHAnsi"/>
@@ -11560,6 +11633,7 @@
               </w:rPr>
               <w:t>F_Hoy</w:t>
             </w:r>
+            <w:proofErr w:type="spellEnd"/>
             <w:r>
               <w:rPr>
                 <w:rFonts w:asciiTheme="majorHAnsi" w:hAnsiTheme="majorHAnsi" w:cstheme="majorHAnsi"/>
@@ -11695,16 +11769,29 @@
               </w:rPr>
               <w:t xml:space="preserve"> </w:t>
             </w:r>
-            <w:r>
-              <w:rPr>
-                <w:rFonts w:asciiTheme="majorHAnsi" w:hAnsiTheme="majorHAnsi" w:cstheme="majorHAnsi"/>
-                <w:b/>
-                <w:bCs/>
-                <w:sz w:val="16"/>
-                <w:szCs w:val="16"/>
-                <w:lang w:val="es-MX" w:eastAsia="es-MX"/>
-              </w:rPr>
-              <w:t>Vo. Bo.</w:t>
+            <w:proofErr w:type="spellStart"/>
+            <w:r>
+              <w:rPr>
+                <w:rFonts w:asciiTheme="majorHAnsi" w:hAnsiTheme="majorHAnsi" w:cstheme="majorHAnsi"/>
+                <w:b/>
+                <w:bCs/>
+                <w:sz w:val="16"/>
+                <w:szCs w:val="16"/>
+                <w:lang w:val="es-MX" w:eastAsia="es-MX"/>
+              </w:rPr>
+              <w:t>Vo</w:t>
+            </w:r>
+            <w:proofErr w:type="spellEnd"/>
+            <w:r>
+              <w:rPr>
+                <w:rFonts w:asciiTheme="majorHAnsi" w:hAnsiTheme="majorHAnsi" w:cstheme="majorHAnsi"/>
+                <w:b/>
+                <w:bCs/>
+                <w:sz w:val="16"/>
+                <w:szCs w:val="16"/>
+                <w:lang w:val="es-MX" w:eastAsia="es-MX"/>
+              </w:rPr>
+              <w:t>. Bo.</w:t>
             </w:r>
           </w:p>
         </w:tc>
@@ -12373,6 +12460,7 @@
               </w:rPr>
               <w:t>{{</w:t>
             </w:r>
+            <w:proofErr w:type="spellStart"/>
             <w:r>
               <w:rPr>
                 <w:rFonts w:asciiTheme="majorHAnsi" w:hAnsiTheme="majorHAnsi" w:cstheme="majorHAnsi"/>
@@ -12384,6 +12472,7 @@
               </w:rPr>
               <w:t>Nombre_Interino</w:t>
             </w:r>
+            <w:proofErr w:type="spellEnd"/>
             <w:r>
               <w:rPr>
                 <w:rFonts w:asciiTheme="majorHAnsi" w:hAnsiTheme="majorHAnsi" w:cstheme="majorHAnsi"/>
@@ -12858,7 +12947,7 @@
                     </wp:anchor>
                   </w:drawing>
                 </mc:Choice>
-                <mc:Fallback xmlns:w16sdtdh="http://schemas.microsoft.com/office/word/2020/wordml/sdtdatahash" xmlns:w16du="http://schemas.microsoft.com/office/word/2023/wordml/word16du" xmlns:w16="http://schemas.microsoft.com/office/word/2018/wordml" xmlns:w16cid="http://schemas.microsoft.com/office/word/2016/wordml/cid" xmlns:w16cex="http://schemas.microsoft.com/office/word/2018/wordml/cex" xmlns:oel="http://schemas.microsoft.com/office/2019/extlst" xmlns:am3d="http://schemas.microsoft.com/office/drawing/2017/model3d" xmlns:aink="http://schemas.microsoft.com/office/drawing/2016/ink" xmlns:cx8="http://schemas.microsoft.com/office/drawing/2016/5/14/chartex" xmlns:cx7="http://schemas.microsoft.com/office/drawing/2016/5/13/chartex" xmlns:cx6="http://schemas.microsoft.com/office/drawing/2016/5/12/chartex" xmlns:cx5="http://schemas.microsoft.com/office/drawing/2016/5/11/chartex" xmlns:cx4="http://schemas.microsoft.com/office/drawing/2016/5/10/chartex" xmlns:cx3="http://schemas.microsoft.com/office/drawing/2016/5/9/chartex" xmlns:cx2="http://schemas.microsoft.com/office/drawing/2015/10/21/chartex" xmlns:cx1="http://schemas.microsoft.com/office/drawing/2015/9/8/chartex">
+                <mc:Fallback xmlns:cx1="http://schemas.microsoft.com/office/drawing/2015/9/8/chartex" xmlns:cx2="http://schemas.microsoft.com/office/drawing/2015/10/21/chartex" xmlns:cx3="http://schemas.microsoft.com/office/drawing/2016/5/9/chartex" xmlns:cx4="http://schemas.microsoft.com/office/drawing/2016/5/10/chartex" xmlns:cx5="http://schemas.microsoft.com/office/drawing/2016/5/11/chartex" xmlns:cx6="http://schemas.microsoft.com/office/drawing/2016/5/12/chartex" xmlns:cx7="http://schemas.microsoft.com/office/drawing/2016/5/13/chartex" xmlns:cx8="http://schemas.microsoft.com/office/drawing/2016/5/14/chartex" xmlns:aink="http://schemas.microsoft.com/office/drawing/2016/ink" xmlns:am3d="http://schemas.microsoft.com/office/drawing/2017/model3d" xmlns:oel="http://schemas.microsoft.com/office/2019/extlst" xmlns:w16cex="http://schemas.microsoft.com/office/word/2018/wordml/cex" xmlns:w16cid="http://schemas.microsoft.com/office/word/2016/wordml/cid" xmlns:w16="http://schemas.microsoft.com/office/word/2018/wordml" xmlns:w16du="http://schemas.microsoft.com/office/word/2023/wordml/word16du" xmlns:w16sdtdh="http://schemas.microsoft.com/office/word/2020/wordml/sdtdatahash">
                   <w:pict>
                     <v:line w14:anchorId="1DE5A985" id="Conector recto 11" o:spid="_x0000_s1026" style="position:absolute;z-index:251684864;visibility:visible;mso-wrap-style:square;mso-width-percent:0;mso-height-percent:0;mso-wrap-distance-left:9pt;mso-wrap-distance-top:0;mso-wrap-distance-right:9pt;mso-wrap-distance-bottom:0;mso-position-horizontal:absolute;mso-position-horizontal-relative:text;mso-position-vertical:absolute;mso-position-vertical-relative:text;mso-width-percent:0;mso-height-percent:0;mso-width-relative:margin;mso-height-relative:margin" from="38.1pt,-.15pt" to="212.1pt,-.15pt" o:gfxdata="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" strokecolor="black [3200]" strokeweight=".5pt">
                       <v:stroke joinstyle="miter"/>
@@ -13466,7 +13555,7 @@
                     </wp:anchor>
                   </w:drawing>
                 </mc:Choice>
-                <mc:Fallback xmlns:w16sdtdh="http://schemas.microsoft.com/office/word/2020/wordml/sdtdatahash" xmlns:w16du="http://schemas.microsoft.com/office/word/2023/wordml/word16du" xmlns:w16="http://schemas.microsoft.com/office/word/2018/wordml" xmlns:w16cid="http://schemas.microsoft.com/office/word/2016/wordml/cid" xmlns:w16cex="http://schemas.microsoft.com/office/word/2018/wordml/cex" xmlns:oel="http://schemas.microsoft.com/office/2019/extlst" xmlns:am3d="http://schemas.microsoft.com/office/drawing/2017/model3d" xmlns:aink="http://schemas.microsoft.com/office/drawing/2016/ink" xmlns:cx8="http://schemas.microsoft.com/office/drawing/2016/5/14/chartex" xmlns:cx7="http://schemas.microsoft.com/office/drawing/2016/5/13/chartex" xmlns:cx6="http://schemas.microsoft.com/office/drawing/2016/5/12/chartex" xmlns:cx5="http://schemas.microsoft.com/office/drawing/2016/5/11/chartex" xmlns:cx4="http://schemas.microsoft.com/office/drawing/2016/5/10/chartex" xmlns:cx3="http://schemas.microsoft.com/office/drawing/2016/5/9/chartex" xmlns:cx2="http://schemas.microsoft.com/office/drawing/2015/10/21/chartex" xmlns:cx1="http://schemas.microsoft.com/office/drawing/2015/9/8/chartex">
+                <mc:Fallback xmlns:cx1="http://schemas.microsoft.com/office/drawing/2015/9/8/chartex" xmlns:cx2="http://schemas.microsoft.com/office/drawing/2015/10/21/chartex" xmlns:cx3="http://schemas.microsoft.com/office/drawing/2016/5/9/chartex" xmlns:cx4="http://schemas.microsoft.com/office/drawing/2016/5/10/chartex" xmlns:cx5="http://schemas.microsoft.com/office/drawing/2016/5/11/chartex" xmlns:cx6="http://schemas.microsoft.com/office/drawing/2016/5/12/chartex" xmlns:cx7="http://schemas.microsoft.com/office/drawing/2016/5/13/chartex" xmlns:cx8="http://schemas.microsoft.com/office/drawing/2016/5/14/chartex" xmlns:aink="http://schemas.microsoft.com/office/drawing/2016/ink" xmlns:am3d="http://schemas.microsoft.com/office/drawing/2017/model3d" xmlns:oel="http://schemas.microsoft.com/office/2019/extlst" xmlns:w16cex="http://schemas.microsoft.com/office/word/2018/wordml/cex" xmlns:w16cid="http://schemas.microsoft.com/office/word/2016/wordml/cid" xmlns:w16="http://schemas.microsoft.com/office/word/2018/wordml" xmlns:w16du="http://schemas.microsoft.com/office/word/2023/wordml/word16du" xmlns:w16sdtdh="http://schemas.microsoft.com/office/word/2020/wordml/sdtdatahash">
                   <w:pict>
                     <v:line w14:anchorId="026C9BFB" id="Conector recto 7" o:spid="_x0000_s1026" style="position:absolute;z-index:251682816;visibility:visible;mso-wrap-style:square;mso-width-percent:0;mso-height-percent:0;mso-wrap-distance-left:9pt;mso-wrap-distance-top:0;mso-wrap-distance-right:9pt;mso-wrap-distance-bottom:0;mso-position-horizontal:absolute;mso-position-horizontal-relative:text;mso-position-vertical:absolute;mso-position-vertical-relative:text;mso-width-percent:0;mso-height-percent:0;mso-width-relative:margin;mso-height-relative:margin" from="39.1pt,-1.4pt" to="189.1pt,-1.4pt" o:gfxdata="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" strokecolor="black [3200]" strokeweight=".5pt">
                       <v:stroke joinstyle="miter"/>
@@ -14492,7 +14581,7 @@
                     </wp:anchor>
                   </w:drawing>
                 </mc:Choice>
-                <mc:Fallback xmlns:w16sdtdh="http://schemas.microsoft.com/office/word/2020/wordml/sdtdatahash" xmlns:w16du="http://schemas.microsoft.com/office/word/2023/wordml/word16du" xmlns:w16="http://schemas.microsoft.com/office/word/2018/wordml" xmlns:w16cid="http://schemas.microsoft.com/office/word/2016/wordml/cid" xmlns:w16cex="http://schemas.microsoft.com/office/word/2018/wordml/cex" xmlns:oel="http://schemas.microsoft.com/office/2019/extlst" xmlns:am3d="http://schemas.microsoft.com/office/drawing/2017/model3d" xmlns:aink="http://schemas.microsoft.com/office/drawing/2016/ink" xmlns:cx8="http://schemas.microsoft.com/office/drawing/2016/5/14/chartex" xmlns:cx7="http://schemas.microsoft.com/office/drawing/2016/5/13/chartex" xmlns:cx6="http://schemas.microsoft.com/office/drawing/2016/5/12/chartex" xmlns:cx5="http://schemas.microsoft.com/office/drawing/2016/5/11/chartex" xmlns:cx4="http://schemas.microsoft.com/office/drawing/2016/5/10/chartex" xmlns:cx3="http://schemas.microsoft.com/office/drawing/2016/5/9/chartex" xmlns:cx2="http://schemas.microsoft.com/office/drawing/2015/10/21/chartex" xmlns:cx1="http://schemas.microsoft.com/office/drawing/2015/9/8/chartex">
+                <mc:Fallback xmlns:cx1="http://schemas.microsoft.com/office/drawing/2015/9/8/chartex" xmlns:cx2="http://schemas.microsoft.com/office/drawing/2015/10/21/chartex" xmlns:cx3="http://schemas.microsoft.com/office/drawing/2016/5/9/chartex" xmlns:cx4="http://schemas.microsoft.com/office/drawing/2016/5/10/chartex" xmlns:cx5="http://schemas.microsoft.com/office/drawing/2016/5/11/chartex" xmlns:cx6="http://schemas.microsoft.com/office/drawing/2016/5/12/chartex" xmlns:cx7="http://schemas.microsoft.com/office/drawing/2016/5/13/chartex" xmlns:cx8="http://schemas.microsoft.com/office/drawing/2016/5/14/chartex" xmlns:aink="http://schemas.microsoft.com/office/drawing/2016/ink" xmlns:am3d="http://schemas.microsoft.com/office/drawing/2017/model3d" xmlns:oel="http://schemas.microsoft.com/office/2019/extlst" xmlns:w16cex="http://schemas.microsoft.com/office/word/2018/wordml/cex" xmlns:w16cid="http://schemas.microsoft.com/office/word/2016/wordml/cid" xmlns:w16="http://schemas.microsoft.com/office/word/2018/wordml" xmlns:w16du="http://schemas.microsoft.com/office/word/2023/wordml/word16du" xmlns:w16sdtdh="http://schemas.microsoft.com/office/word/2020/wordml/sdtdatahash">
                   <w:pict>
                     <v:line w14:anchorId="6A3487D4" id="Conector recto 5" o:spid="_x0000_s1026" style="position:absolute;flip:y;z-index:251681792;visibility:visible;mso-wrap-style:square;mso-width-percent:0;mso-height-percent:0;mso-wrap-distance-left:9pt;mso-wrap-distance-top:0;mso-wrap-distance-right:9pt;mso-wrap-distance-bottom:0;mso-position-horizontal:absolute;mso-position-horizontal-relative:text;mso-position-vertical:absolute;mso-position-vertical-relative:text;mso-width-percent:0;mso-height-percent:0;mso-width-relative:margin;mso-height-relative:margin" from="32.95pt,-.25pt" to="224.95pt,-.25pt" o:gfxdata="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" strokecolor="black [3213]" strokeweight=".5pt">
                       <v:stroke joinstyle="miter"/>
@@ -15934,7 +16023,31 @@
                 <w:sz w:val="16"/>
                 <w:szCs w:val="16"/>
               </w:rPr>
-              <w:t>CATEGORIA HORAS ó PLAZA</w:t>
+              <w:t xml:space="preserve">CATEGORIA HORAS </w:t>
+            </w:r>
+            <w:proofErr w:type="spellStart"/>
+            <w:r>
+              <w:rPr>
+                <w:rFonts w:ascii="Calibri" w:hAnsi="Calibri" w:cs="Calibri"/>
+                <w:b/>
+                <w:bCs/>
+                <w:color w:val="000000"/>
+                <w:sz w:val="16"/>
+                <w:szCs w:val="16"/>
+              </w:rPr>
+              <w:t>ó</w:t>
+            </w:r>
+            <w:proofErr w:type="spellEnd"/>
+            <w:r>
+              <w:rPr>
+                <w:rFonts w:ascii="Calibri" w:hAnsi="Calibri" w:cs="Calibri"/>
+                <w:b/>
+                <w:bCs/>
+                <w:color w:val="000000"/>
+                <w:sz w:val="16"/>
+                <w:szCs w:val="16"/>
+              </w:rPr>
+              <w:t xml:space="preserve"> PLAZA</w:t>
             </w:r>
           </w:p>
         </w:tc>
@@ -16130,6 +16243,7 @@
               </w:rPr>
               <w:t>{{</w:t>
             </w:r>
+            <w:proofErr w:type="spellStart"/>
             <w:r>
               <w:rPr>
                 <w:rFonts w:ascii="Arial" w:hAnsi="Arial" w:cs="Arial"/>
@@ -16139,6 +16253,7 @@
               </w:rPr>
               <w:t>Nombre_Titular</w:t>
             </w:r>
+            <w:proofErr w:type="spellEnd"/>
             <w:r>
               <w:rPr>
                 <w:rFonts w:ascii="Arial" w:hAnsi="Arial" w:cs="Arial"/>
@@ -16182,6 +16297,7 @@
               </w:rPr>
               <w:t>{{</w:t>
             </w:r>
+            <w:proofErr w:type="spellStart"/>
             <w:r>
               <w:rPr>
                 <w:rFonts w:ascii="Arial" w:hAnsi="Arial" w:cs="Arial"/>
@@ -16190,6 +16306,7 @@
               </w:rPr>
               <w:t>T_Movimiento</w:t>
             </w:r>
+            <w:proofErr w:type="spellEnd"/>
             <w:r>
               <w:rPr>
                 <w:rFonts w:ascii="Arial" w:hAnsi="Arial" w:cs="Arial"/>
@@ -16284,6 +16401,7 @@
               </w:rPr>
               <w:t>{{</w:t>
             </w:r>
+            <w:proofErr w:type="spellStart"/>
             <w:r>
               <w:rPr>
                 <w:rFonts w:ascii="Arial" w:hAnsi="Arial" w:cs="Arial"/>
@@ -16293,6 +16411,7 @@
               </w:rPr>
               <w:t>Funcion_Interino</w:t>
             </w:r>
+            <w:proofErr w:type="spellEnd"/>
             <w:r>
               <w:rPr>
                 <w:rFonts w:ascii="Arial" w:hAnsi="Arial" w:cs="Arial"/>
@@ -16337,6 +16456,7 @@
               </w:rPr>
               <w:t>{{</w:t>
             </w:r>
+            <w:proofErr w:type="spellStart"/>
             <w:r>
               <w:rPr>
                 <w:rFonts w:ascii="Arial" w:hAnsi="Arial" w:cs="Arial"/>
@@ -16346,6 +16466,7 @@
               </w:rPr>
               <w:t>Categoria_Titular</w:t>
             </w:r>
+            <w:proofErr w:type="spellEnd"/>
             <w:r>
               <w:rPr>
                 <w:rFonts w:ascii="Arial" w:hAnsi="Arial" w:cs="Arial"/>
@@ -16386,6 +16507,7 @@
               </w:rPr>
               <w:t>{{</w:t>
             </w:r>
+            <w:proofErr w:type="spellStart"/>
             <w:r>
               <w:rPr>
                 <w:rFonts w:ascii="Arial" w:hAnsi="Arial" w:cs="Arial"/>
@@ -16395,6 +16517,7 @@
               </w:rPr>
               <w:t>Presupuestal_Titular</w:t>
             </w:r>
+            <w:proofErr w:type="spellEnd"/>
             <w:r>
               <w:rPr>
                 <w:rFonts w:ascii="Arial" w:hAnsi="Arial" w:cs="Arial"/>
@@ -18591,7 +18714,31 @@
                 <w:sz w:val="16"/>
                 <w:szCs w:val="16"/>
               </w:rPr>
-              <w:t>CATEGORIA HORAS. ó PLAZA</w:t>
+              <w:t xml:space="preserve">CATEGORIA HORAS. </w:t>
+            </w:r>
+            <w:proofErr w:type="spellStart"/>
+            <w:r>
+              <w:rPr>
+                <w:rFonts w:asciiTheme="minorHAnsi" w:hAnsiTheme="minorHAnsi" w:cstheme="minorHAnsi"/>
+                <w:b/>
+                <w:bCs/>
+                <w:color w:val="000000"/>
+                <w:sz w:val="16"/>
+                <w:szCs w:val="16"/>
+              </w:rPr>
+              <w:t>ó</w:t>
+            </w:r>
+            <w:proofErr w:type="spellEnd"/>
+            <w:r>
+              <w:rPr>
+                <w:rFonts w:asciiTheme="minorHAnsi" w:hAnsiTheme="minorHAnsi" w:cstheme="minorHAnsi"/>
+                <w:b/>
+                <w:bCs/>
+                <w:color w:val="000000"/>
+                <w:sz w:val="16"/>
+                <w:szCs w:val="16"/>
+              </w:rPr>
+              <w:t xml:space="preserve"> PLAZA</w:t>
             </w:r>
           </w:p>
         </w:tc>
@@ -18802,6 +18949,7 @@
               </w:rPr>
               <w:t>{{</w:t>
             </w:r>
+            <w:proofErr w:type="spellStart"/>
             <w:r>
               <w:rPr>
                 <w:rFonts w:ascii="Arial" w:hAnsi="Arial" w:cs="Arial"/>
@@ -18810,6 +18958,7 @@
               </w:rPr>
               <w:t>Nombre_Interino</w:t>
             </w:r>
+            <w:proofErr w:type="spellEnd"/>
             <w:r>
               <w:rPr>
                 <w:rFonts w:ascii="Arial" w:hAnsi="Arial" w:cs="Arial"/>
@@ -18851,6 +19000,7 @@
               </w:rPr>
               <w:t>{{</w:t>
             </w:r>
+            <w:proofErr w:type="spellStart"/>
             <w:r>
               <w:rPr>
                 <w:rFonts w:ascii="Arial" w:hAnsi="Arial" w:cs="Arial"/>
@@ -18859,6 +19009,7 @@
               </w:rPr>
               <w:t>Resultado_Alta</w:t>
             </w:r>
+            <w:proofErr w:type="spellEnd"/>
             <w:r>
               <w:rPr>
                 <w:rFonts w:ascii="Arial" w:hAnsi="Arial" w:cs="Arial"/>
@@ -18963,6 +19114,7 @@
               </w:rPr>
               <w:t>{{</w:t>
             </w:r>
+            <w:proofErr w:type="spellStart"/>
             <w:r>
               <w:rPr>
                 <w:rFonts w:ascii="Arial" w:hAnsi="Arial" w:cs="Arial"/>
@@ -18972,6 +19124,7 @@
               </w:rPr>
               <w:t>Funcion_Interino</w:t>
             </w:r>
+            <w:proofErr w:type="spellEnd"/>
             <w:r>
               <w:rPr>
                 <w:rFonts w:ascii="Arial" w:hAnsi="Arial" w:cs="Arial"/>
@@ -19016,6 +19169,7 @@
               </w:rPr>
               <w:t>{{</w:t>
             </w:r>
+            <w:proofErr w:type="spellStart"/>
             <w:r>
               <w:rPr>
                 <w:rFonts w:ascii="Arial" w:hAnsi="Arial" w:cs="Arial"/>
@@ -19025,6 +19179,7 @@
               </w:rPr>
               <w:t>Categoria_Titular</w:t>
             </w:r>
+            <w:proofErr w:type="spellEnd"/>
             <w:r>
               <w:rPr>
                 <w:rFonts w:ascii="Arial" w:hAnsi="Arial" w:cs="Arial"/>
@@ -19065,6 +19220,7 @@
               </w:rPr>
               <w:t>{{</w:t>
             </w:r>
+            <w:proofErr w:type="spellStart"/>
             <w:r>
               <w:rPr>
                 <w:rFonts w:ascii="Arial" w:hAnsi="Arial" w:cs="Arial"/>
@@ -19074,6 +19230,7 @@
               </w:rPr>
               <w:t>Presupuestal_Interino</w:t>
             </w:r>
+            <w:proofErr w:type="spellEnd"/>
             <w:r>
               <w:rPr>
                 <w:rFonts w:ascii="Arial" w:hAnsi="Arial" w:cs="Arial"/>
@@ -19273,6 +19430,7 @@
               </w:rPr>
               <w:t>{{</w:t>
             </w:r>
+            <w:proofErr w:type="spellStart"/>
             <w:r>
               <w:rPr>
                 <w:rFonts w:ascii="Arial" w:hAnsi="Arial" w:cs="Arial"/>
@@ -19282,6 +19440,7 @@
               </w:rPr>
               <w:t>No_Prel</w:t>
             </w:r>
+            <w:proofErr w:type="spellEnd"/>
             <w:r>
               <w:rPr>
                 <w:rFonts w:ascii="Arial" w:hAnsi="Arial" w:cs="Arial"/>
@@ -19334,6 +19493,7 @@
               </w:rPr>
               <w:t>{{</w:t>
             </w:r>
+            <w:proofErr w:type="spellStart"/>
             <w:r>
               <w:rPr>
                 <w:rFonts w:ascii="Arial" w:hAnsi="Arial" w:cs="Arial"/>
@@ -19343,6 +19503,7 @@
               </w:rPr>
               <w:t>Folio_Prel</w:t>
             </w:r>
+            <w:proofErr w:type="spellEnd"/>
             <w:r>
               <w:rPr>
                 <w:rFonts w:ascii="Arial" w:hAnsi="Arial" w:cs="Arial"/>
@@ -19381,6 +19542,7 @@
               </w:rPr>
               <w:t>{{</w:t>
             </w:r>
+            <w:proofErr w:type="spellStart"/>
             <w:r>
               <w:rPr>
                 <w:rFonts w:ascii="Arial" w:hAnsi="Arial" w:cs="Arial"/>
@@ -19390,6 +19552,7 @@
               </w:rPr>
               <w:t>Tipo_Val</w:t>
             </w:r>
+            <w:proofErr w:type="spellEnd"/>
             <w:r>
               <w:rPr>
                 <w:rFonts w:ascii="Arial" w:hAnsi="Arial" w:cs="Arial"/>
@@ -21340,8 +21503,6 @@
                 <w:szCs w:val="16"/>
               </w:rPr>
             </w:pPr>
-            <w:bookmarkStart w:id="6" w:name="_GoBack"/>
-            <w:bookmarkEnd w:id="6"/>
           </w:p>
         </w:tc>
       </w:tr>
@@ -21526,7 +21687,23 @@
           <w:sz w:val="20"/>
           <w:szCs w:val="20"/>
         </w:rPr>
-        <w:t xml:space="preserve">Victoria de Durango, Dgo., a </w:t>
+        <w:t xml:space="preserve">Victoria de Durango, </w:t>
+      </w:r>
+      <w:proofErr w:type="spellStart"/>
+      <w:r>
+        <w:rPr>
+          <w:sz w:val="20"/>
+          <w:szCs w:val="20"/>
+        </w:rPr>
+        <w:t>Dgo</w:t>
+      </w:r>
+      <w:proofErr w:type="spellEnd"/>
+      <w:r>
+        <w:rPr>
+          <w:sz w:val="20"/>
+          <w:szCs w:val="20"/>
+        </w:rPr>
+        <w:t xml:space="preserve">., a </w:t>
       </w:r>
       <w:r>
         <w:rPr>
@@ -21535,6 +21712,7 @@
         </w:rPr>
         <w:t>{{</w:t>
       </w:r>
+      <w:proofErr w:type="spellStart"/>
       <w:r>
         <w:rPr>
           <w:sz w:val="20"/>
@@ -21542,6 +21720,7 @@
         </w:rPr>
         <w:t>F_Hoy</w:t>
       </w:r>
+      <w:proofErr w:type="spellEnd"/>
       <w:r>
         <w:rPr>
           <w:sz w:val="20"/>
@@ -21821,7 +22000,7 @@
               </wp:anchor>
             </w:drawing>
           </mc:Choice>
-          <mc:Fallback xmlns:w16sdtdh="http://schemas.microsoft.com/office/word/2020/wordml/sdtdatahash" xmlns:w16du="http://schemas.microsoft.com/office/word/2023/wordml/word16du" xmlns:w16="http://schemas.microsoft.com/office/word/2018/wordml" xmlns:w16cid="http://schemas.microsoft.com/office/word/2016/wordml/cid" xmlns:w16cex="http://schemas.microsoft.com/office/word/2018/wordml/cex" xmlns:oel="http://schemas.microsoft.com/office/2019/extlst" xmlns:am3d="http://schemas.microsoft.com/office/drawing/2017/model3d" xmlns:aink="http://schemas.microsoft.com/office/drawing/2016/ink" xmlns:cx8="http://schemas.microsoft.com/office/drawing/2016/5/14/chartex" xmlns:cx7="http://schemas.microsoft.com/office/drawing/2016/5/13/chartex" xmlns:cx6="http://schemas.microsoft.com/office/drawing/2016/5/12/chartex" xmlns:cx5="http://schemas.microsoft.com/office/drawing/2016/5/11/chartex" xmlns:cx4="http://schemas.microsoft.com/office/drawing/2016/5/10/chartex" xmlns:cx3="http://schemas.microsoft.com/office/drawing/2016/5/9/chartex" xmlns:cx2="http://schemas.microsoft.com/office/drawing/2015/10/21/chartex" xmlns:cx1="http://schemas.microsoft.com/office/drawing/2015/9/8/chartex">
+          <mc:Fallback xmlns:cx1="http://schemas.microsoft.com/office/drawing/2015/9/8/chartex" xmlns:cx2="http://schemas.microsoft.com/office/drawing/2015/10/21/chartex" xmlns:cx3="http://schemas.microsoft.com/office/drawing/2016/5/9/chartex" xmlns:cx4="http://schemas.microsoft.com/office/drawing/2016/5/10/chartex" xmlns:cx5="http://schemas.microsoft.com/office/drawing/2016/5/11/chartex" xmlns:cx6="http://schemas.microsoft.com/office/drawing/2016/5/12/chartex" xmlns:cx7="http://schemas.microsoft.com/office/drawing/2016/5/13/chartex" xmlns:cx8="http://schemas.microsoft.com/office/drawing/2016/5/14/chartex" xmlns:aink="http://schemas.microsoft.com/office/drawing/2016/ink" xmlns:am3d="http://schemas.microsoft.com/office/drawing/2017/model3d" xmlns:oel="http://schemas.microsoft.com/office/2019/extlst" xmlns:w16cex="http://schemas.microsoft.com/office/word/2018/wordml/cex" xmlns:w16cid="http://schemas.microsoft.com/office/word/2016/wordml/cid" xmlns:w16="http://schemas.microsoft.com/office/word/2018/wordml" xmlns:w16du="http://schemas.microsoft.com/office/word/2023/wordml/word16du" xmlns:w16sdtdh="http://schemas.microsoft.com/office/word/2020/wordml/sdtdatahash">
             <w:pict>
               <v:line w14:anchorId="735A7923" id="Conector recto 66" o:spid="_x0000_s1026" style="position:absolute;flip:y;z-index:251675648;visibility:visible;mso-wrap-style:square;mso-width-percent:0;mso-height-percent:0;mso-wrap-distance-left:9pt;mso-wrap-distance-top:0;mso-wrap-distance-right:9pt;mso-wrap-distance-bottom:0;mso-position-horizontal:absolute;mso-position-horizontal-relative:text;mso-position-vertical:absolute;mso-position-vertical-relative:text;mso-width-percent:0;mso-height-percent:0;mso-width-relative:margin;mso-height-relative:margin" from="-2.65pt,32.25pt" to="260.6pt,32.25pt" o:gfxdata="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" strokecolor="black [3200]" strokeweight=".5pt">
                 <v:stroke joinstyle="miter"/>
@@ -21943,7 +22122,7 @@
               </wp:anchor>
             </w:drawing>
           </mc:Choice>
-          <mc:Fallback xmlns:w16sdtdh="http://schemas.microsoft.com/office/word/2020/wordml/sdtdatahash" xmlns:w16du="http://schemas.microsoft.com/office/word/2023/wordml/word16du" xmlns:w16="http://schemas.microsoft.com/office/word/2018/wordml" xmlns:w16cid="http://schemas.microsoft.com/office/word/2016/wordml/cid" xmlns:w16cex="http://schemas.microsoft.com/office/word/2018/wordml/cex" xmlns:oel="http://schemas.microsoft.com/office/2019/extlst" xmlns:am3d="http://schemas.microsoft.com/office/drawing/2017/model3d" xmlns:aink="http://schemas.microsoft.com/office/drawing/2016/ink" xmlns:cx8="http://schemas.microsoft.com/office/drawing/2016/5/14/chartex" xmlns:cx7="http://schemas.microsoft.com/office/drawing/2016/5/13/chartex" xmlns:cx6="http://schemas.microsoft.com/office/drawing/2016/5/12/chartex" xmlns:cx5="http://schemas.microsoft.com/office/drawing/2016/5/11/chartex" xmlns:cx4="http://schemas.microsoft.com/office/drawing/2016/5/10/chartex" xmlns:cx3="http://schemas.microsoft.com/office/drawing/2016/5/9/chartex" xmlns:cx2="http://schemas.microsoft.com/office/drawing/2015/10/21/chartex" xmlns:cx1="http://schemas.microsoft.com/office/drawing/2015/9/8/chartex">
+          <mc:Fallback xmlns:cx1="http://schemas.microsoft.com/office/drawing/2015/9/8/chartex" xmlns:cx2="http://schemas.microsoft.com/office/drawing/2015/10/21/chartex" xmlns:cx3="http://schemas.microsoft.com/office/drawing/2016/5/9/chartex" xmlns:cx4="http://schemas.microsoft.com/office/drawing/2016/5/10/chartex" xmlns:cx5="http://schemas.microsoft.com/office/drawing/2016/5/11/chartex" xmlns:cx6="http://schemas.microsoft.com/office/drawing/2016/5/12/chartex" xmlns:cx7="http://schemas.microsoft.com/office/drawing/2016/5/13/chartex" xmlns:cx8="http://schemas.microsoft.com/office/drawing/2016/5/14/chartex" xmlns:aink="http://schemas.microsoft.com/office/drawing/2016/ink" xmlns:am3d="http://schemas.microsoft.com/office/drawing/2017/model3d" xmlns:oel="http://schemas.microsoft.com/office/2019/extlst" xmlns:w16cex="http://schemas.microsoft.com/office/word/2018/wordml/cex" xmlns:w16cid="http://schemas.microsoft.com/office/word/2016/wordml/cid" xmlns:w16="http://schemas.microsoft.com/office/word/2018/wordml" xmlns:w16du="http://schemas.microsoft.com/office/word/2023/wordml/word16du" xmlns:w16sdtdh="http://schemas.microsoft.com/office/word/2020/wordml/sdtdatahash">
             <w:pict>
               <v:line w14:anchorId="50565A40" id="Conector recto 67" o:spid="_x0000_s1026" style="position:absolute;z-index:251677696;visibility:visible;mso-wrap-style:square;mso-width-percent:0;mso-height-percent:0;mso-wrap-distance-left:9pt;mso-wrap-distance-top:0;mso-wrap-distance-right:9pt;mso-wrap-distance-bottom:0;mso-position-horizontal:absolute;mso-position-horizontal-relative:text;mso-position-vertical:absolute;mso-position-vertical-relative:text;mso-width-percent:0;mso-height-percent:0;mso-width-relative:margin;mso-height-relative:margin" from="446.6pt,11.55pt" to="660.35pt,12.3pt" o:gfxdata="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" strokecolor="black [3200]" strokeweight=".5pt">
                 <v:stroke joinstyle="miter"/>
@@ -22156,8 +22335,8 @@
         </w:rPr>
         <w:t>OFICIO DEE</w:t>
       </w:r>
-      <w:bookmarkStart w:id="7" w:name="FOLIO"/>
-      <w:bookmarkEnd w:id="7"/>
+      <w:bookmarkStart w:id="6" w:name="FOLIO"/>
+      <w:bookmarkEnd w:id="6"/>
       <w:r>
         <w:rPr>
           <w:rFonts w:ascii="Arial" w:hAnsi="Arial" w:cs="Arial"/>
@@ -22221,7 +22400,7 @@
           <w:sz w:val="20"/>
           <w:szCs w:val="20"/>
         </w:rPr>
-        <w:t>/2025</w:t>
+        <w:t>/2026</w:t>
       </w:r>
     </w:p>
     <w:p>
@@ -22420,14 +22599,46 @@
           <w:sz w:val="20"/>
           <w:szCs w:val="20"/>
         </w:rPr>
-        <w:t xml:space="preserve">Victoria de Durango, Dgo., a </w:t>
+        <w:t xml:space="preserve">Victoria de Durango, </w:t>
+      </w:r>
+      <w:proofErr w:type="spellStart"/>
+      <w:r>
+        <w:rPr>
+          <w:sz w:val="20"/>
+          <w:szCs w:val="20"/>
+        </w:rPr>
+        <w:t>Dgo</w:t>
+      </w:r>
+      <w:proofErr w:type="spellEnd"/>
+      <w:r>
+        <w:rPr>
+          <w:sz w:val="20"/>
+          <w:szCs w:val="20"/>
+        </w:rPr>
+        <w:t xml:space="preserve">., a </w:t>
       </w:r>
       <w:r>
         <w:rPr>
           <w:sz w:val="20"/>
           <w:szCs w:val="20"/>
         </w:rPr>
-        <w:t>{{F_Hoy}}</w:t>
+        <w:t>{{</w:t>
+      </w:r>
+      <w:proofErr w:type="spellStart"/>
+      <w:r>
+        <w:rPr>
+          <w:sz w:val="20"/>
+          <w:szCs w:val="20"/>
+        </w:rPr>
+        <w:t>F_Hoy</w:t>
+      </w:r>
+      <w:proofErr w:type="spellEnd"/>
+      <w:r>
+        <w:rPr>
+          <w:sz w:val="20"/>
+          <w:szCs w:val="20"/>
+        </w:rPr>
+        <w:t>}}</w:t>
       </w:r>
     </w:p>
     <w:p>
@@ -22470,7 +22681,27 @@
           <w:sz w:val="20"/>
           <w:szCs w:val="20"/>
         </w:rPr>
-        <w:t>{{Nombre_Interino}}</w:t>
+        <w:t>{{</w:t>
+      </w:r>
+      <w:proofErr w:type="spellStart"/>
+      <w:r>
+        <w:rPr>
+          <w:rFonts w:ascii="Arial" w:hAnsi="Arial" w:cs="Arial"/>
+          <w:b/>
+          <w:sz w:val="20"/>
+          <w:szCs w:val="20"/>
+        </w:rPr>
+        <w:t>Nombre_Interino</w:t>
+      </w:r>
+      <w:proofErr w:type="spellEnd"/>
+      <w:r>
+        <w:rPr>
+          <w:rFonts w:ascii="Arial" w:hAnsi="Arial" w:cs="Arial"/>
+          <w:b/>
+          <w:sz w:val="20"/>
+          <w:szCs w:val="20"/>
+        </w:rPr>
+        <w:t>}}</w:t>
       </w:r>
     </w:p>
     <w:p>
@@ -22504,7 +22735,27 @@
           <w:sz w:val="20"/>
           <w:szCs w:val="20"/>
         </w:rPr>
-        <w:t xml:space="preserve"> {{RFC_Interino}}</w:t>
+        <w:t xml:space="preserve"> {{</w:t>
+      </w:r>
+      <w:proofErr w:type="spellStart"/>
+      <w:r>
+        <w:rPr>
+          <w:rFonts w:ascii="Arial" w:hAnsi="Arial" w:cs="Arial"/>
+          <w:b/>
+          <w:sz w:val="20"/>
+          <w:szCs w:val="20"/>
+        </w:rPr>
+        <w:t>RFC_Interino</w:t>
+      </w:r>
+      <w:proofErr w:type="spellEnd"/>
+      <w:r>
+        <w:rPr>
+          <w:rFonts w:ascii="Arial" w:hAnsi="Arial" w:cs="Arial"/>
+          <w:b/>
+          <w:sz w:val="20"/>
+          <w:szCs w:val="20"/>
+        </w:rPr>
+        <w:t>}}</w:t>
       </w:r>
       <w:r>
         <w:rPr>
@@ -22566,7 +22817,27 @@
           <w:sz w:val="20"/>
           <w:szCs w:val="20"/>
         </w:rPr>
-        <w:t>{{Presupuestal_Interino}}</w:t>
+        <w:t>{{</w:t>
+      </w:r>
+      <w:proofErr w:type="spellStart"/>
+      <w:r>
+        <w:rPr>
+          <w:rFonts w:ascii="Arial" w:hAnsi="Arial" w:cs="Arial"/>
+          <w:b/>
+          <w:sz w:val="20"/>
+          <w:szCs w:val="20"/>
+        </w:rPr>
+        <w:t>Presupuestal_Interino</w:t>
+      </w:r>
+      <w:proofErr w:type="spellEnd"/>
+      <w:r>
+        <w:rPr>
+          <w:rFonts w:ascii="Arial" w:hAnsi="Arial" w:cs="Arial"/>
+          <w:b/>
+          <w:sz w:val="20"/>
+          <w:szCs w:val="20"/>
+        </w:rPr>
+        <w:t>}}</w:t>
       </w:r>
       <w:r>
         <w:rPr>
@@ -22638,6 +22909,7 @@
         <w:jc w:val="both"/>
         <w:rPr>
           <w:rFonts w:ascii="Arial" w:hAnsi="Arial" w:cs="Arial"/>
+          <w:color w:val="000000"/>
           <w:sz w:val="20"/>
           <w:szCs w:val="20"/>
         </w:rPr>
@@ -22648,7 +22920,25 @@
           <w:sz w:val="20"/>
           <w:szCs w:val="20"/>
         </w:rPr>
-        <w:t xml:space="preserve">Con la categoría de {{Categoria_Titular}}, le notifico que a partir de esta fecha deberá presentarse en el </w:t>
+        <w:t>Con la categoría de {{</w:t>
+      </w:r>
+      <w:proofErr w:type="spellStart"/>
+      <w:r>
+        <w:rPr>
+          <w:rFonts w:ascii="Arial" w:hAnsi="Arial" w:cs="Arial"/>
+          <w:sz w:val="20"/>
+          <w:szCs w:val="20"/>
+        </w:rPr>
+        <w:t>Categoria_Titular</w:t>
+      </w:r>
+      <w:proofErr w:type="spellEnd"/>
+      <w:r>
+        <w:rPr>
+          <w:rFonts w:ascii="Arial" w:hAnsi="Arial" w:cs="Arial"/>
+          <w:sz w:val="20"/>
+          <w:szCs w:val="20"/>
+        </w:rPr>
+        <w:t xml:space="preserve">}}, le notifico que a partir de esta fecha deberá presentarse en el </w:t>
       </w:r>
       <w:r>
         <w:rPr>
@@ -22752,7 +23042,95 @@
           <w:sz w:val="20"/>
           <w:szCs w:val="20"/>
         </w:rPr>
-        <w:t>}}, DGO., donde desempeñará las funciones de {{Funcion_Interino}}. Y para efectos de pago {{</w:t>
+        <w:t>}}, DGO., donde desempeñará las funciones de {{</w:t>
+      </w:r>
+      <w:proofErr w:type="spellStart"/>
+      <w:r>
+        <w:rPr>
+          <w:rFonts w:ascii="Arial" w:hAnsi="Arial" w:cs="Arial"/>
+          <w:sz w:val="20"/>
+          <w:szCs w:val="20"/>
+        </w:rPr>
+        <w:t>Funcion_Interino</w:t>
+      </w:r>
+      <w:proofErr w:type="spellEnd"/>
+      <w:r>
+        <w:rPr>
+          <w:rFonts w:ascii="Arial" w:hAnsi="Arial" w:cs="Arial"/>
+          <w:sz w:val="20"/>
+          <w:szCs w:val="20"/>
+        </w:rPr>
+        <w:t xml:space="preserve">}}. </w:t>
+      </w:r>
+      <w:r>
+        <w:rPr>
+          <w:rFonts w:ascii="Arial" w:hAnsi="Arial" w:cs="Arial"/>
+          <w:sz w:val="20"/>
+          <w:szCs w:val="20"/>
+        </w:rPr>
+        <w:t>Con una carga horaria de</w:t>
+      </w:r>
+      <w:r>
+        <w:rPr>
+          <w:rFonts w:ascii="Arial" w:hAnsi="Arial" w:cs="Arial"/>
+          <w:sz w:val="20"/>
+          <w:szCs w:val="20"/>
+        </w:rPr>
+        <w:t xml:space="preserve"> {{</w:t>
+      </w:r>
+      <w:proofErr w:type="spellStart"/>
+      <w:r>
+        <w:rPr>
+          <w:rFonts w:ascii="Arial" w:hAnsi="Arial" w:cs="Arial"/>
+          <w:sz w:val="20"/>
+          <w:szCs w:val="20"/>
+        </w:rPr>
+        <w:t>Horas_Categoria</w:t>
+      </w:r>
+      <w:proofErr w:type="spellEnd"/>
+      <w:r>
+        <w:rPr>
+          <w:rFonts w:ascii="Arial" w:hAnsi="Arial" w:cs="Arial"/>
+          <w:sz w:val="20"/>
+          <w:szCs w:val="20"/>
+        </w:rPr>
+        <w:t xml:space="preserve">}} </w:t>
+      </w:r>
+      <w:proofErr w:type="spellStart"/>
+      <w:r>
+        <w:rPr>
+          <w:rFonts w:ascii="Arial" w:hAnsi="Arial" w:cs="Arial"/>
+          <w:sz w:val="20"/>
+          <w:szCs w:val="20"/>
+        </w:rPr>
+        <w:t>Hrs</w:t>
+      </w:r>
+      <w:proofErr w:type="spellEnd"/>
+      <w:r>
+        <w:rPr>
+          <w:rFonts w:ascii="Arial" w:hAnsi="Arial" w:cs="Arial"/>
+          <w:sz w:val="20"/>
+          <w:szCs w:val="20"/>
+        </w:rPr>
+        <w:t>.</w:t>
+      </w:r>
+      <w:r>
+        <w:rPr>
+          <w:rFonts w:ascii="Arial" w:hAnsi="Arial" w:cs="Arial"/>
+          <w:sz w:val="20"/>
+          <w:szCs w:val="20"/>
+        </w:rPr>
+        <w:t xml:space="preserve"> </w:t>
+      </w:r>
+      <w:bookmarkStart w:id="7" w:name="_GoBack"/>
+      <w:bookmarkEnd w:id="7"/>
+      <w:r>
+        <w:rPr>
+          <w:rFonts w:ascii="Arial" w:hAnsi="Arial" w:cs="Arial"/>
+          <w:sz w:val="20"/>
+          <w:szCs w:val="20"/>
+        </w:rPr>
+        <w:t>Y para efectos de pago {{</w:t>
       </w:r>
       <w:proofErr w:type="spellStart"/>
       <w:r>
@@ -22807,7 +23185,25 @@
           <w:sz w:val="20"/>
           <w:szCs w:val="20"/>
         </w:rPr>
-        <w:t>Exhortándole para que en esta responsabilidad se desempeñe con entusiasmo y dedicación   y al tomar posesión del cargo, deberá notificarlo por escrito a estas oficinas no excediendo de 72 Hrs., con el visto bueno de la autoridad inmediata superior.</w:t>
+        <w:t xml:space="preserve">Exhortándole para que en esta responsabilidad se desempeñe con entusiasmo y dedicación   y al tomar posesión del cargo, deberá notificarlo por escrito a estas oficinas no excediendo de 72 </w:t>
+      </w:r>
+      <w:proofErr w:type="spellStart"/>
+      <w:r>
+        <w:rPr>
+          <w:rFonts w:ascii="Arial" w:hAnsi="Arial" w:cs="Arial"/>
+          <w:sz w:val="20"/>
+          <w:szCs w:val="20"/>
+        </w:rPr>
+        <w:t>Hrs</w:t>
+      </w:r>
+      <w:proofErr w:type="spellEnd"/>
+      <w:r>
+        <w:rPr>
+          <w:rFonts w:ascii="Arial" w:hAnsi="Arial" w:cs="Arial"/>
+          <w:sz w:val="20"/>
+          <w:szCs w:val="20"/>
+        </w:rPr>
+        <w:t>., con el visto bueno de la autoridad inmediata superior.</w:t>
       </w:r>
     </w:p>
     <w:p>
@@ -22854,6 +23250,7 @@
         </w:rPr>
         <w:t>{{</w:t>
       </w:r>
+      <w:proofErr w:type="spellStart"/>
       <w:r>
         <w:rPr>
           <w:rFonts w:ascii="Arial" w:hAnsi="Arial" w:cs="Arial"/>
@@ -22862,6 +23259,7 @@
         </w:rPr>
         <w:t>T_Movimiento</w:t>
       </w:r>
+      <w:proofErr w:type="spellEnd"/>
       <w:r>
         <w:rPr>
           <w:rFonts w:ascii="Arial" w:hAnsi="Arial" w:cs="Arial"/>
@@ -22902,6 +23300,7 @@
         </w:rPr>
         <w:t xml:space="preserve"> {{</w:t>
       </w:r>
+      <w:proofErr w:type="spellStart"/>
       <w:r>
         <w:rPr>
           <w:rFonts w:ascii="Arial" w:hAnsi="Arial" w:cs="Arial"/>
@@ -22910,6 +23309,7 @@
         </w:rPr>
         <w:t>Nombre_Titular</w:t>
       </w:r>
+      <w:proofErr w:type="spellEnd"/>
       <w:r>
         <w:rPr>
           <w:rFonts w:ascii="Arial" w:hAnsi="Arial" w:cs="Arial"/>
@@ -23028,16 +23428,26 @@
           <w:sz w:val="20"/>
           <w:szCs w:val="20"/>
         </w:rPr>
-        <w:t xml:space="preserve">A T E N T A M E N T E  </w:t>
+        <w:t xml:space="preserve">A T E N T A M E N T </w:t>
       </w:r>
+      <w:proofErr w:type="gramStart"/>
       <w:r>
         <w:rPr>
           <w:rFonts w:ascii="Arial" w:hAnsi="Arial" w:cs="Arial"/>
           <w:sz w:val="20"/>
           <w:szCs w:val="20"/>
         </w:rPr>
+        <w:t xml:space="preserve">E  </w:t>
+      </w:r>
+      <w:r>
+        <w:rPr>
+          <w:rFonts w:ascii="Arial" w:hAnsi="Arial" w:cs="Arial"/>
+          <w:sz w:val="20"/>
+          <w:szCs w:val="20"/>
+        </w:rPr>
         <w:t>,</w:t>
       </w:r>
+      <w:proofErr w:type="gramEnd"/>
       <w:r>
         <w:rPr>
           <w:rFonts w:ascii="Arial" w:hAnsi="Arial" w:cs="Arial"/>
@@ -23094,8 +23504,17 @@
           <w:sz w:val="20"/>
           <w:szCs w:val="20"/>
         </w:rPr>
-        <w:t>}} con clave de centro de trabajo {{Clave_CT</w:t>
+        <w:t>}} con clave de centro de trabajo {{</w:t>
       </w:r>
+      <w:proofErr w:type="spellStart"/>
+      <w:r>
+        <w:rPr>
+          <w:sz w:val="20"/>
+          <w:szCs w:val="20"/>
+        </w:rPr>
+        <w:t>Clave_CT</w:t>
+      </w:r>
+      <w:proofErr w:type="spellEnd"/>
       <w:proofErr w:type="gramStart"/>
       <w:r>
         <w:rPr>
@@ -23110,7 +23529,23 @@
           <w:sz w:val="20"/>
           <w:szCs w:val="20"/>
         </w:rPr>
-        <w:t xml:space="preserve"> Y para efectos de pago {{Clave_CT_Techo_F}}.</w:t>
+        <w:t xml:space="preserve"> Y para efectos de pago {{</w:t>
+      </w:r>
+      <w:proofErr w:type="spellStart"/>
+      <w:r>
+        <w:rPr>
+          <w:sz w:val="20"/>
+          <w:szCs w:val="20"/>
+        </w:rPr>
+        <w:t>Clave_CT_Techo_F</w:t>
+      </w:r>
+      <w:proofErr w:type="spellEnd"/>
+      <w:r>
+        <w:rPr>
+          <w:sz w:val="20"/>
+          <w:szCs w:val="20"/>
+        </w:rPr>
+        <w:t>}}.</w:t>
       </w:r>
     </w:p>
     <w:p>
@@ -23216,13 +23651,24 @@
           <w:szCs w:val="16"/>
         </w:rPr>
       </w:pPr>
+      <w:proofErr w:type="spellStart"/>
+      <w:proofErr w:type="gramStart"/>
       <w:r>
         <w:rPr>
           <w:sz w:val="16"/>
           <w:szCs w:val="16"/>
         </w:rPr>
-        <w:t>c.c.p.:C.</w:t>
+        <w:t>c.c.p.:C</w:t>
       </w:r>
+      <w:proofErr w:type="spellEnd"/>
+      <w:r>
+        <w:rPr>
+          <w:sz w:val="16"/>
+          <w:szCs w:val="16"/>
+        </w:rPr>
+        <w:t>.</w:t>
+      </w:r>
+      <w:proofErr w:type="gramEnd"/>
       <w:r>
         <w:rPr>
           <w:sz w:val="16"/>
@@ -23396,12 +23842,21 @@
           <w:szCs w:val="16"/>
         </w:rPr>
       </w:pPr>
+      <w:proofErr w:type="spellStart"/>
       <w:r>
         <w:rPr>
           <w:sz w:val="16"/>
           <w:szCs w:val="16"/>
         </w:rPr>
-        <w:t>c.c.p.   MINUTARIO.</w:t>
+        <w:t>c.c.p</w:t>
+      </w:r>
+      <w:proofErr w:type="spellEnd"/>
+      <w:r>
+        <w:rPr>
+          <w:sz w:val="16"/>
+          <w:szCs w:val="16"/>
+        </w:rPr>
+        <w:t>.   MINUTARIO.</w:t>
       </w:r>
     </w:p>
     <w:p>
@@ -23434,7 +23889,23 @@
           <w:sz w:val="16"/>
           <w:szCs w:val="16"/>
         </w:rPr>
-        <w:t>{{quienlohizo}}</w:t>
+        <w:t>{{</w:t>
+      </w:r>
+      <w:proofErr w:type="spellStart"/>
+      <w:r>
+        <w:rPr>
+          <w:sz w:val="16"/>
+          <w:szCs w:val="16"/>
+        </w:rPr>
+        <w:t>quienlohizo</w:t>
+      </w:r>
+      <w:proofErr w:type="spellEnd"/>
+      <w:r>
+        <w:rPr>
+          <w:sz w:val="16"/>
+          <w:szCs w:val="16"/>
+        </w:rPr>
+        <w:t>}}</w:t>
       </w:r>
     </w:p>
     <w:p>
@@ -23730,6 +24201,7 @@
               </w:rPr>
               <w:t>{{</w:t>
             </w:r>
+            <w:proofErr w:type="spellStart"/>
             <w:r>
               <w:rPr>
                 <w:rFonts w:ascii="Arial" w:hAnsi="Arial" w:cs="Arial"/>
@@ -23738,6 +24210,7 @@
               </w:rPr>
               <w:t>Nombre_Interino</w:t>
             </w:r>
+            <w:proofErr w:type="spellEnd"/>
             <w:r>
               <w:rPr>
                 <w:rFonts w:ascii="Arial" w:hAnsi="Arial" w:cs="Arial"/>
@@ -23779,6 +24252,7 @@
               </w:rPr>
               <w:t>{{</w:t>
             </w:r>
+            <w:proofErr w:type="spellStart"/>
             <w:r>
               <w:rPr>
                 <w:rFonts w:ascii="Arial" w:hAnsi="Arial" w:cs="Arial"/>
@@ -23788,6 +24262,7 @@
               </w:rPr>
               <w:t>Nombre_Titular</w:t>
             </w:r>
+            <w:proofErr w:type="spellEnd"/>
             <w:r>
               <w:rPr>
                 <w:rFonts w:ascii="Arial" w:hAnsi="Arial" w:cs="Arial"/>
@@ -23828,6 +24303,7 @@
               </w:rPr>
               <w:t>{{</w:t>
             </w:r>
+            <w:proofErr w:type="spellStart"/>
             <w:r>
               <w:rPr>
                 <w:rFonts w:ascii="Arial" w:hAnsi="Arial" w:cs="Arial"/>
@@ -23836,6 +24312,7 @@
               </w:rPr>
               <w:t>T_Movimiento</w:t>
             </w:r>
+            <w:proofErr w:type="spellEnd"/>
             <w:r>
               <w:rPr>
                 <w:rFonts w:ascii="Arial" w:hAnsi="Arial" w:cs="Arial"/>
@@ -24656,7 +25133,7 @@
               </wp:anchor>
             </w:drawing>
           </mc:Choice>
-          <mc:Fallback xmlns:w16sdtdh="http://schemas.microsoft.com/office/word/2020/wordml/sdtdatahash" xmlns:w16du="http://schemas.microsoft.com/office/word/2023/wordml/word16du" xmlns:w16="http://schemas.microsoft.com/office/word/2018/wordml" xmlns:w16cid="http://schemas.microsoft.com/office/word/2016/wordml/cid" xmlns:w16cex="http://schemas.microsoft.com/office/word/2018/wordml/cex" xmlns:oel="http://schemas.microsoft.com/office/2019/extlst" xmlns:am3d="http://schemas.microsoft.com/office/drawing/2017/model3d" xmlns:aink="http://schemas.microsoft.com/office/drawing/2016/ink" xmlns:cx8="http://schemas.microsoft.com/office/drawing/2016/5/14/chartex" xmlns:cx7="http://schemas.microsoft.com/office/drawing/2016/5/13/chartex" xmlns:cx6="http://schemas.microsoft.com/office/drawing/2016/5/12/chartex" xmlns:cx5="http://schemas.microsoft.com/office/drawing/2016/5/11/chartex" xmlns:cx4="http://schemas.microsoft.com/office/drawing/2016/5/10/chartex" xmlns:cx3="http://schemas.microsoft.com/office/drawing/2016/5/9/chartex" xmlns:cx2="http://schemas.microsoft.com/office/drawing/2015/10/21/chartex" xmlns:cx1="http://schemas.microsoft.com/office/drawing/2015/9/8/chartex">
+          <mc:Fallback xmlns:cx1="http://schemas.microsoft.com/office/drawing/2015/9/8/chartex" xmlns:cx2="http://schemas.microsoft.com/office/drawing/2015/10/21/chartex" xmlns:cx3="http://schemas.microsoft.com/office/drawing/2016/5/9/chartex" xmlns:cx4="http://schemas.microsoft.com/office/drawing/2016/5/10/chartex" xmlns:cx5="http://schemas.microsoft.com/office/drawing/2016/5/11/chartex" xmlns:cx6="http://schemas.microsoft.com/office/drawing/2016/5/12/chartex" xmlns:cx7="http://schemas.microsoft.com/office/drawing/2016/5/13/chartex" xmlns:cx8="http://schemas.microsoft.com/office/drawing/2016/5/14/chartex" xmlns:aink="http://schemas.microsoft.com/office/drawing/2016/ink" xmlns:am3d="http://schemas.microsoft.com/office/drawing/2017/model3d" xmlns:oel="http://schemas.microsoft.com/office/2019/extlst" xmlns:w16cex="http://schemas.microsoft.com/office/word/2018/wordml/cex" xmlns:w16cid="http://schemas.microsoft.com/office/word/2016/wordml/cid" xmlns:w16="http://schemas.microsoft.com/office/word/2018/wordml" xmlns:w16du="http://schemas.microsoft.com/office/word/2023/wordml/word16du" xmlns:w16sdtdh="http://schemas.microsoft.com/office/word/2020/wordml/sdtdatahash">
             <w:pict>
               <v:line w14:anchorId="3DB20B95" id="Conector recto 9" o:spid="_x0000_s1026" style="position:absolute;flip:y;z-index:251678720;visibility:visible;mso-wrap-style:square;mso-wrap-distance-left:9pt;mso-wrap-distance-top:0;mso-wrap-distance-right:9pt;mso-wrap-distance-bottom:0;mso-position-horizontal:absolute;mso-position-horizontal-relative:text;mso-position-vertical:absolute;mso-position-vertical-relative:text" from="504.35pt,11.2pt" to="618.35pt,11.95pt" o:gfxdata="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" strokecolor="black [3200]" strokeweight=".5pt">
                 <v:stroke joinstyle="miter"/>
@@ -24753,6 +25230,7 @@
         </w:rPr>
         <w:t>{{</w:t>
       </w:r>
+      <w:proofErr w:type="spellStart"/>
       <w:r>
         <w:rPr>
           <w:rFonts w:ascii="Tahoma" w:hAnsi="Tahoma" w:cs="Tahoma"/>
@@ -24763,6 +25241,7 @@
         </w:rPr>
         <w:t>F_Hoy</w:t>
       </w:r>
+      <w:proofErr w:type="spellEnd"/>
       <w:r>
         <w:rPr>
           <w:rFonts w:ascii="Tahoma" w:hAnsi="Tahoma" w:cs="Tahoma"/>
@@ -24772,27 +25251,6 @@
           <w:u w:val="single"/>
         </w:rPr>
         <w:t>}}</w:t>
-      </w:r>
-    </w:p>
-    <w:p>
-      <w:pPr>
-        <w:rPr>
-          <w:rFonts w:ascii="Tahoma" w:hAnsi="Tahoma" w:cs="Tahoma"/>
-        </w:rPr>
-      </w:pPr>
-      <w:r>
-        <w:rPr>
-          <w:rFonts w:ascii="Tahoma" w:hAnsi="Tahoma" w:cs="Tahoma"/>
-          <w:sz w:val="20"/>
-          <w:szCs w:val="20"/>
-        </w:rPr>
-        <w:t xml:space="preserve">       FIRMA DE RESPONSABLE </w:t>
-      </w:r>
-      <w:r>
-        <w:rPr>
-          <w:rFonts w:ascii="Tahoma" w:hAnsi="Tahoma" w:cs="Tahoma"/>
-        </w:rPr>
-        <w:t xml:space="preserve">                 </w:t>
       </w:r>
     </w:p>
     <w:p>
@@ -24801,6 +25259,15 @@
           <w:tab w:val="left" w:pos="1455"/>
         </w:tabs>
       </w:pPr>
+      <w:r>
+        <w:rPr>
+          <w:b/>
+          <w:sz w:val="16"/>
+          <w:szCs w:val="16"/>
+          <w:u w:val="single"/>
+        </w:rPr>
+        <w:t>JEFA DEL DEPARTAMENTO DE EDUCACION ESPECIAL</w:t>
+      </w:r>
     </w:p>
     <w:sectPr>
       <w:headerReference w:type="first" r:id="rId18"/>
@@ -25234,7 +25701,7 @@
               <v:shape id="_x0000_i1025" type="#_x0000_t75" style="width:82.5pt;height:56.25pt">
                 <v:imagedata r:id="rId1" o:title=""/>
               </v:shape>
-              <o:OLEObject Type="Embed" ProgID="PBrush" ShapeID="_x0000_i1025" DrawAspect="Content" ObjectID="_1834813710" r:id="rId2"/>
+              <o:OLEObject Type="Embed" ProgID="PBrush" ShapeID="_x0000_i1025" DrawAspect="Content" ObjectID="_1850375876" r:id="rId2"/>
             </w:object>
           </w:r>
         </w:p>
@@ -26055,7 +26522,7 @@
         <v:shape id="_x0000_s2050" type="#_x0000_t75" style="position:absolute;margin-left:-10.15pt;margin-top:-19.7pt;width:89.25pt;height:63.75pt;z-index:251664384;mso-wrap-style:tight">
           <v:imagedata r:id="rId1" o:title=""/>
         </v:shape>
-        <o:OLEObject Type="Embed" ProgID="PBrush" ShapeID="_x0000_s2050" DrawAspect="Content" ObjectID="_1834813711" r:id="rId2"/>
+        <o:OLEObject Type="Embed" ProgID="PBrush" ShapeID="_x0000_s2050" DrawAspect="Content" ObjectID="_1850375877" r:id="rId2"/>
       </w:object>
     </w:r>
   </w:p>
@@ -27441,7 +27908,7 @@
 </file>
 
 <file path=customXml/itemProps1.xml><?xml version="1.0" encoding="utf-8"?>
-<ds:datastoreItem xmlns:ds="http://schemas.openxmlformats.org/officeDocument/2006/customXml" ds:itemID="{77EB586F-0F48-4D55-934E-267F395BC3B2}">
+<ds:datastoreItem xmlns:ds="http://schemas.openxmlformats.org/officeDocument/2006/customXml" ds:itemID="{A0D1B7AC-32B4-41DA-8EAA-1B2C5BBA5973}">
   <ds:schemaRefs>
     <ds:schemaRef ds:uri="http://schemas.openxmlformats.org/officeDocument/2006/bibliography"/>
   </ds:schemaRefs>
